--- a/rapports/16_02_2026/BLONDIN/coh_EQ29_sup_053204030004.docx
+++ b/rapports/16_02_2026/BLONDIN/coh_EQ29_sup_053204030004.docx
@@ -25,7 +25,7 @@
         <w:br/>
         <w:t>Grappe: 053204030004</w:t>
         <w:br/>
-        <w:t>Date: 16/02/2026 a 12:40</w:t>
+        <w:t>Date: 16/02/2026 a 12:58</w:t>
       </w:r>
     </w:p>
     <w:p/>
@@ -6601,11 +6601,11 @@
         <w:rPr>
           <w:sz w:val="20"/>
         </w:rPr>
-        <w:t xml:space="preserve">- Les informations sur ces entrepises non agricole manquent, prière de les renseigner. Le montant obtenus sur les services rendus par l'entreprise ##N/A## au cours des 30 derniers jours ou durant le dernier mois où l'entreprise a fonctionné n'a pas été renseigné, prière de mettre de 0 si l'entreprise n'a pas rendu de service. Prière de renseigner les montants dans les champs (s10q46 s10q47 s10q48 s10q49 s10q50 s10q51 s10q52 s10q53 s10q54 s10q55 s10q56 s10q57), mettre 0 si l'entreprise ##N/A## n'a pas effectué des dépenses ou faire des reventes des marchandises ou des produits ou rendre de service.Cette entreprise ##N/A## dit avoir obtenu une valeur sur les marchandises vendu en etat, les marchandises vendu après transformation et les services rendus. Prière de corriger. Cette entreprise ##N/A## dit avoir obtenu une valeur sur les marchandises vendu en etat et les marchandises vendu après transformation. La main d'oeuvre familiale pour Astou faye ayant travaillé dans cette entreprise ##N/A## aucours des 12 derniers mois n'est pas renseigner. Prière de reneigner toutes les informations qui lui concerne. La main d'oeuvre sariale de Astou faye ayant travaillé dans cette entreprise ##N/A## aucours des 30 derniers jours n'est pas renseigner. Prière de reneigner toutes les informations qui lui concerne. </w:t>
-        <w:br/>
-        <w:t xml:space="preserve">- Les informations sur ces entrepises non agricole manquent, prière de les renseigner. Le montant obtenus sur les services rendus par l'entreprise ##N/A## au cours des 30 derniers jours ou durant le dernier mois où l'entreprise a fonctionné n'a pas été renseigné, prière de mettre de 0 si l'entreprise n'a pas rendu de service. Prière de renseigner les montants dans les champs (s10q46 s10q47 s10q48 s10q49 s10q50 s10q51 s10q52 s10q53 s10q54 s10q55 s10q56 s10q57), mettre 0 si l'entreprise ##N/A## n'a pas effectué des dépenses ou faire des reventes des marchandises ou des produits ou rendre de service.Cette entreprise ##N/A## dit avoir obtenu une valeur sur les marchandises vendu en etat, les marchandises vendu après transformation et les services rendus. Prière de corriger. Cette entreprise ##N/A## dit avoir obtenu une valeur sur les marchandises vendu en etat et les marchandises vendu après transformation. La main d'oeuvre familiale pour Ndeye Arame Dembelé ayant travaillé dans cette entreprise ##N/A## aucours des 12 derniers mois n'est pas renseigner. Prière de reneigner toutes les informations qui lui concerne. La main d'oeuvre sariale de Ndeye Arame Dembelé ayant travaillé dans cette entreprise ##N/A## aucours des 30 derniers jours n'est pas renseigner. Prière de reneigner toutes les informations qui lui concerne. </w:t>
-        <w:br/>
-        <w:t>- Les informations sur ces entrepises non agricole manquent, prière de les renseigner. Le montant obtenus sur les services rendus par l'entreprise ##N/A## au cours des 30 derniers jours ou durant le dernier mois où l'entreprise a fonctionné n'a pas été renseigné, prière de mettre de 0 si l'entreprise n'a pas rendu de service. Prière de renseigner les montants dans les champs (s10q46 s10q47 s10q48 s10q49 s10q50 s10q51 s10q52 s10q53 s10q54 s10q55 s10q56 s10q57), mettre 0 si l'entreprise ##N/A## n'a pas effectué des dépenses ou faire des reventes des marchandises ou des produits ou rendre de service.Cette entreprise ##N/A## dit avoir obtenu une valeur sur les marchandises vendu en etat, les marchandises vendu après transformation et les services rendus. Prière de corriger. Cette entreprise ##N/A## dit avoir obtenu une valeur sur les marchandises vendu en etat et les marchandises vendu après transformation. La main d'oeuvre familiale pour Youssouph Sega Camara ayant travaillé dans cette entreprise ##N/A## aucours des 12 derniers mois n'est pas renseigner. Prière de reneigner toutes les informations qui lui concerne. La main d'oeuvre sariale de Youssouph Sega Camara ayant travaillé dans cette entreprise ##N/A## aucours des 30 derniers jours n'est pas renseigner. Prière de reneigner toutes les informations qui lui concerne.</w:t>
+        <w:t xml:space="preserve">- Les informations sur ces entrepises non agricole manquent, prière de les renseigner. Le montant obtenus sur les services rendus par l'entreprise ##N/A## au cours des 30 derniers jours ou durant le dernier mois où l'entreprise a fonctionné n'a pas été renseigné, prière de mettre de 0 si l'entreprise n'a pas rendu de service. Prière de renseigner les montants dans les champs (s10q46 s10q47 s10q48 s10q49 s10q50 s10q51 s10q52 s10q53 s10q54 s10q55 s10q56 s10q57), mettre 0 si l'entreprise ##N/A## n'a pas effectué des dépenses ou faire des reventes des marchandises ou des produits ou rendre de service.Cette entreprise ##N/A## dit avoir obtenu une valeur sur les marchandises vendu en etat, les marchandises vendu après transformation et les services rendus. Prière de corriger. Cette entreprise ##N/A## dit avoir obtenu une valeur sur les marchandises vendu en etat et les marchandises vendu après transformation. La main d'oeuvre familiale pour Adama Camara ayant travaillé dans cette entreprise ##N/A## aucours des 12 derniers mois n'est pas renseigner. Prière de reneigner toutes les informations qui lui concerne. La main d'oeuvre sariale de Adama Camara ayant travaillé dans cette entreprise ##N/A## aucours des 30 derniers jours n'est pas renseigner. Prière de reneigner toutes les informations qui lui concerne. </w:t>
+        <w:br/>
+        <w:t xml:space="preserve">- Les informations sur ces entrepises non agricole manquent, prière de les renseigner. Le montant obtenus sur les services rendus par l'entreprise ##N/A## au cours des 30 derniers jours ou durant le dernier mois où l'entreprise a fonctionné n'a pas été renseigné, prière de mettre de 0 si l'entreprise n'a pas rendu de service. Prière de renseigner les montants dans les champs (s10q46 s10q47 s10q48 s10q49 s10q50 s10q51 s10q52 s10q53 s10q54 s10q55 s10q56 s10q57), mettre 0 si l'entreprise ##N/A## n'a pas effectué des dépenses ou faire des reventes des marchandises ou des produits ou rendre de service.Cette entreprise ##N/A## dit avoir obtenu une valeur sur les marchandises vendu en etat, les marchandises vendu après transformation et les services rendus. Prière de corriger. Cette entreprise ##N/A## dit avoir obtenu une valeur sur les marchandises vendu en etat et les marchandises vendu après transformation. La main d'oeuvre familiale pour Hawa Samoura ayant travaillé dans cette entreprise ##N/A## aucours des 12 derniers mois n'est pas renseigner. Prière de reneigner toutes les informations qui lui concerne. La main d'oeuvre sariale de Hawa Samoura ayant travaillé dans cette entreprise ##N/A## aucours des 30 derniers jours n'est pas renseigner. Prière de reneigner toutes les informations qui lui concerne. </w:t>
+        <w:br/>
+        <w:t>- Les informations sur ces entrepises non agricole manquent, prière de les renseigner. Le montant obtenus sur les services rendus par l'entreprise ##N/A## au cours des 30 derniers jours ou durant le dernier mois où l'entreprise a fonctionné n'a pas été renseigné, prière de mettre de 0 si l'entreprise n'a pas rendu de service. Prière de renseigner les montants dans les champs (s10q46 s10q47 s10q48 s10q49 s10q50 s10q51 s10q52 s10q53 s10q54 s10q55 s10q56 s10q57), mettre 0 si l'entreprise ##N/A## n'a pas effectué des dépenses ou faire des reventes des marchandises ou des produits ou rendre de service.Cette entreprise ##N/A## dit avoir obtenu une valeur sur les marchandises vendu en etat, les marchandises vendu après transformation et les services rendus. Prière de corriger. Cette entreprise ##N/A## dit avoir obtenu une valeur sur les marchandises vendu en etat et les marchandises vendu après transformation. La main d'oeuvre familiale pour Moussou koura Camara ayant travaillé dans cette entreprise ##N/A## aucours des 12 derniers mois n'est pas renseigner. Prière de reneigner toutes les informations qui lui concerne. La main d'oeuvre sariale de Moussou koura Camara ayant travaillé dans cette entreprise ##N/A## aucours des 30 derniers jours n'est pas renseigner. Prière de reneigner toutes les informations qui lui concerne. Le noms de l'entreprise conducteur de 7 places ne doit pas contenir de chiffre et doit être bien renseigné, prière de bien renseigné .</w:t>
       </w:r>
     </w:p>
     <w:p>

--- a/rapports/16_02_2026/BLONDIN/coh_EQ29_sup_053204030004.docx
+++ b/rapports/16_02_2026/BLONDIN/coh_EQ29_sup_053204030004.docx
@@ -25,7 +25,7 @@
         <w:br/>
         <w:t>Grappe: 053204030004</w:t>
         <w:br/>
-        <w:t>Date: 16/02/2026 a 12:58</w:t>
+        <w:t>Date: 16/02/2026 a 13:05</w:t>
       </w:r>
     </w:p>
     <w:p/>
@@ -97,7 +97,7 @@
           </w:tcPr>
           <w:p>
             <w:r>
-              <w:t>9</w:t>
+              <w:t>12</w:t>
             </w:r>
           </w:p>
         </w:tc>
@@ -199,7 +199,7 @@
           </w:tcPr>
           <w:p>
             <w:r>
-              <w:t>Section1</w:t>
+              <w:t>Section0</w:t>
             </w:r>
           </w:p>
         </w:tc>
@@ -209,7 +209,7 @@
           </w:tcPr>
           <w:p>
             <w:r>
-              <w:t>Caracteristiques des membres</w:t>
+              <w:t>Identification et renseignements de controle</w:t>
             </w:r>
           </w:p>
         </w:tc>
@@ -219,7 +219,7 @@
           </w:tcPr>
           <w:p>
             <w:r>
-              <w:t>9</w:t>
+              <w:t>12</w:t>
             </w:r>
           </w:p>
         </w:tc>
@@ -251,7 +251,135 @@
           </w:tcPr>
           <w:p>
             <w:r>
-              <w:t>9</w:t>
+              <w:t>12</w:t>
+            </w:r>
+          </w:p>
+        </w:tc>
+      </w:tr>
+      <w:tr>
+        <w:tc>
+          <w:tcPr>
+            <w:tcW w:type="dxa" w:w="3324"/>
+          </w:tcPr>
+          <w:p>
+            <w:r>
+              <w:t>Section7b</w:t>
+            </w:r>
+          </w:p>
+        </w:tc>
+        <w:tc>
+          <w:tcPr>
+            <w:tcW w:type="dxa" w:w="3324"/>
+          </w:tcPr>
+          <w:p>
+            <w:r>
+              <w:t>Consommation alimentaire - 7 jours</w:t>
+            </w:r>
+          </w:p>
+        </w:tc>
+        <w:tc>
+          <w:tcPr>
+            <w:tcW w:type="dxa" w:w="3324"/>
+          </w:tcPr>
+          <w:p>
+            <w:r>
+              <w:t>12</w:t>
+            </w:r>
+          </w:p>
+        </w:tc>
+      </w:tr>
+      <w:tr>
+        <w:tc>
+          <w:tcPr>
+            <w:tcW w:type="dxa" w:w="3324"/>
+          </w:tcPr>
+          <w:p>
+            <w:r>
+              <w:t>Section16a</w:t>
+            </w:r>
+          </w:p>
+        </w:tc>
+        <w:tc>
+          <w:tcPr>
+            <w:tcW w:type="dxa" w:w="3324"/>
+          </w:tcPr>
+          <w:p>
+            <w:r>
+              <w:t>Champs et parcelles</w:t>
+            </w:r>
+          </w:p>
+        </w:tc>
+        <w:tc>
+          <w:tcPr>
+            <w:tcW w:type="dxa" w:w="3324"/>
+          </w:tcPr>
+          <w:p>
+            <w:r>
+              <w:t>12</w:t>
+            </w:r>
+          </w:p>
+        </w:tc>
+      </w:tr>
+      <w:tr>
+        <w:tc>
+          <w:tcPr>
+            <w:tcW w:type="dxa" w:w="3324"/>
+          </w:tcPr>
+          <w:p>
+            <w:r>
+              <w:t>Section1</w:t>
+            </w:r>
+          </w:p>
+        </w:tc>
+        <w:tc>
+          <w:tcPr>
+            <w:tcW w:type="dxa" w:w="3324"/>
+          </w:tcPr>
+          <w:p>
+            <w:r>
+              <w:t>Caracteristiques des membres</w:t>
+            </w:r>
+          </w:p>
+        </w:tc>
+        <w:tc>
+          <w:tcPr>
+            <w:tcW w:type="dxa" w:w="3324"/>
+          </w:tcPr>
+          <w:p>
+            <w:r>
+              <w:t>11</w:t>
+            </w:r>
+          </w:p>
+        </w:tc>
+      </w:tr>
+      <w:tr>
+        <w:tc>
+          <w:tcPr>
+            <w:tcW w:type="dxa" w:w="3324"/>
+          </w:tcPr>
+          <w:p>
+            <w:r>
+              <w:t>Section4b</w:t>
+            </w:r>
+          </w:p>
+        </w:tc>
+        <w:tc>
+          <w:tcPr>
+            <w:tcW w:type="dxa" w:w="3324"/>
+          </w:tcPr>
+          <w:p>
+            <w:r>
+              <w:t>Emploi - Activite principale</w:t>
+            </w:r>
+          </w:p>
+        </w:tc>
+        <w:tc>
+          <w:tcPr>
+            <w:tcW w:type="dxa" w:w="3324"/>
+          </w:tcPr>
+          <w:p>
+            <w:r>
+              <w:t>10</w:t>
             </w:r>
           </w:p>
         </w:tc>
@@ -283,39 +411,7 @@
           </w:tcPr>
           <w:p>
             <w:r>
-              <w:t>9</w:t>
-            </w:r>
-          </w:p>
-        </w:tc>
-      </w:tr>
-      <w:tr>
-        <w:tc>
-          <w:tcPr>
-            <w:tcW w:type="dxa" w:w="3324"/>
-          </w:tcPr>
-          <w:p>
-            <w:r>
-              <w:t>Section16a</w:t>
-            </w:r>
-          </w:p>
-        </w:tc>
-        <w:tc>
-          <w:tcPr>
-            <w:tcW w:type="dxa" w:w="3324"/>
-          </w:tcPr>
-          <w:p>
-            <w:r>
-              <w:t>Champs et parcelles</w:t>
-            </w:r>
-          </w:p>
-        </w:tc>
-        <w:tc>
-          <w:tcPr>
-            <w:tcW w:type="dxa" w:w="3324"/>
-          </w:tcPr>
-          <w:p>
-            <w:r>
-              <w:t>9</w:t>
+              <w:t>10</w:t>
             </w:r>
           </w:p>
         </w:tc>
@@ -347,7 +443,7 @@
           </w:tcPr>
           <w:p>
             <w:r>
-              <w:t>7</w:t>
+              <w:t>9</w:t>
             </w:r>
           </w:p>
         </w:tc>
@@ -359,7 +455,7 @@
           </w:tcPr>
           <w:p>
             <w:r>
-              <w:t>Section4b</w:t>
+              <w:t>Section10b</w:t>
             </w:r>
           </w:p>
         </w:tc>
@@ -369,7 +465,7 @@
           </w:tcPr>
           <w:p>
             <w:r>
-              <w:t>Emploi - Activite principale</w:t>
+              <w:t>caracteristiques entreprise non agricole</w:t>
             </w:r>
           </w:p>
         </w:tc>
@@ -391,7 +487,7 @@
           </w:tcPr>
           <w:p>
             <w:r>
-              <w:t>Section7b</w:t>
+              <w:t>Section14</w:t>
             </w:r>
           </w:p>
         </w:tc>
@@ -401,7 +497,7 @@
           </w:tcPr>
           <w:p>
             <w:r>
-              <w:t>Consommation alimentaire - 7 jours</w:t>
+              <w:t>Chocs</w:t>
             </w:r>
           </w:p>
         </w:tc>
@@ -412,102 +508,6 @@
           <w:p>
             <w:r>
               <w:t>7</w:t>
-            </w:r>
-          </w:p>
-        </w:tc>
-      </w:tr>
-      <w:tr>
-        <w:tc>
-          <w:tcPr>
-            <w:tcW w:type="dxa" w:w="3324"/>
-          </w:tcPr>
-          <w:p>
-            <w:r>
-              <w:t>Section0</w:t>
-            </w:r>
-          </w:p>
-        </w:tc>
-        <w:tc>
-          <w:tcPr>
-            <w:tcW w:type="dxa" w:w="3324"/>
-          </w:tcPr>
-          <w:p>
-            <w:r>
-              <w:t>Identification et renseignements de controle</w:t>
-            </w:r>
-          </w:p>
-        </w:tc>
-        <w:tc>
-          <w:tcPr>
-            <w:tcW w:type="dxa" w:w="3324"/>
-          </w:tcPr>
-          <w:p>
-            <w:r>
-              <w:t>6</w:t>
-            </w:r>
-          </w:p>
-        </w:tc>
-      </w:tr>
-      <w:tr>
-        <w:tc>
-          <w:tcPr>
-            <w:tcW w:type="dxa" w:w="3324"/>
-          </w:tcPr>
-          <w:p>
-            <w:r>
-              <w:t>Section3</w:t>
-            </w:r>
-          </w:p>
-        </w:tc>
-        <w:tc>
-          <w:tcPr>
-            <w:tcW w:type="dxa" w:w="3324"/>
-          </w:tcPr>
-          <w:p>
-            <w:r>
-              <w:t>Sante</w:t>
-            </w:r>
-          </w:p>
-        </w:tc>
-        <w:tc>
-          <w:tcPr>
-            <w:tcW w:type="dxa" w:w="3324"/>
-          </w:tcPr>
-          <w:p>
-            <w:r>
-              <w:t>6</w:t>
-            </w:r>
-          </w:p>
-        </w:tc>
-      </w:tr>
-      <w:tr>
-        <w:tc>
-          <w:tcPr>
-            <w:tcW w:type="dxa" w:w="3324"/>
-          </w:tcPr>
-          <w:p>
-            <w:r>
-              <w:t>Section6</w:t>
-            </w:r>
-          </w:p>
-        </w:tc>
-        <w:tc>
-          <w:tcPr>
-            <w:tcW w:type="dxa" w:w="3324"/>
-          </w:tcPr>
-          <w:p>
-            <w:r>
-              <w:t>Epargne et credit</w:t>
-            </w:r>
-          </w:p>
-        </w:tc>
-        <w:tc>
-          <w:tcPr>
-            <w:tcW w:type="dxa" w:w="3324"/>
-          </w:tcPr>
-          <w:p>
-            <w:r>
-              <w:t>6</w:t>
             </w:r>
           </w:p>
         </w:tc>
@@ -850,7 +850,7 @@
         <w:rPr>
           <w:sz w:val="20"/>
         </w:rPr>
-        <w:t>- Prière de renseigner toutes les informations du ménage dans la section 0 avant d'entamer les autres informations.</w:t>
+        <w:t>- Le questionnaire semble ne pas être complètement fini mais le questionnaire est en statut complet, prière de compléter le questionnaire.</w:t>
       </w:r>
     </w:p>
     <w:p>
@@ -873,7 +873,7 @@
         </w:rPr>
         <w:t xml:space="preserve">- Avertissement! Veuillez renseigner par oui ou non toutes les modalités de la question s01q47. </w:t>
         <w:br/>
-        <w:t>- Attention ! Le montant (4000 Fcfa) dépensé ou reçu en cadeau pour les cartes prépayées, les transferts de crédit et les abonnements de  IBRAHIMA DJIBY KAMARA est relativement élevé par rapport aux autres montants depansés observés dans cette zone. Prière de corriger ou de confirmer avec le QG. Attention ! Le montant (8000 Fcfa) dépensé ou reçu en cadeau pour les recharges internet ou de forfaits de données mobiles(hors appels vocaux), aucours des 30 derniers jours de  IBRAHIMA DJIBY KAMARA est relativement élevé par rapport aux autres montants depansés observés dans cette zone. Prière de corriger ou de confirmer avec le QG.</w:t>
+        <w:t>- Attention ! Le montant (8000 Fcfa) dépensé ou reçu en cadeau pour les recharges internet ou de forfaits de données mobiles(hors appels vocaux), aucours des 30 derniers jours de  IBRAHIMA DJIBY KAMARA est relativement élevé par rapport aux autres montants depansés observés dans cette zone. Prière de corriger ou de confirmer avec le QG.</w:t>
       </w:r>
     </w:p>
     <w:p>
@@ -896,7 +896,7 @@
         </w:rPr>
         <w:t xml:space="preserve">- La filière de IBRAHIMA DJIBY KAMARA est Sciences islamique et semble exister dans les modalités, prière de prendre attache avec le QG pour plus d'explication afin de la classer bien. </w:t>
         <w:br/>
-        <w:t xml:space="preserve">- Peu probable! BABA KAMARA  n'arrive pas  à comprendre un petit texte lu dans une langue locale (s02q03). Veuillez corriger ou donner des explications au QG. Dans les milieux urbains c'est peu probable de voir une école dont les élèves ou étudiants ne dépensent pas en frais d'uniformes, prière de verifier pour BABA KAMARA et corriger ou confirmer avec le QG. </w:t>
+        <w:t xml:space="preserve">- Peu probable! BABA KAMARA  n'arrive pas  à comprendre un petit texte lu dans une langue locale (s02q03). Veuillez corriger ou donner des explications au QG. Dans les milieux urbains c'est peu probable de voir une école dont les élèves ou étudiants ne dépensent pas en frais d'uniformes, prière de verifier pour BABA KAMARA et corriger ou confirmer avec le QG. Attention ! Le frais de scolarité (6000 Fcfa) de BABA KAMARA en 6ème année de Primaire est relativement élevé par rapport aux autres frais de scolarités observés dans cette zone. Prière de corriger ou de confirmer avec le QG. </w:t>
         <w:br/>
         <w:t xml:space="preserve">- Peu probable! BINTA KAMARA  n'arrive pas  à comprendre un petit texte lu dans une langue locale (s02q03). Veuillez corriger ou donner des explications au QG. Peu probable! BINTA KAMARA  ne sait ni lire, ni écrire, ni comprendre dans aucune des langues  (s02q01,s02q02,s02q03). Veuillez corriger ou donner des explications au QG. </w:t>
         <w:br/>
@@ -904,7 +904,7 @@
         <w:br/>
         <w:t xml:space="preserve">- Peu probable! FARMATA SANKARE  n'arrive pas  à comprendre un petit texte lu dans une langue locale (s02q03). Veuillez corriger ou donner des explications au QG. Avertissement!! FARMATA SANKARE qui sait écrire en français doit pouvoir lire en français. </w:t>
         <w:br/>
-        <w:t>- Peu probable! HADY KAMARA  n'arrive pas  à comprendre un petit texte lu dans une langue locale (s02q03). Veuillez corriger ou donner des explications au QG. Le montant des frais pour les cahiers et autres matériels scolaires pour l'année scolaire de HADY KAMARA est faible ou élevé, veuillez, s'il vous plait, confirmer ces informations avec le QG ou apporter les corrections nécessaires. Dans les milieux urbains c'est peu probable de voir une école dont les élèves ou étudiants ne dépensent pas en frais d'uniformes, prière de verifier pour HADY KAMARA et corriger ou confirmer avec le QG. La filière de HADY KAMARA est histoire et semble exister dans les modalités, prière de prendre attache avec le QG pour plus d'explication afin de la classer bien. Attention ! Le frais de scolarité (15000 Fcfa) de HADY KAMARA en 3ème année de Secondaire 2 Général est relativement élevé par rapport aux autres frais de scolarités observés dans cette zone. Prière de corriger ou de confirmer avec le QG.</w:t>
+        <w:t>- Peu probable! HADY KAMARA  n'arrive pas  à comprendre un petit texte lu dans une langue locale (s02q03). Veuillez corriger ou donner des explications au QG. Le montant des frais pour les cahiers et autres matériels scolaires pour l'année scolaire de HADY KAMARA est faible ou élevé, veuillez, s'il vous plait, confirmer ces informations avec le QG ou apporter les corrections nécessaires. Dans les milieux urbains c'est peu probable de voir une école dont les élèves ou étudiants ne dépensent pas en frais d'uniformes, prière de verifier pour HADY KAMARA et corriger ou confirmer avec le QG. La filière de HADY KAMARA est histoire et semble exister dans les modalités, prière de prendre attache avec le QG pour plus d'explication afin de la classer bien.</w:t>
       </w:r>
     </w:p>
     <w:p>
@@ -988,7 +988,7 @@
         <w:rPr>
           <w:sz w:val="20"/>
         </w:rPr>
-        <w:t>- Attention ! Le prix unitaire d'achat (300 Fcfa) de Silure séché en Morceau (Portion) (Petit) est relativement élevé par rapport aux autres prix observés dans cette zone. Prière de corriger ou de confirmer avec le QG. Avertissement!!! Le ménage a consommé 2 Cuillère Moyen de Pâte d'arachide, cette quantité semble anormale pour une consommation des 7 derniers jours. Etes vous sur d'avoir selectionner la bonne unitée ? prière de verifier et corriger. Incohérence!! Dans ce ménage, chaque individus consomme par jour 34.45214 Kg  de cereale; Prière de revoir les quantités prises de ces produits. Le ménage a consommé Ail mais les informations sur la quantité, l'unité ou la taille ne sont pas renseignées.Prière de renseigner. Le ménage a consommé Café en poudre soluble mais les informations sur la quantité, l'unité ou la taille ne sont pas renseignées.Prière de renseigner. Le ménage a consommé Chocolat pâte à tartiner mais les informations sur la quantité, l'unité ou la taille ne sont pas renseignées.Prière de renseigner. Le ménage a consommé Cube alimentaire (Maggi, Jumbo, ) mais les informations sur la quantité, l'unité ou la taille ne sont pas renseignées.Prière de renseigner. Le ménage a consommé Mayonnaise mais les informations sur la quantité, l'unité ou la taille ne sont pas renseignées.Prière de renseigner. Le ménage a consommé Moutarde mais les informations sur la quantité, l'unité ou la taille ne sont pas renseignées.Prière de renseigner. Le ménage a consommé Piment frais mais les informations sur la quantité, l'unité ou la taille ne sont pas renseignées.Prière de renseigner. Le ménage a consommé Piment séché mais les informations sur la quantité, l'unité ou la taille ne sont pas renseignées.Prière de renseigner. Le ménage a consommé Poireau mais les informations sur la quantité, l'unité ou la taille ne sont pas renseignées.Prière de renseigner. Le ménage a consommé Poivre mais les informations sur la quantité, l'unité ou la taille ne sont pas renseignées.Prière de renseigner. Le ménage a consommé Pomme de terre mais les informations sur la quantité, l'unité ou la taille ne sont pas renseignées.Prière de renseigner. Le ménage a consommé Sel mais les informations sur la quantité, l'unité ou la taille ne sont pas renseignées.Prière de renseigner. Difficile de consommer le Sel en   prière de verifier. Le ménage a consommé Soumbala (moutarde africaine) mais les informations sur la quantité, l'unité ou la taille ne sont pas renseignées.Prière de renseigner. Le ménage a consommé Sucre en poudre  mais les informations sur la quantité, l'unité ou la taille ne sont pas renseignées.Prière de renseigner. Le ménage a consommé Thé en sachet mais les informations sur la quantité, l'unité ou la taille ne sont pas renseignées.Prière de renseigner. Avertissement!!! Le ménage a consommé .a   de Thé en sachet, cette quantité semble anormale pour une consommation des 7 derniers jours.Les ménages consomment géneralement en sachet ou en paquet, prière de corriger ou de confirmer avec le QG. Le ménage a consommé Vinaigre de vin mais les informations sur la quantité, l'unité ou la taille ne sont pas renseignées.Prière de renseigner.</w:t>
+        <w:t>- Attention ! Le prix unitaire d'achat (100 Fcfa) de Vinaigre de vin en Verre ( à thé) (taille unique) est relativement élevé par rapport aux autres prix observés dans cette zone. Prière de corriger ou de confirmer avec le QG. Attention ! Le prix unitaire d'achat (200 Fcfa) de Piment séché en Sachets (Petit) est relativement élevé par rapport aux autres prix observés dans cette zone. Prière de corriger ou de confirmer avec le QG. Attention ! Le prix unitaire d'achat (300 Fcfa) de Silure séché en Morceau (Portion) (Petit) est relativement élevé par rapport aux autres prix observés dans cette zone. Prière de corriger ou de confirmer avec le QG. Attention ! Le prix unitaire d'achat (400 Fcfa) de Chocolat pâte à tartiner en Pot (Petit) est relativement faible par rapport aux autres prix observés dans cette zone. Prière de corriger ou de confirmer avec le QG. Attention ! Le prix unitaire d'achat (50 Fcfa) de Mayonnaise en Sachets (Petit) est relativement faible par rapport aux autres prix observés dans cette zone. Prière de corriger ou de confirmer avec le QG. Attention ! Le prix unitaire d'achat (500 Fcfa) de Salade (laitue) en Gousse (Petit) est relativement élevé par rapport aux autres prix observés dans cette zone. Prière de corriger ou de confirmer avec le QG. Attention ! Le prix unitaire d'achat (600 Fcfa) de Poivron frais en Tas (Petit) est relativement élevé par rapport aux autres prix observés dans cette zone. Prière de corriger ou de confirmer avec le QG. Attention ! Le prix unitaire d'achat (600 Fcfa) de Tomate fraîche en Tas (Petit) est relativement élevé par rapport aux autres prix observés dans cette zone. Prière de corriger ou de confirmer avec le QG. Avertissement!!! Le ménage a consommé 10 Paquet Petit de Thé en sachet, cette quantité semble anormale pour une consommation des 7 derniers jours.Prière de corriger ou de confirmer avec le QG. Avertissement!! le prix unitaire (125 Fcfa) de Thé en sachet (unité: Paquet) de taille Petit est très faible ou élevé. Prière de corriger ou de confirmer avec le QG. Attention ! Le prix unitaire d'achat (125 Fcfa) de Thé en sachet en Paquet (Petit) est relativement élevé par rapport aux autres prix observés dans cette zone. Prière de corriger ou de confirmer avec le QG. Avertissement!!! Le ménage a consommé 2 Cuillère Moyen de Pâte d'arachide, cette quantité semble anormale pour une consommation des 7 derniers jours. Etes vous sur d'avoir selectionner la bonne unitée ? prière de verifier et corriger. Incohérence!! Dans ce ménage, chaque individus consomme par jour 64.69905 Kg  de cereale; Prière de revoir les quantités prises de ces produits.</w:t>
       </w:r>
     </w:p>
     <w:p>
@@ -1148,6 +1148,707 @@
           <w:sz w:val="20"/>
         </w:rPr>
         <w:t>- La section 16 du ménage de IBRAHIMA DJIBY KAMARA n'est pas renseigné, prière de renseigner.</w:t>
+      </w:r>
+    </w:p>
+    <w:p>
+      <w:r>
+        <w:t>________________________________________________________________________________</w:t>
+      </w:r>
+    </w:p>
+    <w:p>
+      <w:pPr>
+        <w:pStyle w:val="Heading2"/>
+      </w:pPr>
+      <w:r>
+        <w:t>Menage 2</w:t>
+      </w:r>
+    </w:p>
+    <w:tbl>
+      <w:tblPr>
+        <w:tblStyle w:val="TableGrid"/>
+        <w:tblW w:type="auto" w:w="0"/>
+        <w:tblLook w:firstColumn="1" w:firstRow="1" w:lastColumn="0" w:lastRow="0" w:noHBand="0" w:noVBand="1" w:val="04A0"/>
+      </w:tblPr>
+      <w:tblGrid>
+        <w:gridCol w:w="1662"/>
+        <w:gridCol w:w="1662"/>
+        <w:gridCol w:w="1662"/>
+        <w:gridCol w:w="1662"/>
+        <w:gridCol w:w="1662"/>
+        <w:gridCol w:w="1662"/>
+      </w:tblGrid>
+      <w:tr>
+        <w:tc>
+          <w:tcPr>
+            <w:tcW w:type="dxa" w:w="1662"/>
+            <w:shd w:fill="5B9BD5"/>
+          </w:tcPr>
+          <w:p>
+            <w:r>
+              <w:rPr>
+                <w:b/>
+                <w:color w:val="FFFFFF"/>
+                <w:sz w:val="16"/>
+              </w:rPr>
+              <w:t>Interview Key</w:t>
+            </w:r>
+          </w:p>
+        </w:tc>
+        <w:tc>
+          <w:tcPr>
+            <w:tcW w:type="dxa" w:w="1662"/>
+            <w:shd w:fill="5B9BD5"/>
+          </w:tcPr>
+          <w:p>
+            <w:r>
+              <w:rPr>
+                <w:b/>
+                <w:color w:val="FFFFFF"/>
+                <w:sz w:val="16"/>
+              </w:rPr>
+              <w:t>Interview ID</w:t>
+            </w:r>
+          </w:p>
+        </w:tc>
+        <w:tc>
+          <w:tcPr>
+            <w:tcW w:type="dxa" w:w="1662"/>
+            <w:shd w:fill="5B9BD5"/>
+          </w:tcPr>
+          <w:p>
+            <w:r>
+              <w:rPr>
+                <w:b/>
+                <w:color w:val="FFFFFF"/>
+                <w:sz w:val="16"/>
+              </w:rPr>
+              <w:t>ID Agent</w:t>
+            </w:r>
+          </w:p>
+        </w:tc>
+        <w:tc>
+          <w:tcPr>
+            <w:tcW w:type="dxa" w:w="1662"/>
+            <w:shd w:fill="5B9BD5"/>
+          </w:tcPr>
+          <w:p>
+            <w:r>
+              <w:rPr>
+                <w:b/>
+                <w:color w:val="FFFFFF"/>
+                <w:sz w:val="16"/>
+              </w:rPr>
+              <w:t>ID Equipe</w:t>
+            </w:r>
+          </w:p>
+        </w:tc>
+        <w:tc>
+          <w:tcPr>
+            <w:tcW w:type="dxa" w:w="1662"/>
+            <w:shd w:fill="5B9BD5"/>
+          </w:tcPr>
+          <w:p>
+            <w:r>
+              <w:rPr>
+                <w:b/>
+                <w:color w:val="FFFFFF"/>
+                <w:sz w:val="16"/>
+              </w:rPr>
+              <w:t>Agent</w:t>
+            </w:r>
+          </w:p>
+        </w:tc>
+        <w:tc>
+          <w:tcPr>
+            <w:tcW w:type="dxa" w:w="1662"/>
+            <w:shd w:fill="5B9BD5"/>
+          </w:tcPr>
+          <w:p>
+            <w:r>
+              <w:rPr>
+                <w:b/>
+                <w:color w:val="FFFFFF"/>
+                <w:sz w:val="16"/>
+              </w:rPr>
+              <w:t>Chef d'equipe</w:t>
+            </w:r>
+          </w:p>
+        </w:tc>
+      </w:tr>
+      <w:tr>
+        <w:tc>
+          <w:tcPr>
+            <w:tcW w:type="dxa" w:w="1662"/>
+          </w:tcPr>
+          <w:p>
+            <w:r>
+              <w:rPr>
+                <w:sz w:val="14"/>
+              </w:rPr>
+              <w:t>68-37-08-76</w:t>
+            </w:r>
+          </w:p>
+        </w:tc>
+        <w:tc>
+          <w:tcPr>
+            <w:tcW w:type="dxa" w:w="1662"/>
+          </w:tcPr>
+          <w:p>
+            <w:r>
+              <w:rPr>
+                <w:sz w:val="14"/>
+              </w:rPr>
+              <w:t>6a9b0cfd2ca74abcb89542a8f7ffdde9</w:t>
+            </w:r>
+          </w:p>
+        </w:tc>
+        <w:tc>
+          <w:tcPr>
+            <w:tcW w:type="dxa" w:w="1662"/>
+          </w:tcPr>
+          <w:p>
+            <w:r>
+              <w:rPr>
+                <w:sz w:val="14"/>
+              </w:rPr>
+              <w:t>EQ29_enq1</w:t>
+            </w:r>
+          </w:p>
+        </w:tc>
+        <w:tc>
+          <w:tcPr>
+            <w:tcW w:type="dxa" w:w="1662"/>
+          </w:tcPr>
+          <w:p>
+            <w:r>
+              <w:rPr>
+                <w:sz w:val="14"/>
+              </w:rPr>
+              <w:t>Equipe29</w:t>
+            </w:r>
+          </w:p>
+        </w:tc>
+        <w:tc>
+          <w:tcPr>
+            <w:tcW w:type="dxa" w:w="1662"/>
+          </w:tcPr>
+          <w:p>
+            <w:r>
+              <w:rPr>
+                <w:sz w:val="14"/>
+              </w:rPr>
+              <w:t>Moussoumakha SANKHANOU</w:t>
+            </w:r>
+          </w:p>
+        </w:tc>
+        <w:tc>
+          <w:tcPr>
+            <w:tcW w:type="dxa" w:w="1662"/>
+          </w:tcPr>
+          <w:p>
+            <w:r>
+              <w:rPr>
+                <w:sz w:val="14"/>
+              </w:rPr>
+              <w:t>Baye Cheikh NIANG</w:t>
+            </w:r>
+          </w:p>
+        </w:tc>
+      </w:tr>
+    </w:tbl>
+    <w:p/>
+    <w:tbl>
+      <w:tblPr>
+        <w:tblStyle w:val="TableGrid"/>
+        <w:tblW w:type="auto" w:w="0"/>
+        <w:tblLook w:firstColumn="1" w:firstRow="1" w:lastColumn="0" w:lastRow="0" w:noHBand="0" w:noVBand="1" w:val="04A0"/>
+      </w:tblPr>
+      <w:tblGrid>
+        <w:gridCol w:w="3324"/>
+        <w:gridCol w:w="3324"/>
+        <w:gridCol w:w="3324"/>
+      </w:tblGrid>
+      <w:tr>
+        <w:tc>
+          <w:tcPr>
+            <w:tcW w:type="dxa" w:w="3324"/>
+            <w:shd w:fill="70AD47"/>
+          </w:tcPr>
+          <w:p>
+            <w:r>
+              <w:rPr>
+                <w:b/>
+                <w:color w:val="FFFFFF"/>
+                <w:sz w:val="18"/>
+              </w:rPr>
+              <w:t>Chef de Menage</w:t>
+            </w:r>
+          </w:p>
+        </w:tc>
+        <w:tc>
+          <w:tcPr>
+            <w:tcW w:type="dxa" w:w="3324"/>
+            <w:shd w:fill="70AD47"/>
+          </w:tcPr>
+          <w:p>
+            <w:r>
+              <w:rPr>
+                <w:b/>
+                <w:color w:val="FFFFFF"/>
+                <w:sz w:val="18"/>
+              </w:rPr>
+              <w:t>Quartier/Village (s00q05)</w:t>
+            </w:r>
+          </w:p>
+        </w:tc>
+        <w:tc>
+          <w:tcPr>
+            <w:tcW w:type="dxa" w:w="3324"/>
+            <w:shd w:fill="70AD47"/>
+          </w:tcPr>
+          <w:p>
+            <w:r>
+              <w:rPr>
+                <w:b/>
+                <w:color w:val="FFFFFF"/>
+                <w:sz w:val="18"/>
+              </w:rPr>
+              <w:t>Localisation GPS</w:t>
+            </w:r>
+          </w:p>
+        </w:tc>
+      </w:tr>
+      <w:tr>
+        <w:tc>
+          <w:tcPr>
+            <w:tcW w:type="dxa" w:w="3324"/>
+          </w:tcPr>
+          <w:p>
+            <w:r>
+              <w:rPr>
+                <w:sz w:val="18"/>
+              </w:rPr>
+              <w:t>YERO BOYE KONDE</w:t>
+            </w:r>
+          </w:p>
+        </w:tc>
+        <w:tc>
+          <w:tcPr>
+            <w:tcW w:type="dxa" w:w="3324"/>
+          </w:tcPr>
+          <w:p>
+            <w:r>
+              <w:rPr>
+                <w:sz w:val="18"/>
+              </w:rPr>
+              <w:t>N/A</w:t>
+            </w:r>
+          </w:p>
+        </w:tc>
+        <w:tc>
+          <w:tcPr>
+            <w:tcW w:type="dxa" w:w="3324"/>
+          </w:tcPr>
+          <w:p>
+            <w:r/>
+            <w:hyperlink r:id="rId10">
+              <w:r>
+                <w:rPr>
+                  <w:color w:val="0563C1"/>
+                  <w:u w:val="single"/>
+                </w:rPr>
+                <w:t>ABATOIRS</w:t>
+              </w:r>
+            </w:hyperlink>
+          </w:p>
+        </w:tc>
+      </w:tr>
+    </w:tbl>
+    <w:p/>
+    <w:p>
+      <w:r>
+        <w:rPr>
+          <w:b/>
+          <w:color w:val="4672C4"/>
+          <w:sz w:val="22"/>
+        </w:rPr>
+        <w:t>&gt;&gt; Section0 - Identification et renseignements de controle</w:t>
+      </w:r>
+    </w:p>
+    <w:p>
+      <w:pPr>
+        <w:ind w:left="283"/>
+      </w:pPr>
+      <w:r>
+        <w:rPr>
+          <w:sz w:val="20"/>
+        </w:rPr>
+        <w:t>- Le questionnaire semble ne pas être complètement fini mais le questionnaire est en statut complet, prière de compléter le questionnaire.</w:t>
+      </w:r>
+    </w:p>
+    <w:p>
+      <w:r>
+        <w:rPr>
+          <w:b/>
+          <w:color w:val="4672C4"/>
+          <w:sz w:val="22"/>
+        </w:rPr>
+        <w:t>&gt;&gt; Section1 - Caracteristiques des membres</w:t>
+      </w:r>
+    </w:p>
+    <w:p>
+      <w:pPr>
+        <w:ind w:left="283"/>
+      </w:pPr>
+      <w:r>
+        <w:rPr>
+          <w:sz w:val="20"/>
+        </w:rPr>
+        <w:t>- Attention ! Le montant (9999 Fcfa) dépensé ou reçu en cadeau pour les cartes prépayées, les transferts de crédit et les abonnements de  AMADOU KONDE est relativement élevé par rapport aux autres montants depansés observés dans cette zone. Prière de corriger ou de confirmer avec le QG. Attention ! Le montant (9999 Fcfa) dépensé ou reçu en cadeau pour les recharges internet ou de forfaits de données mobiles(hors appels vocaux), aucours des 30 derniers jours de  AMADOU KONDE est relativement élevé par rapport aux autres montants depansés observés dans cette zone. Prière de corriger ou de confirmer avec le QG.</w:t>
+      </w:r>
+    </w:p>
+    <w:p>
+      <w:r>
+        <w:rPr>
+          <w:b/>
+          <w:color w:val="4672C4"/>
+          <w:sz w:val="22"/>
+        </w:rPr>
+        <w:t>&gt;&gt; Section2 - Education</w:t>
+      </w:r>
+    </w:p>
+    <w:p>
+      <w:pPr>
+        <w:ind w:left="283"/>
+      </w:pPr>
+      <w:r>
+        <w:rPr>
+          <w:sz w:val="20"/>
+        </w:rPr>
+        <w:t xml:space="preserve">- Peu probable! ABDOULAYE KONDE  n'arrive pas  à comprendre un petit texte lu dans une langue locale (s02q03). Veuillez corriger ou donner des explications au QG. </w:t>
+        <w:br/>
+        <w:t xml:space="preserve">- Peu probable! ABDOULAYE KONDE 1  n'arrive pas  à comprendre un petit texte lu dans une langue locale (s02q03). Veuillez corriger ou donner des explications au QG. Peu probable! ABDOULAYE KONDE 1  ne sait ni lire, ni écrire, ni comprendre dans aucune des langues  (s02q01,s02q02,s02q03). Veuillez corriger ou donner des explications au QG. Peu plausible ABDOULAYE KONDE 1 fréquente au minimum le fondamental 1 mais ne sait ni lire ni comprendre la langue française, prière de corriger ou de confirmer avec le QG merci. Avertissement!! ABDOULAYE KONDE 1 fréquente au minimum la troisième année de fondamental 1 mais ne sait pas écrire, prière de corriger ou confirmer avec le QG. Dans les milieux urbains c'est peu probable de voir une école dont les élèves ou étudiants ne dépensent pas en frais d'uniformes, prière de verifier pour ABDOULAYE KONDE 1 et corriger ou confirmer avec le QG. </w:t>
+        <w:br/>
+        <w:t xml:space="preserve">- Peu probable! ALPHA OUMAR KONDE  n'arrive pas  à comprendre un petit texte lu dans une langue locale (s02q03). Veuillez corriger ou donner des explications au QG. Peu probable! ALPHA OUMAR KONDE  ne sait ni lire, ni écrire, ni comprendre dans aucune des langues  (s02q01,s02q02,s02q03). Veuillez corriger ou donner des explications au QG. Peu plausible ALPHA OUMAR KONDE fréquente au minimum le fondamental 1 mais ne sait ni lire ni comprendre la langue française, prière de corriger ou de confirmer avec le QG merci. Dans les milieux urbains c'est peu probable de voir une école dont les élèves ou étudiants ne dépensent pas en frais d'uniformes, prière de verifier pour ALPHA OUMAR KONDE et corriger ou confirmer avec le QG. </w:t>
+        <w:br/>
+        <w:t xml:space="preserve">- Peu probable! AMADOU KONDE  n'arrive pas  à comprendre un petit texte lu dans une langue locale (s02q03). Veuillez corriger ou donner des explications au QG. Dans les milieux urbains c'est peu probable de voir une école dont les élèves ou étudiants ne dépensent pas en frais d'uniformes, prière de verifier pour AMADOU KONDE et corriger ou confirmer avec le QG. </w:t>
+        <w:br/>
+        <w:t xml:space="preserve">- Peu probable! AMINATA KONDE  n'arrive pas  à comprendre un petit texte lu dans une langue locale (s02q03). Veuillez corriger ou donner des explications au QG. Peu probable! AMINATA KONDE  ne sait ni lire, ni écrire, ni comprendre dans aucune des langues  (s02q01,s02q02,s02q03). Veuillez corriger ou donner des explications au QG. </w:t>
+        <w:br/>
+        <w:t xml:space="preserve">- Peu probable! BINTA KONDE  n'arrive pas  à comprendre un petit texte lu dans une langue locale (s02q03). Veuillez corriger ou donner des explications au QG. Peu probable! BINTA KONDE  ne sait ni lire, ni écrire, ni comprendre dans aucune des langues  (s02q01,s02q02,s02q03). Veuillez corriger ou donner des explications au QG. Dans les milieux urbains c'est peu probable de voir une école dont les élèves ou étudiants ne dépensent pas en frais d'uniformes, prière de verifier pour BINTA KONDE et corriger ou confirmer avec le QG. </w:t>
+        <w:br/>
+        <w:t xml:space="preserve">- Peu probable! FATOUMATA MBALLOU KONDE  n'arrive pas  à comprendre un petit texte lu dans une langue locale (s02q03). Veuillez corriger ou donner des explications au QG. Dans les milieux urbains c'est peu probable de voir une école dont les élèves ou étudiants ne dépensent pas en frais d'uniformes, prière de verifier pour FATOUMATA MBALLOU KONDE et corriger ou confirmer avec le QG. </w:t>
+        <w:br/>
+        <w:t xml:space="preserve">- Peu probable! ISMAILLA KONDE  n'arrive pas  à comprendre un petit texte lu dans une langue locale (s02q03). Veuillez corriger ou donner des explications au QG. Peu probable! ISMAILLA KONDE  ne sait ni lire, ni écrire, ni comprendre dans aucune des langues  (s02q01,s02q02,s02q03). Veuillez corriger ou donner des explications au QG. </w:t>
+        <w:br/>
+        <w:t xml:space="preserve">- Peu probable! MANSA KONDE  n'arrive pas  à comprendre un petit texte lu dans une langue locale (s02q03). Veuillez corriger ou donner des explications au QG. Peu probable! MANSA KONDE  ne sait ni lire, ni écrire, ni comprendre dans aucune des langues  (s02q01,s02q02,s02q03). Veuillez corriger ou donner des explications au QG. </w:t>
+        <w:br/>
+        <w:t xml:space="preserve">- Peu probable! MARIAMA SIDIBE  n'arrive pas  à comprendre un petit texte lu dans une langue locale (s02q03). Veuillez corriger ou donner des explications au QG. Peu probable! MARIAMA SIDIBE  ne sait ni lire, ni écrire, ni comprendre dans aucune des langues  (s02q01,s02q02,s02q03). Veuillez corriger ou donner des explications au QG. </w:t>
+        <w:br/>
+        <w:t xml:space="preserve">- Peu probable! SAMBA KONDE  n'arrive pas  à comprendre un petit texte lu dans une langue locale (s02q03). Veuillez corriger ou donner des explications au QG. </w:t>
+        <w:br/>
+        <w:t>- Peu probable! YERO BOYE KONDE  n'arrive pas  à comprendre un petit texte lu dans une langue locale (s02q03). Veuillez corriger ou donner des explications au QG. Peu probable! YERO BOYE KONDE  ne sait ni lire, ni écrire, ni comprendre dans aucune des langues  (s02q01,s02q02,s02q03). Veuillez corriger ou donner des explications au QG.</w:t>
+      </w:r>
+    </w:p>
+    <w:p>
+      <w:r>
+        <w:rPr>
+          <w:b/>
+          <w:color w:val="4672C4"/>
+          <w:sz w:val="22"/>
+        </w:rPr>
+        <w:t>&gt;&gt; Section4a - Emploi</w:t>
+      </w:r>
+    </w:p>
+    <w:p>
+      <w:pPr>
+        <w:ind w:left="283"/>
+      </w:pPr>
+      <w:r>
+        <w:rPr>
+          <w:sz w:val="20"/>
+        </w:rPr>
+        <w:t xml:space="preserve">- La raison pourquoi MANSA KONDE n'a pas travaillé au cours des 7 derniers jours est il est manoeuvre et semble avoir un emploi ou exister dans les modalités, prière de de bien regarder l'emploi MANSA KONDE  ou de prendre attache avec le QG pour plus d'explication afin de la classer bien. </w:t>
+        <w:br/>
+        <w:t>- Avertissement! Généralement les jeunes hommes (10 à 25ans) font des travaux ménager soit apprendre les enfants à reviser leurs léçons ou d'autres cours, AMADOU KONDE n'a consacré aucune heure pour les travaux cités en s04q01, s04q02, s04q03, s04q04, s04q05, s04q06, s04q07 et s04q08.Prière de regarder pour corriger ou confirmer avec le QG.</w:t>
+      </w:r>
+    </w:p>
+    <w:p>
+      <w:r>
+        <w:rPr>
+          <w:b/>
+          <w:color w:val="4672C4"/>
+          <w:sz w:val="22"/>
+        </w:rPr>
+        <w:t>&gt;&gt; Section4b - Emploi - Activite principale</w:t>
+      </w:r>
+    </w:p>
+    <w:p>
+      <w:pPr>
+        <w:ind w:left="283"/>
+      </w:pPr>
+      <w:r>
+        <w:rPr>
+          <w:sz w:val="20"/>
+        </w:rPr>
+        <w:t xml:space="preserve">- Attention! le nombre d'heure que MARIAMA SIDIBE a travaillé par jour semble être inferieur à 4, veuillez s'il vous plait confirmer cette information avec le QG. </w:t>
+        <w:br/>
+        <w:t>- Avertissement!! Le montant de YERO BOYE KONDE semble trop élevé pour un revenu net gagné par mois. Veuillez, s'il vous plaît, confirmer cette information avec le QG ou la corriger.</w:t>
+      </w:r>
+    </w:p>
+    <w:p>
+      <w:r>
+        <w:rPr>
+          <w:b/>
+          <w:color w:val="4672C4"/>
+          <w:sz w:val="22"/>
+        </w:rPr>
+        <w:t>&gt;&gt; Section4c - Emploi - Activite secondaire</w:t>
+      </w:r>
+    </w:p>
+    <w:p>
+      <w:pPr>
+        <w:ind w:left="283"/>
+      </w:pPr>
+      <w:r>
+        <w:rPr>
+          <w:sz w:val="20"/>
+        </w:rPr>
+        <w:t>- Incoherence!!! les informations de MARIAMA SIDIBE sur le nombre de mois, jours et heures de son emploi principal et secondaire sont identiques, veuillez corriger ou confirmer aupres du QG.</w:t>
+      </w:r>
+    </w:p>
+    <w:p>
+      <w:r>
+        <w:rPr>
+          <w:b/>
+          <w:color w:val="4672C4"/>
+          <w:sz w:val="22"/>
+        </w:rPr>
+        <w:t>&gt;&gt; Section5 - Revenus hors emploi</w:t>
+      </w:r>
+    </w:p>
+    <w:p>
+      <w:pPr>
+        <w:ind w:left="283"/>
+      </w:pPr>
+      <w:r>
+        <w:rPr>
+          <w:sz w:val="20"/>
+        </w:rPr>
+        <w:t>- Avertissement!! Le montant annuel du revenu du loyer de YERO BOYE KONDE est aberrant, veuillez revoir et corriger ou confirmer le montant avec le QG.</w:t>
+      </w:r>
+    </w:p>
+    <w:p>
+      <w:r>
+        <w:rPr>
+          <w:b/>
+          <w:color w:val="4672C4"/>
+          <w:sz w:val="22"/>
+        </w:rPr>
+        <w:t>&gt;&gt; Section7b - Consommation alimentaire - 7 jours</w:t>
+      </w:r>
+    </w:p>
+    <w:p>
+      <w:pPr>
+        <w:ind w:left="283"/>
+      </w:pPr>
+      <w:r>
+        <w:rPr>
+          <w:sz w:val="20"/>
+        </w:rPr>
+        <w:t>- Avertissement!!! Le ménage a consommé 12 Pièce Moyen de Capitaine frais, cette quantité semble anormale pour une consommation des 7 derniers jours.Prière de corriger ou de confirmer avec le QG. Avertissement!!! Le ménage a consommé 14 Paquet Petit de Thé en sachet, cette quantité semble anormale pour une consommation des 7 derniers jours.Prière de corriger ou de confirmer avec le QG. Incohérence!! Dans ce ménage, chaque individus consomme par jour 33.82703 Kg  de cereale; Prière de revoir les quantités prises de ces produits.</w:t>
+      </w:r>
+    </w:p>
+    <w:p>
+      <w:r>
+        <w:rPr>
+          <w:b/>
+          <w:color w:val="4672C4"/>
+          <w:sz w:val="22"/>
+        </w:rPr>
+        <w:t>&gt;&gt; Section8 - Sécurite alimentaire</w:t>
+      </w:r>
+    </w:p>
+    <w:p>
+      <w:pPr>
+        <w:ind w:left="283"/>
+      </w:pPr>
+      <w:r>
+        <w:rPr>
+          <w:sz w:val="20"/>
+        </w:rPr>
+        <w:t>- Prière de fournir d'effort pour avoir des réponses exactes au lieu de NSP ou Refus. Prière de demander le ménage pour renseigner le reste (Section 8).</w:t>
+      </w:r>
+    </w:p>
+    <w:p>
+      <w:r>
+        <w:rPr>
+          <w:b/>
+          <w:color w:val="4672C4"/>
+          <w:sz w:val="22"/>
+        </w:rPr>
+        <w:t>&gt;&gt; Section9c - Depenses non-alimentaires - 30 jours</w:t>
+      </w:r>
+    </w:p>
+    <w:p>
+      <w:pPr>
+        <w:ind w:left="283"/>
+      </w:pPr>
+      <w:r>
+        <w:rPr>
+          <w:sz w:val="20"/>
+        </w:rPr>
+        <w:t xml:space="preserve">- La dernière fois que vous avez acheté Bois de chauffe ramassé/coupé (estimer la valeur) est ramasser et semble exister dans les modalités, prière de prendre attache avec le QG pour plus d'explication afin de la classer bien. </w:t>
+        <w:br/>
+        <w:t>- Peu plausible! le montant de la dépense pour  Savon de ménage, lessive en poudre, détergents (eau de javel, etc. ) semble trop élevé. Veuillez, s'il vous plaît, confirmer cette information avec le QG ou la corriger.</w:t>
+      </w:r>
+    </w:p>
+    <w:p>
+      <w:r>
+        <w:rPr>
+          <w:b/>
+          <w:color w:val="4672C4"/>
+          <w:sz w:val="22"/>
+        </w:rPr>
+        <w:t>&gt;&gt; Section10b - caracteristiques entreprise non agricole</w:t>
+      </w:r>
+    </w:p>
+    <w:p>
+      <w:pPr>
+        <w:ind w:left="283"/>
+      </w:pPr>
+      <w:r>
+        <w:rPr>
+          <w:sz w:val="20"/>
+        </w:rPr>
+        <w:t xml:space="preserve">- Le montant dépensé de L'entreprise commerce de charbon pour l'achat de ces marchandises revendues en état, sans transformation ne peut être supérieur aux montants obtenus sur la revente de marchandises achetées et revendues en état au cours des 30 derniers jours ou durant le dernier mois où l'entreprise a fonctionné (s10q47 &gt; s10q46), prière de corriger. </w:t>
+        <w:br/>
+        <w:t xml:space="preserve">- Le montant dépensé de L'entreprise commerce d’alimentation general pour l'achat de ces marchandises revendues en état, sans transformation ne peut être supérieur aux montants obtenus sur la revente de marchandises achetées et revendues en état au cours des 30 derniers jours ou durant le dernier mois où l'entreprise a fonctionné (s10q47 &gt; s10q46), prière de corriger. </w:t>
+        <w:br/>
+        <w:t xml:space="preserve">- Le montant dépensé de L'entreprise commerce d’alimentation pour l'achat de ces marchandises revendues en état, sans transformation ne peut être supérieur aux montants obtenus sur la revente de marchandises achetées et revendues en état au cours des 30 derniers jours ou durant le dernier mois où l'entreprise a fonctionné (s10q47 &gt; s10q46), prière de corriger. </w:t>
+        <w:br/>
+        <w:t>- Le montant dépensé de l'entreprise fabrication d’arachide en achat de matières premières pour les produits vendus au cours des 30 derniers jours ou durant le dernier mois où l'entreprise a fonctionné ne peut pas être supéreur aux montants obtenus sur la vente de produits transformés par l'entreprise au cours de cette même période où l'entreprise a fonctionné (s10q49 &gt; s10q48), prière de corriger.</w:t>
+      </w:r>
+    </w:p>
+    <w:p>
+      <w:r>
+        <w:rPr>
+          <w:b/>
+          <w:color w:val="4672C4"/>
+          <w:sz w:val="22"/>
+        </w:rPr>
+        <w:t>&gt;&gt; Section11 - Caracteristiques logement</w:t>
+      </w:r>
+    </w:p>
+    <w:p>
+      <w:pPr>
+        <w:ind w:left="283"/>
+      </w:pPr>
+      <w:r>
+        <w:rPr>
+          <w:sz w:val="20"/>
+        </w:rPr>
+        <w:t>- Avertissement!! Le ménage (vit en milieu urbain) se débarrasse de ses ordures ménagères soit par le Dépotoir sauvage, brûle et enterre, prière de corriger ou confirmer avec le QG.</w:t>
+      </w:r>
+    </w:p>
+    <w:p>
+      <w:r>
+        <w:rPr>
+          <w:b/>
+          <w:color w:val="4672C4"/>
+          <w:sz w:val="22"/>
+        </w:rPr>
+        <w:t>&gt;&gt; Section13a - Transferts recus</w:t>
+      </w:r>
+    </w:p>
+    <w:p>
+      <w:pPr>
+        <w:ind w:left="283"/>
+      </w:pPr>
+      <w:r>
+        <w:rPr>
+          <w:sz w:val="20"/>
+        </w:rPr>
+        <w:t xml:space="preserve">- L'enquêteur prière de fournir d'effort pour avoir le niveau d'étude et l'âge de celui qui a envoyé/donné de l'argent dans la section 13a (Transfert reçu). L'âge de celui qui a envoyé/donné de l'argent dans la section 13a (Transfert reçu) semble  élévé, prière de corriger ou confirmer ave le QG. </w:t>
+        <w:br/>
+        <w:t xml:space="preserve">- L'enquêteur prière de fournir d'effort pour avoir le niveau d'étude et l'âge de celui qui a envoyé/donné de l'argent dans la section 13a (Transfert reçu). L'âge de celui qui a envoyé/donné de l'argent dans la section 13a (Transfert reçu) semble  élévé, prière de corriger ou confirmer ave le QG. </w:t>
+        <w:br/>
+        <w:t xml:space="preserve">- L'enquêteur prière de fournir d'effort pour avoir le niveau d'étude et l'âge de celui qui a envoyé/donné de l'argent dans la section 13a (Transfert reçu). L'âge de celui qui a envoyé/donné de l'argent dans la section 13a (Transfert reçu) semble  élévé, prière de corriger ou confirmer ave le QG. Avertissement!! Le montant des transferts reçu par mois semble très élevé ou faible, peut-être que vous vous êtes trompés du choix de l'unité. </w:t>
+        <w:br/>
+        <w:t xml:space="preserve">- L'enquêteur prière de fournir d'effort pour avoir le niveau d'étude et l'âge de celui qui a envoyé/donné de l'argent dans la section 13a (Transfert reçu). L'âge de celui qui a envoyé/donné de l'argent dans la section 13a (Transfert reçu) semble  élévé, prière de corriger ou confirmer ave le QG. Avertissement!! Le montant des transferts reçu par mois semble très élevé ou faible, peut-être que vous vous êtes trompés du choix de l'unité. </w:t>
+        <w:br/>
+        <w:t>- L'enquêteur prière de fournir d'effort pour avoir le niveau d'étude et l'âge de celui qui a envoyé/donné de l'argent dans la section 13a (Transfert reçu). L'âge de celui qui a envoyé/donné de l'argent dans la section 13a (Transfert reçu) semble  élévé, prière de corriger ou confirmer ave le QG. Avertissement!! Le montant des transferts reçu par mois semble très élevé ou faible, peut-être que vous vous êtes trompés du choix de l'unité.</w:t>
+      </w:r>
+    </w:p>
+    <w:p>
+      <w:r>
+        <w:rPr>
+          <w:b/>
+          <w:color w:val="4672C4"/>
+          <w:sz w:val="22"/>
+        </w:rPr>
+        <w:t>&gt;&gt; Section13b - Transferta emis</w:t>
+      </w:r>
+    </w:p>
+    <w:p>
+      <w:pPr>
+        <w:ind w:left="283"/>
+      </w:pPr>
+      <w:r>
+        <w:rPr>
+          <w:sz w:val="20"/>
+        </w:rPr>
+        <w:t xml:space="preserve">- L'enquêteur prière de fournir d'effort pour avoir le niveau d'étude et l'âge de celui qui a béneficié de l'argent dans la section 13b (Transfert emis). L'âge du béneficiaire d'argent dans la section 13b (Transfert emis) semble incoherent voir élévé, prière de verifier ou corriger. </w:t>
+        <w:br/>
+        <w:t xml:space="preserve">- L'enquêteur prière de fournir d'effort pour avoir le niveau d'étude et l'âge de celui qui a béneficié de l'argent dans la section 13b (Transfert emis). L'âge du béneficiaire d'argent dans la section 13b (Transfert emis) semble incoherent voir élévé, prière de verifier ou corriger. </w:t>
+        <w:br/>
+        <w:t xml:space="preserve">- L'enquêteur prière de fournir d'effort pour avoir le niveau d'étude et l'âge de celui qui a béneficié de l'argent dans la section 13b (Transfert emis). L'âge du béneficiaire d'argent dans la section 13b (Transfert emis) semble incoherent voir élévé, prière de verifier ou corriger. </w:t>
+        <w:br/>
+        <w:t xml:space="preserve">- L'enquêteur prière de fournir d'effort pour avoir le niveau d'étude et l'âge de celui qui a béneficié de l'argent dans la section 13b (Transfert emis). L'âge du béneficiaire d'argent dans la section 13b (Transfert emis) semble incoherent voir élévé, prière de verifier ou corriger. </w:t>
+        <w:br/>
+        <w:t>- L'enquêteur prière de fournir d'effort pour avoir le niveau d'étude et l'âge de celui qui a béneficié de l'argent dans la section 13b (Transfert emis). L'âge du béneficiaire d'argent dans la section 13b (Transfert emis) semble incoherent voir élévé, prière de verifier ou corriger.</w:t>
+      </w:r>
+    </w:p>
+    <w:p>
+      <w:r>
+        <w:rPr>
+          <w:b/>
+          <w:color w:val="4672C4"/>
+          <w:sz w:val="22"/>
+        </w:rPr>
+        <w:t>&gt;&gt; Section16a - Champs et parcelles</w:t>
+      </w:r>
+    </w:p>
+    <w:p>
+      <w:pPr>
+        <w:ind w:left="283"/>
+      </w:pPr>
+      <w:r>
+        <w:rPr>
+          <w:sz w:val="20"/>
+        </w:rPr>
+        <w:t>- La section 16 du ménage de YERO BOYE KONDE n'est pas renseigné, prière de renseigner.</w:t>
+      </w:r>
+    </w:p>
+    <w:p>
+      <w:r>
+        <w:rPr>
+          <w:b/>
+          <w:color w:val="4672C4"/>
+          <w:sz w:val="22"/>
+        </w:rPr>
+        <w:t>&gt;&gt; Section17 - Elevage</w:t>
+      </w:r>
+    </w:p>
+    <w:p>
+      <w:pPr>
+        <w:ind w:left="283"/>
+      </w:pPr>
+      <w:r>
+        <w:rPr>
+          <w:sz w:val="20"/>
+        </w:rPr>
+        <w:t>- Avertissement! la valeur d'achat (47500 Fcfa) d'un Bovin est trop petite ou élevée . Veuillez confirmer ces informations avec le QG ou apporter les corrections nécessaires. Avertissement! Le prix de vente (140000 Fcfa) d'un Bovin est trop petit ou élevé . Veuillez confirmer ces informations avec le QG ou apporter les corrections nécessaires.</w:t>
       </w:r>
     </w:p>
     <w:p>
@@ -1451,7 +2152,7 @@
           </w:tcPr>
           <w:p>
             <w:r/>
-            <w:hyperlink r:id="rId10">
+            <w:hyperlink r:id="rId11">
               <w:r>
                 <w:rPr>
                   <w:color w:val="0563C1"/>
@@ -1472,7 +2173,7 @@
           <w:color w:val="4672C4"/>
           <w:sz w:val="22"/>
         </w:rPr>
-        <w:t>&gt;&gt; Section1 - Caracteristiques des membres</w:t>
+        <w:t>&gt;&gt; Section0 - Identification et renseignements de controle</w:t>
       </w:r>
     </w:p>
     <w:p>
@@ -1483,7 +2184,7 @@
         <w:rPr>
           <w:sz w:val="20"/>
         </w:rPr>
-        <w:t>- Attention ! Le montant (3000 Fcfa) dépensé ou reçu en cadeau pour les cartes prépayées, les transferts de crédit et les abonnements de  ABDOULAYE DOUMBOUYA est relativement élevé par rapport aux autres montants depansés observés dans cette zone. Prière de corriger ou de confirmer avec le QG.</w:t>
+        <w:t>- Le questionnaire semble ne pas être complètement fini mais le questionnaire est en statut complet, prière de compléter le questionnaire.</w:t>
       </w:r>
     </w:p>
     <w:p>
@@ -1613,7 +2314,7 @@
         <w:rPr>
           <w:sz w:val="20"/>
         </w:rPr>
-        <w:t>- Le ménage a consommé Riz importé parfumé mais les informations sur la quantité, l'unité ou la taille ne sont pas renseignées.Prière de renseigner.</w:t>
+        <w:t>- Attention ! Le prix unitaire d'achat (50 Fcfa) de Tamarin noir en Sachets (Petit) est relativement faible par rapport aux autres prix observés dans cette zone. Prière de corriger ou de confirmer avec le QG. Avertissement!! La quantité (1.62) de Huile de palme raffinée en Litre qui provient de la production du ménage et celle reçue en cadeau depasse la quantité consommée, prière de verifier et corriger. Avertissement!!! Le ménage a consommé 14 Boite (Autre que la boite/pot de tomate) Petit de Thé en sachet, cette quantité semble anormale pour une consommation des 7 derniers jours.Les ménages consomment géneralement en sachet ou en paquet, prière de corriger ou de confirmer avec le QG. Avertissement!!! Le ménage a consommé 15 Sachets Petit de Sucre en poudre , cette quantité semble anormale pour une consommation des 7 derniers jours.Prière de corriger ou de confirmer avec le QG. Avertissement!!! Le ménage a consommé 17 Pièce Petit de Capitaine frais, cette quantité semble anormale pour une consommation des 7 derniers jours.Prière de corriger ou de confirmer avec le QG. Incohérence!! Dans ce ménage, chaque individus consomme par jour .7857143 Kg  de cereale; Prière de revoir les quantités prises de ces produits. Le prix d'achat unitaire (200 Fcfa) de Sel en Kg de taille  taille unique  est très faible, prière de regarder les reponses prises dans les questions s07bq07a s07bq07b s07bq07c s07bq08 pour mieux corriger. Difficile de consommer le Sel en Kg taille unique prière de verifier.</w:t>
       </w:r>
     </w:p>
     <w:p>
@@ -1720,9 +2421,7 @@
         <w:rPr>
           <w:sz w:val="20"/>
         </w:rPr>
-        <w:t xml:space="preserve">- Attention ! Bicyclette, vélo de course a été revendu à 40000 Fcfa qui est relativement élevé par rapport aux autres prix de revente observés dans cette zone. Prière de corriger ou de confirmer avec le QG. </w:t>
-        <w:br/>
-        <w:t xml:space="preserve">- Attention ! Réfrigérateur a été revendu à 200000 Fcfa qui est relativement élevé par rapport aux autres prix de revente observés dans cette zone. Prière de corriger ou de confirmer avec le QG. </w:t>
+        <w:t xml:space="preserve">- Attention ! Fer à repasser électrique a été achété à 25000 Fcfa est relativement élevé par rapport aux autres prix d'achat observés dans cette zone. Prière de corriger ou de confirmer avec le QG. Attention ! Fer à repasser électrique a été revendu à 20000 Fcfa qui est relativement élevé par rapport aux autres prix de revente observés dans cette zone. Prière de corriger ou de confirmer avec le QG. </w:t>
         <w:br/>
         <w:t>- Le nombre d'article ( Radio simple/Radiocassette)  dans ce ménages est élevé (10000), prière de corriger ou confirmer avec le QG.</w:t>
       </w:r>
@@ -1810,11 +2509,11 @@
         <w:rPr>
           <w:sz w:val="20"/>
         </w:rPr>
-        <w:t xml:space="preserve">- La superficie de la parcelle Parcelle de Tomate est de .a , elle doit être renseignée et ne doit pas contenir des chiffres de 9999 ou 0. Prière de corriger. La quantité de fumure appliquée dans la parcelle Parcelle de Tomate est de 100 Kg qui semble élevé ou ne sait pas, prière de fournir d'effort pour estimer la quantité afin de corriger. Le salaire total payé de toutes catégories confondues par le ménage ABDOULAYE DOUMBOUYA pour la main-d'oeuvre non-familiale sur la parcelle Parcelle de Tomate au cours de la campagne pour la période de préparation du sol (labour) et des semis est de 0 qui semble élevé ou faible. Merci de corriger. Le salaire total payé de toutes catégories confondues par le ménage ABDOULAYE DOUMBOUYA pour la main-d'oeuvre non-familiale sur la parcelle Parcelle de Tomate au cours de la campagne pour la période d'entretien du sol (sarclage, etc.) est de 0 qui semble élevé ou faible. Merci de corriger. La superficie de la parcelle Parcelle de Tomate selon les mesures GPS est de 17 hectare qui semble élevé ou faible, prière de corriger. </w:t>
-        <w:br/>
-        <w:t xml:space="preserve">- La superficie de la parcelle Parcelle de laitue et de menthe est de .a , elle doit être renseignée et ne doit pas contenir des chiffres de 9999 ou 0. Prière de corriger. La superficie de la parcelle Parcelle de laitue et de menthe selon les mesures GPS est de .a hectare qui semble élevé ou faible, prière de corriger. </w:t>
-        <w:br/>
-        <w:t>- La superficie de la parcelle Parcelles de Maïs est de .a , elle doit être renseignée et ne doit pas contenir des chiffres de 9999 ou 0. Prière de corriger. La quantité de fumure appliquée dans la parcelle Parcelles de Maïs est de 400 Kg qui semble élevé ou ne sait pas, prière de fournir d'effort pour estimer la quantité afin de corriger. Le salaire total payé de toutes catégories confondues par le ménage ABDOULAYE DOUMBOUYA pour la main-d'oeuvre non-familiale sur la parcelle Parcelles de Maïs au cours de la campagne pour la période de préparation du sol (labour) et des semis est de 0 qui semble élevé ou faible. Merci de corriger. Le salaire total payé de toutes catégories confondues par le ménage ABDOULAYE DOUMBOUYA pour la main-d'oeuvre non-familiale sur la parcelle Parcelles de Maïs au cours de la campagne pour la période d'entretien du sol (sarclage, etc.) est de 0 qui semble élevé ou faible. Merci de corriger. Le salaire total payé de toutes catégories confondues par le ménage ABDOULAYE DOUMBOUYA pour la main-d'oeuvre non-familiale sur la parcelle Parcelles de Maïs au cours de la campagne pour la période des récoltes est de 0 qui semble élevé ou faible. Merci de corriger.</w:t>
+        <w:t xml:space="preserve">- La quantité de fumure appliquée dans la parcelle Parcelles de Maïs est de 400 Kg qui semble élevé ou ne sait pas, prière de fournir d'effort pour estimer la quantité afin de corriger. Le salaire total payé de toutes catégories confondues par le ménage ABDOULAYE DOUMBOUYA pour la main-d'oeuvre non-familiale sur la parcelle Parcelles de Maïs au cours de la campagne pour la période de préparation du sol (labour) et des semis est de 0 qui semble élevé ou faible. Merci de corriger. Le salaire total payé de toutes catégories confondues par le ménage ABDOULAYE DOUMBOUYA pour la main-d'oeuvre non-familiale sur la parcelle Parcelles de Maïs au cours de la campagne pour la période d'entretien du sol (sarclage, etc.) est de 0 qui semble élevé ou faible. Merci de corriger. Le salaire total payé de toutes catégories confondues par le ménage ABDOULAYE DOUMBOUYA pour la main-d'oeuvre non-familiale sur la parcelle Parcelles de Maïs au cours de la campagne pour la période des récoltes est de 0 qui semble élevé ou faible. Merci de corriger. </w:t>
+        <w:br/>
+        <w:t xml:space="preserve">- La superficie de la parcelle Parcelle de Tomate selon l'exploitant est de 2 Mètre Carré (m^2) qui semble faible ou l'estimation ne semble pas bonne. Prière de corriger. La quantité de fumure appliquée dans la parcelle Parcelle de Tomate est de 100 Kg qui semble élevé ou ne sait pas, prière de fournir d'effort pour estimer la quantité afin de corriger. Le salaire total payé de toutes catégories confondues par le ménage ABDOULAYE DOUMBOUYA pour la main-d'oeuvre non-familiale sur la parcelle Parcelle de Tomate au cours de la campagne pour la période de préparation du sol (labour) et des semis est de 0 qui semble élevé ou faible. Merci de corriger. Le salaire total payé de toutes catégories confondues par le ménage ABDOULAYE DOUMBOUYA pour la main-d'oeuvre non-familiale sur la parcelle Parcelle de Tomate au cours de la campagne pour la période d'entretien du sol (sarclage, etc.) est de 0 qui semble élevé ou faible. Merci de corriger. La superficie de la parcelle Parcelle de Tomate selon les mesures GPS est de .00018 hectare qui semble élevé ou faible, prière de corriger. </w:t>
+        <w:br/>
+        <w:t>- La superficie de la parcelle Parcelle de laitue et de menthe selon l'exploitant est de .5 Mètre Carré (m^2) qui semble faible ou l'estimation ne semble pas bonne. Prière de corriger. La superficie de la parcelle Parcelle de laitue et de menthe selon les mesures GPS est de .00002 hectare qui semble élevé ou faible, prière de corriger.</w:t>
       </w:r>
     </w:p>
     <w:p>
@@ -1857,27 +2556,6 @@
           <w:sz w:val="20"/>
         </w:rPr>
         <w:t>- Avertissement! la valeur de l'achat (500 Fcfa) d'un Poules / poulets est trop petite ou élevée. Veuillez confirmer ces informations avec le QG ou apporter les corrections nécessaires. Avertissement! Le prix de vente (583.3333 Fcfa) d'un Poules / poulets est trop petit. Veuillez confirmer ces informations avec le QG ou apporter les corrections nécessaires.</w:t>
-      </w:r>
-    </w:p>
-    <w:p>
-      <w:r>
-        <w:rPr>
-          <w:b/>
-          <w:color w:val="4672C4"/>
-          <w:sz w:val="22"/>
-        </w:rPr>
-        <w:t>&gt;&gt; Section19 - Equipements agricoles</w:t>
-      </w:r>
-    </w:p>
-    <w:p>
-      <w:pPr>
-        <w:ind w:left="283"/>
-      </w:pPr>
-      <w:r>
-        <w:rPr>
-          <w:sz w:val="20"/>
-        </w:rPr>
-        <w:t>- Attention ! Houe/daba/hilaire a été revendu à 3000 Fcfa qui est relativement élevé par rapport aux autres prix de revente observés dans cette zone. Prière de corriger ou de confirmer avec le QG.</w:t>
       </w:r>
     </w:p>
     <w:p>
@@ -2181,7 +2859,7 @@
           </w:tcPr>
           <w:p>
             <w:r/>
-            <w:hyperlink r:id="rId11">
+            <w:hyperlink r:id="rId12">
               <w:r>
                 <w:rPr>
                   <w:color w:val="0563C1"/>
@@ -2234,11 +2912,7 @@
         <w:rPr>
           <w:sz w:val="20"/>
         </w:rPr>
-        <w:t xml:space="preserve">- Attention ! Le montant (1500 Fcfa) dépensé ou reçu en cadeau pour les cartes prépayées, les transferts de crédit et les abonnements de  ASTOU CAMARA est relativement faible par rapport aux autres montants depansés observés dans cette zone. Prière de corriger ou de confirmer avec le QG. </w:t>
-        <w:br/>
-        <w:t xml:space="preserve">- Attention ! Le montant (3000 Fcfa) dépensé ou reçu en cadeau pour les cartes prépayées, les transferts de crédit et les abonnements de  DIOKHÉ CAMARA est relativement élevé par rapport aux autres montants depansés observés dans cette zone. Prière de corriger ou de confirmer avec le QG. </w:t>
-        <w:br/>
-        <w:t xml:space="preserve">- Les informations sur l'acte de naissance (ni Jours, ni mois et ni années) de  ABDOUKHADRE CAMARA  manquent, s'il vous plait pouvez-vous fournir d'effort pour avoir ces informations. Attention ! Le montant (3000 Fcfa) dépensé ou reçu en cadeau pour les cartes prépayées, les transferts de crédit et les abonnements de  ABDOUKHADRE CAMARA est relativement élevé par rapport aux autres montants depansés observés dans cette zone. Prière de corriger ou de confirmer avec le QG. </w:t>
+        <w:t xml:space="preserve">- Les informations sur l'acte de naissance (ni Jours, ni mois et ni années) de  ABDOUKHADRE CAMARA  manquent, s'il vous plait pouvez-vous fournir d'effort pour avoir ces informations. </w:t>
         <w:br/>
         <w:t xml:space="preserve">- Les informations sur l'acte de naissance (ni Jours, ni mois et ni années) de  BINTOU CAMARA  manquent, s'il vous plait pouvez-vous fournir d'effort pour avoir ces informations. </w:t>
         <w:br/>
@@ -2397,7 +3071,7 @@
         <w:rPr>
           <w:sz w:val="20"/>
         </w:rPr>
-        <w:t>- La dernière fois que vous avez acheté Arachides pilées est autoproduction et semble exister dans les modalités, prière de prendre attache avec le QG pour plus d'explication afin de la classer bien.  La dernière fois que vous avez acheté Maïs en grain est autoproduction et semble exister dans les modalités, prière de prendre attache avec le QG pour plus d'explication afin de la classer bien. Attention ! Le prix unitaire d'achat (166.6667 Fcfa) de Patate douce en Pièce (Petit) est relativement élevé par rapport aux autres prix observés dans cette zone. Prière de corriger ou de confirmer avec le QG. Attention ! Le prix unitaire d'achat (200 Fcfa) de Piment séché en Sachets (Petit) est relativement élevé par rapport aux autres prix observés dans cette zone. Prière de corriger ou de confirmer avec le QG. Attention ! Le prix unitaire d'achat (2666.667 Fcfa) de Viande de bœuf: filet, faux-filet en Kg (taille unique) est relativement faible par rapport aux autres prix observés dans cette zone. Prière de corriger ou de confirmer avec le QG. Avertissement!!! Le ménage a consommé 7 Paquet Petit de Thé en sachet, cette quantité semble anormale pour une consommation des 7 derniers jours.Prière de corriger ou de confirmer avec le QG. Avertissement!! le prix unitaire (100 Fcfa) de Thé en sachet (unité: Paquet) de taille Petit est très faible ou élevé. Prière de corriger ou de confirmer avec le QG. Incohérence!! Dans ce ménage, chaque individus consomme par jour 13.21479 Kg  de cereale; Prière de revoir les quantités prises de ces produits. Le prix d'achat unitaire (280 Fcfa) de Mil en Sac (50 Kg) de taille taille unique est très faible, prière de regarder les reponses prises dans les questions s07bq07a s07bq07b s07bq07c s07bq08 pour mieux corriger.  La dernière fois que vous avez acheté Mil est autoproduction et semble exister dans les modalités, prière de prendre attache avec le QG pour plus d'explication afin de la classer bien.</w:t>
+        <w:t>- La dernière fois que vous avez acheté Arachides pilées est autoproduction et semble exister dans les modalités, prière de prendre attache avec le QG pour plus d'explication afin de la classer bien.  La dernière fois que vous avez acheté Maïs en grain est autoproduction et semble exister dans les modalités, prière de prendre attache avec le QG pour plus d'explication afin de la classer bien. Attention ! Le prix unitaire d'achat (200 Fcfa) de Piment séché en Sachets (Petit) est relativement élevé par rapport aux autres prix observés dans cette zone. Prière de corriger ou de confirmer avec le QG. Avertissement!!! Le ménage a consommé 7 Paquet Petit de Thé en sachet, cette quantité semble anormale pour une consommation des 7 derniers jours.Prière de corriger ou de confirmer avec le QG. Avertissement!! le prix unitaire (100 Fcfa) de Thé en sachet (unité: Paquet) de taille Petit est très faible ou élevé. Prière de corriger ou de confirmer avec le QG. Le prix d'achat unitaire (280 Fcfa) de Mil en Sac (50 Kg) de taille taille unique est très faible, prière de regarder les reponses prises dans les questions s07bq07a s07bq07b s07bq07c s07bq08 pour mieux corriger.  La dernière fois que vous avez acheté Mil est autoproduction et semble exister dans les modalités, prière de prendre attache avec le QG pour plus d'explication afin de la classer bien.</w:t>
       </w:r>
     </w:p>
     <w:p>
@@ -2447,7 +3121,7 @@
         <w:br/>
         <w:t xml:space="preserve">- Le prix de revente de l'article  Bonbonne de gaz ne doit pas être égal 0 même si le ménage l'a reçu en cadeau prière de leurs aider à faire une estimations. </w:t>
         <w:br/>
-        <w:t xml:space="preserve">- Le prix de revente de l'article  Climatiseurs/splits (non installés au mur) ne doit pas être égal 0 même si le ménage l'a reçu en cadeau prière de leurs aider à faire une estimations. </w:t>
+        <w:t xml:space="preserve">- Le prix de revente de l'article  Climatiseurs/splits (non installés au mur) ne doit pas être égal 0 même si le ménage l'a reçu en cadeau prière de leurs aider à faire une estimations. Attention ! Climatiseurs/splits (non installés au mur) a été achété à 300000 Fcfa est relativement élevé par rapport aux autres prix d'achat observés dans cette zone. Prière de corriger ou de confirmer avec le QG. </w:t>
         <w:br/>
         <w:t xml:space="preserve">- Le prix de revente de l'article  Fer à repasser à charbon ne doit pas être égal 0 même si le ménage l'a reçu en cadeau prière de leurs aider à faire une estimations. </w:t>
         <w:br/>
@@ -2569,6 +3243,803 @@
         <w:t xml:space="preserve">- Incohérence!! Le prix de revente de Charrue dans cette section 19 ne doit pas être égal 0 même si le ménage l'a reçu en cadeau prière de leurs aider à faire une estimation. </w:t>
         <w:br/>
         <w:t>- Incohérence!! Le prix de revente de Semoir dans cette section 19 ne doit pas être égal 0 même si le ménage l'a reçu en cadeau prière de leurs aider à faire une estimation.</w:t>
+      </w:r>
+    </w:p>
+    <w:p>
+      <w:r>
+        <w:t>________________________________________________________________________________</w:t>
+      </w:r>
+    </w:p>
+    <w:p>
+      <w:pPr>
+        <w:pStyle w:val="Heading2"/>
+      </w:pPr>
+      <w:r>
+        <w:t>Menage 6</w:t>
+      </w:r>
+    </w:p>
+    <w:tbl>
+      <w:tblPr>
+        <w:tblStyle w:val="TableGrid"/>
+        <w:tblW w:type="auto" w:w="0"/>
+        <w:tblLook w:firstColumn="1" w:firstRow="1" w:lastColumn="0" w:lastRow="0" w:noHBand="0" w:noVBand="1" w:val="04A0"/>
+      </w:tblPr>
+      <w:tblGrid>
+        <w:gridCol w:w="1662"/>
+        <w:gridCol w:w="1662"/>
+        <w:gridCol w:w="1662"/>
+        <w:gridCol w:w="1662"/>
+        <w:gridCol w:w="1662"/>
+        <w:gridCol w:w="1662"/>
+      </w:tblGrid>
+      <w:tr>
+        <w:tc>
+          <w:tcPr>
+            <w:tcW w:type="dxa" w:w="1662"/>
+            <w:shd w:fill="5B9BD5"/>
+          </w:tcPr>
+          <w:p>
+            <w:r>
+              <w:rPr>
+                <w:b/>
+                <w:color w:val="FFFFFF"/>
+                <w:sz w:val="16"/>
+              </w:rPr>
+              <w:t>Interview Key</w:t>
+            </w:r>
+          </w:p>
+        </w:tc>
+        <w:tc>
+          <w:tcPr>
+            <w:tcW w:type="dxa" w:w="1662"/>
+            <w:shd w:fill="5B9BD5"/>
+          </w:tcPr>
+          <w:p>
+            <w:r>
+              <w:rPr>
+                <w:b/>
+                <w:color w:val="FFFFFF"/>
+                <w:sz w:val="16"/>
+              </w:rPr>
+              <w:t>Interview ID</w:t>
+            </w:r>
+          </w:p>
+        </w:tc>
+        <w:tc>
+          <w:tcPr>
+            <w:tcW w:type="dxa" w:w="1662"/>
+            <w:shd w:fill="5B9BD5"/>
+          </w:tcPr>
+          <w:p>
+            <w:r>
+              <w:rPr>
+                <w:b/>
+                <w:color w:val="FFFFFF"/>
+                <w:sz w:val="16"/>
+              </w:rPr>
+              <w:t>ID Agent</w:t>
+            </w:r>
+          </w:p>
+        </w:tc>
+        <w:tc>
+          <w:tcPr>
+            <w:tcW w:type="dxa" w:w="1662"/>
+            <w:shd w:fill="5B9BD5"/>
+          </w:tcPr>
+          <w:p>
+            <w:r>
+              <w:rPr>
+                <w:b/>
+                <w:color w:val="FFFFFF"/>
+                <w:sz w:val="16"/>
+              </w:rPr>
+              <w:t>ID Equipe</w:t>
+            </w:r>
+          </w:p>
+        </w:tc>
+        <w:tc>
+          <w:tcPr>
+            <w:tcW w:type="dxa" w:w="1662"/>
+            <w:shd w:fill="5B9BD5"/>
+          </w:tcPr>
+          <w:p>
+            <w:r>
+              <w:rPr>
+                <w:b/>
+                <w:color w:val="FFFFFF"/>
+                <w:sz w:val="16"/>
+              </w:rPr>
+              <w:t>Agent</w:t>
+            </w:r>
+          </w:p>
+        </w:tc>
+        <w:tc>
+          <w:tcPr>
+            <w:tcW w:type="dxa" w:w="1662"/>
+            <w:shd w:fill="5B9BD5"/>
+          </w:tcPr>
+          <w:p>
+            <w:r>
+              <w:rPr>
+                <w:b/>
+                <w:color w:val="FFFFFF"/>
+                <w:sz w:val="16"/>
+              </w:rPr>
+              <w:t>Chef d'equipe</w:t>
+            </w:r>
+          </w:p>
+        </w:tc>
+      </w:tr>
+      <w:tr>
+        <w:tc>
+          <w:tcPr>
+            <w:tcW w:type="dxa" w:w="1662"/>
+          </w:tcPr>
+          <w:p>
+            <w:r>
+              <w:rPr>
+                <w:sz w:val="14"/>
+              </w:rPr>
+              <w:t>62-15-99-10</w:t>
+            </w:r>
+          </w:p>
+        </w:tc>
+        <w:tc>
+          <w:tcPr>
+            <w:tcW w:type="dxa" w:w="1662"/>
+          </w:tcPr>
+          <w:p>
+            <w:r>
+              <w:rPr>
+                <w:sz w:val="14"/>
+              </w:rPr>
+              <w:t>b6941f31497545eba2e4fab5b03c0e8c</w:t>
+            </w:r>
+          </w:p>
+        </w:tc>
+        <w:tc>
+          <w:tcPr>
+            <w:tcW w:type="dxa" w:w="1662"/>
+          </w:tcPr>
+          <w:p>
+            <w:r>
+              <w:rPr>
+                <w:sz w:val="14"/>
+              </w:rPr>
+              <w:t>EQ29_enq1</w:t>
+            </w:r>
+          </w:p>
+        </w:tc>
+        <w:tc>
+          <w:tcPr>
+            <w:tcW w:type="dxa" w:w="1662"/>
+          </w:tcPr>
+          <w:p>
+            <w:r>
+              <w:rPr>
+                <w:sz w:val="14"/>
+              </w:rPr>
+              <w:t>Equipe29</w:t>
+            </w:r>
+          </w:p>
+        </w:tc>
+        <w:tc>
+          <w:tcPr>
+            <w:tcW w:type="dxa" w:w="1662"/>
+          </w:tcPr>
+          <w:p>
+            <w:r>
+              <w:rPr>
+                <w:sz w:val="14"/>
+              </w:rPr>
+              <w:t>Moussoumakha SANKHANOU</w:t>
+            </w:r>
+          </w:p>
+        </w:tc>
+        <w:tc>
+          <w:tcPr>
+            <w:tcW w:type="dxa" w:w="1662"/>
+          </w:tcPr>
+          <w:p>
+            <w:r>
+              <w:rPr>
+                <w:sz w:val="14"/>
+              </w:rPr>
+              <w:t>Baye Cheikh NIANG</w:t>
+            </w:r>
+          </w:p>
+        </w:tc>
+      </w:tr>
+    </w:tbl>
+    <w:p/>
+    <w:tbl>
+      <w:tblPr>
+        <w:tblStyle w:val="TableGrid"/>
+        <w:tblW w:type="auto" w:w="0"/>
+        <w:tblLook w:firstColumn="1" w:firstRow="1" w:lastColumn="0" w:lastRow="0" w:noHBand="0" w:noVBand="1" w:val="04A0"/>
+      </w:tblPr>
+      <w:tblGrid>
+        <w:gridCol w:w="3324"/>
+        <w:gridCol w:w="3324"/>
+        <w:gridCol w:w="3324"/>
+      </w:tblGrid>
+      <w:tr>
+        <w:tc>
+          <w:tcPr>
+            <w:tcW w:type="dxa" w:w="3324"/>
+            <w:shd w:fill="70AD47"/>
+          </w:tcPr>
+          <w:p>
+            <w:r>
+              <w:rPr>
+                <w:b/>
+                <w:color w:val="FFFFFF"/>
+                <w:sz w:val="18"/>
+              </w:rPr>
+              <w:t>Chef de Menage</w:t>
+            </w:r>
+          </w:p>
+        </w:tc>
+        <w:tc>
+          <w:tcPr>
+            <w:tcW w:type="dxa" w:w="3324"/>
+            <w:shd w:fill="70AD47"/>
+          </w:tcPr>
+          <w:p>
+            <w:r>
+              <w:rPr>
+                <w:b/>
+                <w:color w:val="FFFFFF"/>
+                <w:sz w:val="18"/>
+              </w:rPr>
+              <w:t>Quartier/Village (s00q05)</w:t>
+            </w:r>
+          </w:p>
+        </w:tc>
+        <w:tc>
+          <w:tcPr>
+            <w:tcW w:type="dxa" w:w="3324"/>
+            <w:shd w:fill="70AD47"/>
+          </w:tcPr>
+          <w:p>
+            <w:r>
+              <w:rPr>
+                <w:b/>
+                <w:color w:val="FFFFFF"/>
+                <w:sz w:val="18"/>
+              </w:rPr>
+              <w:t>Localisation GPS</w:t>
+            </w:r>
+          </w:p>
+        </w:tc>
+      </w:tr>
+      <w:tr>
+        <w:tc>
+          <w:tcPr>
+            <w:tcW w:type="dxa" w:w="3324"/>
+          </w:tcPr>
+          <w:p>
+            <w:r>
+              <w:rPr>
+                <w:sz w:val="18"/>
+              </w:rPr>
+              <w:t>ABDOULAYE DIALLO</w:t>
+            </w:r>
+          </w:p>
+        </w:tc>
+        <w:tc>
+          <w:tcPr>
+            <w:tcW w:type="dxa" w:w="3324"/>
+          </w:tcPr>
+          <w:p>
+            <w:r>
+              <w:rPr>
+                <w:sz w:val="18"/>
+              </w:rPr>
+              <w:t>N/A</w:t>
+            </w:r>
+          </w:p>
+        </w:tc>
+        <w:tc>
+          <w:tcPr>
+            <w:tcW w:type="dxa" w:w="3324"/>
+          </w:tcPr>
+          <w:p>
+            <w:r/>
+            <w:hyperlink r:id="rId13">
+              <w:r>
+                <w:rPr>
+                  <w:color w:val="0563C1"/>
+                  <w:u w:val="single"/>
+                </w:rPr>
+                <w:t>ABATOIRS</w:t>
+              </w:r>
+            </w:hyperlink>
+          </w:p>
+        </w:tc>
+      </w:tr>
+    </w:tbl>
+    <w:p/>
+    <w:p>
+      <w:r>
+        <w:rPr>
+          <w:b/>
+          <w:color w:val="4672C4"/>
+          <w:sz w:val="22"/>
+        </w:rPr>
+        <w:t>&gt;&gt; Section0 - Identification et renseignements de controle</w:t>
+      </w:r>
+    </w:p>
+    <w:p>
+      <w:pPr>
+        <w:ind w:left="283"/>
+      </w:pPr>
+      <w:r>
+        <w:rPr>
+          <w:sz w:val="20"/>
+        </w:rPr>
+        <w:t>- Le questionnaire semble ne pas être complètement fini mais le questionnaire est en statut complet, prière de compléter le questionnaire.</w:t>
+      </w:r>
+    </w:p>
+    <w:p>
+      <w:r>
+        <w:rPr>
+          <w:b/>
+          <w:color w:val="4672C4"/>
+          <w:sz w:val="22"/>
+        </w:rPr>
+        <w:t>&gt;&gt; Section1 - Caracteristiques des membres</w:t>
+      </w:r>
+    </w:p>
+    <w:p>
+      <w:pPr>
+        <w:ind w:left="283"/>
+      </w:pPr>
+      <w:r>
+        <w:rPr>
+          <w:sz w:val="20"/>
+        </w:rPr>
+        <w:t xml:space="preserve">- Avertissement!!!  ABDRAHMANE DIALLO  possède un téléphone android mais dit n'avoir pas accès à l'internet, prière de confirmer cette information avec le QG ou la corriger. Attention ! Le montant (9999 Fcfa) dépensé ou reçu en cadeau pour les cartes prépayées, les transferts de crédit et les abonnements de  ABDRAHMANE DIALLO est relativement élevé par rapport aux autres montants depansés observés dans cette zone. Prière de corriger ou de confirmer avec le QG. </w:t>
+        <w:br/>
+        <w:t xml:space="preserve">- Attention ! Le montant (9999 Fcfa) dépensé ou reçu en cadeau pour les cartes prépayées, les transferts de crédit et les abonnements de  ASSA DIALLO est relativement élevé par rapport aux autres montants depansés observés dans cette zone. Prière de corriger ou de confirmer avec le QG. Attention ! Le montant (9999 Fcfa) dépensé ou reçu en cadeau pour les recharges internet ou de forfaits de données mobiles(hors appels vocaux), aucours des 30 derniers jours de  ASSA DIALLO est relativement élevé par rapport aux autres montants depansés observés dans cette zone. Prière de corriger ou de confirmer avec le QG. </w:t>
+        <w:br/>
+        <w:t xml:space="preserve">- Attention ! Le montant (9999 Fcfa) dépensé ou reçu en cadeau pour les cartes prépayées, les transferts de crédit et les abonnements de  FATOU KINE DIALLO est relativement élevé par rapport aux autres montants depansés observés dans cette zone. Prière de corriger ou de confirmer avec le QG. Attention ! Le montant (9999 Fcfa) dépensé ou reçu en cadeau pour les recharges internet ou de forfaits de données mobiles(hors appels vocaux), aucours des 30 derniers jours de  FATOU KINE DIALLO est relativement élevé par rapport aux autres montants depansés observés dans cette zone. Prière de corriger ou de confirmer avec le QG. </w:t>
+        <w:br/>
+        <w:t xml:space="preserve">- Attention ! Le montant (9999 Fcfa) dépensé ou reçu en cadeau pour les cartes prépayées, les transferts de crédit et les abonnements de  ROUGUIYATOU DIALLO est relativement élevé par rapport aux autres montants depansés observés dans cette zone. Prière de corriger ou de confirmer avec le QG. Attention ! Le montant (9999 Fcfa) dépensé ou reçu en cadeau pour les recharges internet ou de forfaits de données mobiles(hors appels vocaux), aucours des 30 derniers jours de  ROUGUIYATOU DIALLO est relativement élevé par rapport aux autres montants depansés observés dans cette zone. Prière de corriger ou de confirmer avec le QG. </w:t>
+        <w:br/>
+        <w:t xml:space="preserve">- Avertissement!! L'âge (16) ans du premier mariage de LASSANA DIALLO semble incoherent. Prière de vérifier cette information auprès de l'enquêté et de corriger si nécessaire. Attention ! Le montant (5000 Fcfa) dépensé ou reçu en cadeau pour les cartes prépayées, les transferts de crédit et les abonnements de  LASSANA DIALLO est relativement élevé par rapport aux autres montants depansés observés dans cette zone. Prière de corriger ou de confirmer avec le QG. </w:t>
+        <w:br/>
+        <w:t xml:space="preserve">- Incoherence! ABDOULAYE DIALLO 1 dispose d'un téléphone portable à s01q39, donc la raison évoquée ne peut pas être (ne dispose pas d'appareil). </w:t>
+        <w:br/>
+        <w:t xml:space="preserve">- Incoherence! La mère de OUSEYNOU DIALLO est trop jeune ou vielle pour avoir OUSEYNOU DIALLO selon l'écart (50) d'âge entre lui et sa mère, prière de revoir l'âge de OUSEYNOU DIALLO ou de sa mère. Dans le cas contraire rassurez vous que c'est bien son fils/fille biologique. </w:t>
+        <w:br/>
+        <w:t>- Incohérence!! Le nombre d'année (9999) que AMINATA KABA a vécu dans la localité est superieur à son âge (46) ou ne sait pas. Prière de corriger.</w:t>
+      </w:r>
+    </w:p>
+    <w:p>
+      <w:r>
+        <w:rPr>
+          <w:b/>
+          <w:color w:val="4672C4"/>
+          <w:sz w:val="22"/>
+        </w:rPr>
+        <w:t>&gt;&gt; Section2 - Education</w:t>
+      </w:r>
+    </w:p>
+    <w:p>
+      <w:pPr>
+        <w:ind w:left="283"/>
+      </w:pPr>
+      <w:r>
+        <w:rPr>
+          <w:sz w:val="20"/>
+        </w:rPr>
+        <w:t xml:space="preserve">- Peu probable! ABDOULAYE DIALLO  n'arrive pas  à comprendre un petit texte lu dans une langue locale (s02q03). Veuillez corriger ou donner des explications au QG. Peu probable! ABDOULAYE DIALLO  ne sait ni lire, ni écrire, ni comprendre dans aucune des langues  (s02q01,s02q02,s02q03). Veuillez corriger ou donner des explications au QG. </w:t>
+        <w:br/>
+        <w:t xml:space="preserve">- Peu probable! ABDOULAYE DIALLO 1  n'arrive pas  à comprendre un petit texte lu dans une langue locale (s02q03). Veuillez corriger ou donner des explications au QG. Peu probable! ABDOULAYE DIALLO 1  ne sait ni lire, ni écrire, ni comprendre dans aucune des langues  (s02q01,s02q02,s02q03). Veuillez corriger ou donner des explications au QG. </w:t>
+        <w:br/>
+        <w:t xml:space="preserve">- Peu probable! ABDRAHMANE DIALLO  n'arrive pas  à comprendre un petit texte lu dans une langue locale (s02q03). Veuillez corriger ou donner des explications au QG. Peu probable! ABDRAHMANE DIALLO  ne sait ni lire, ni écrire, ni comprendre dans aucune des langues  (s02q01,s02q02,s02q03). Veuillez corriger ou donner des explications au QG. </w:t>
+        <w:br/>
+        <w:t xml:space="preserve">- Peu probable! AISSETOU DIALLO  n'arrive pas  à comprendre un petit texte lu dans une langue locale (s02q03). Veuillez corriger ou donner des explications au QG. Peu probable! AISSETOU DIALLO  ne sait ni lire, ni écrire, ni comprendre dans aucune des langues  (s02q01,s02q02,s02q03). Veuillez corriger ou donner des explications au QG. </w:t>
+        <w:br/>
+        <w:t xml:space="preserve">- Peu probable! AMINATA KABA  n'arrive pas  à comprendre un petit texte lu dans une langue locale (s02q03). Veuillez corriger ou donner des explications au QG. </w:t>
+        <w:br/>
+        <w:t xml:space="preserve">- Peu probable! ASSA DIALLO  n'arrive pas  à comprendre un petit texte lu dans une langue locale (s02q03). Veuillez corriger ou donner des explications au QG. </w:t>
+        <w:br/>
+        <w:t xml:space="preserve">- Peu probable! COUMBA DIALLO  n'arrive pas  à comprendre un petit texte lu dans une langue locale (s02q03). Veuillez corriger ou donner des explications au QG. Peu probable! COUMBA DIALLO  ne sait ni lire, ni écrire, ni comprendre dans aucune des langues  (s02q01,s02q02,s02q03). Veuillez corriger ou donner des explications au QG. </w:t>
+        <w:br/>
+        <w:t xml:space="preserve">- Peu probable! DABA DIALLO  n'arrive pas  à comprendre un petit texte lu dans une langue locale (s02q03). Veuillez corriger ou donner des explications au QG. </w:t>
+        <w:br/>
+        <w:t xml:space="preserve">- Peu probable! DIOUMA DIALLO  n'arrive pas  à comprendre un petit texte lu dans une langue locale (s02q03). Veuillez corriger ou donner des explications au QG. Peu probable! DIOUMA DIALLO  ne sait ni lire, ni écrire, ni comprendre dans aucune des langues  (s02q01,s02q02,s02q03). Veuillez corriger ou donner des explications au QG. Peu plausible DIOUMA DIALLO fréquente au minimum le fondamental 1 mais ne sait ni lire ni comprendre la langue française, prière de corriger ou de confirmer avec le QG merci. Dans les milieux urbains c'est peu probable de voir une école dont les élèves ou étudiants ne dépensent pas en frais d'uniformes, prière de verifier pour DIOUMA DIALLO et corriger ou confirmer avec le QG. </w:t>
+        <w:br/>
+        <w:t xml:space="preserve">- Peu probable! DOUSSOU DIALLO  n'arrive pas  à comprendre un petit texte lu dans une langue locale (s02q03). Veuillez corriger ou donner des explications au QG. Peu probable! DOUSSOU DIALLO  ne sait ni lire, ni écrire, ni comprendre dans aucune des langues  (s02q01,s02q02,s02q03). Veuillez corriger ou donner des explications au QG. Peu plausible DOUSSOU DIALLO fréquente au minimum le fondamental 1 mais ne sait ni lire ni comprendre la langue française, prière de corriger ou de confirmer avec le QG merci. Avertissement!! DOUSSOU DIALLO fréquente au minimum la troisième année de fondamental 1 mais ne sait pas écrire, prière de corriger ou confirmer avec le QG. Dans les milieux urbains c'est peu probable de voir une école dont les élèves ou étudiants ne dépensent pas en frais d'uniformes, prière de verifier pour DOUSSOU DIALLO et corriger ou confirmer avec le QG. </w:t>
+        <w:br/>
+        <w:t xml:space="preserve">- Peu probable! ELHADJ KABINE DIALLO  n'arrive pas  à comprendre un petit texte lu dans une langue locale (s02q03). Veuillez corriger ou donner des explications au QG. Peu probable! ELHADJ KABINE DIALLO  ne sait ni lire, ni écrire, ni comprendre dans aucune des langues  (s02q01,s02q02,s02q03). Veuillez corriger ou donner des explications au QG. Peu plausible ELHADJ KABINE DIALLO fréquente au minimum le fondamental 1 mais ne sait ni lire ni comprendre la langue française, prière de corriger ou de confirmer avec le QG merci. Avertissement!! ELHADJ KABINE DIALLO fréquente au minimum la troisième année de fondamental 1 mais ne sait pas écrire, prière de corriger ou confirmer avec le QG. Dans les milieux urbains c'est peu probable de voir une école dont les élèves ou étudiants ne dépensent pas en frais d'uniformes, prière de verifier pour ELHADJ KABINE DIALLO et corriger ou confirmer avec le QG. </w:t>
+        <w:br/>
+        <w:t xml:space="preserve">- Peu probable! FARMATA COULOUBALY  n'arrive pas  à comprendre un petit texte lu dans une langue locale (s02q03). Veuillez corriger ou donner des explications au QG. Le montant des frais de transport pour l'année scolaire de FARMATA COULOUBALY est faible ou élevé. veuillez, s'il vous plait, confirmer ces informations avec le QG ou apporter les corrections nécessaires. </w:t>
+        <w:br/>
+        <w:t xml:space="preserve">- Peu probable! FATOU DIALLO  n'arrive pas  à comprendre un petit texte lu dans une langue locale (s02q03). Veuillez corriger ou donner des explications au QG. Peu probable! FATOU DIALLO  ne sait ni lire, ni écrire, ni comprendre dans aucune des langues  (s02q01,s02q02,s02q03). Veuillez corriger ou donner des explications au QG. Peu plausible FATOU DIALLO fréquente au minimum le fondamental 1 mais ne sait ni lire ni comprendre la langue française, prière de corriger ou de confirmer avec le QG merci. Avertissement!! FATOU DIALLO fréquente au minimum la troisième année de fondamental 1 mais ne sait pas écrire, prière de corriger ou confirmer avec le QG.  Incohérence ! le montant payé de FATOU DIALLO pour les frais de scolarité est très faible. veuillez, s'il vous plait, confirmer ces informations avec le QG ou apporter les corrections nécessaires. Dans les milieux urbains c'est peu probable de voir une école dont les élèves ou étudiants ne dépensent pas en frais d'uniformes, prière de verifier pour FATOU DIALLO et corriger ou confirmer avec le QG. </w:t>
+        <w:br/>
+        <w:t xml:space="preserve">- Peu probable! FATOU KINE DIALLO  n'arrive pas  à comprendre un petit texte lu dans une langue locale (s02q03). Veuillez corriger ou donner des explications au QG. </w:t>
+        <w:br/>
+        <w:t xml:space="preserve">- Peu probable! HAWA DIALLO  n'arrive pas  à comprendre un petit texte lu dans une langue locale (s02q03). Veuillez corriger ou donner des explications au QG. </w:t>
+        <w:br/>
+        <w:t xml:space="preserve">- Peu probable! HIBRAHIMA DIALLO  n'arrive pas  à comprendre un petit texte lu dans une langue locale (s02q03). Veuillez corriger ou donner des explications au QG. Peu probable! HIBRAHIMA DIALLO  ne sait ni lire, ni écrire, ni comprendre dans aucune des langues  (s02q01,s02q02,s02q03). Veuillez corriger ou donner des explications au QG. Peu plausible HIBRAHIMA DIALLO fréquente au minimum le fondamental 1 mais ne sait ni lire ni comprendre la langue française, prière de corriger ou de confirmer avec le QG merci. Avertissement!! HIBRAHIMA DIALLO fréquente au minimum la troisième année de fondamental 1 mais ne sait pas écrire, prière de corriger ou confirmer avec le QG. Dans les milieux urbains c'est peu probable de voir une école dont les élèves ou étudiants ne dépensent pas en frais d'uniformes, prière de verifier pour HIBRAHIMA DIALLO et corriger ou confirmer avec le QG. Attention ! Le frais de scolarité (9999 Fcfa) de HIBRAHIMA DIALLO en 4ème année de Primaire est relativement élevé par rapport aux autres frais de scolarités observés dans cette zone. Prière de corriger ou de confirmer avec le QG. </w:t>
+        <w:br/>
+        <w:t xml:space="preserve">- Peu probable! KADIDIA CAMARA  n'arrive pas  à comprendre un petit texte lu dans une langue locale (s02q03). Veuillez corriger ou donner des explications au QG. Peu probable! KADIDIA CAMARA  ne sait ni lire, ni écrire, ni comprendre dans aucune des langues  (s02q01,s02q02,s02q03). Veuillez corriger ou donner des explications au QG. </w:t>
+        <w:br/>
+        <w:t xml:space="preserve">- Peu probable! LASSANA DIALLO  n'arrive pas  à comprendre un petit texte lu dans une langue locale (s02q03). Veuillez corriger ou donner des explications au QG. Peu probable! LASSANA DIALLO  ne sait ni lire, ni écrire, ni comprendre dans aucune des langues  (s02q01,s02q02,s02q03). Veuillez corriger ou donner des explications au QG. </w:t>
+        <w:br/>
+        <w:t xml:space="preserve">- Peu probable! MAFILY DIALLO  n'arrive pas  à comprendre un petit texte lu dans une langue locale (s02q03). Veuillez corriger ou donner des explications au QG. </w:t>
+        <w:br/>
+        <w:t xml:space="preserve">- Peu probable! MARIAMA DIALLO  n'arrive pas  à comprendre un petit texte lu dans une langue locale (s02q03). Veuillez corriger ou donner des explications au QG. Peu probable! MARIAMA DIALLO  ne sait ni lire, ni écrire, ni comprendre dans aucune des langues  (s02q01,s02q02,s02q03). Veuillez corriger ou donner des explications au QG. Le montant des frais de transport pour l'année scolaire de MARIAMA DIALLO est faible ou élevé. veuillez, s'il vous plait, confirmer ces informations avec le QG ou apporter les corrections nécessaires. </w:t>
+        <w:br/>
+        <w:t xml:space="preserve">- Peu probable! OUSEYNOU DIALLO  n'arrive pas  à comprendre un petit texte lu dans une langue locale (s02q03). Veuillez corriger ou donner des explications au QG. Peu probable! OUSEYNOU DIALLO  ne sait ni lire, ni écrire, ni comprendre dans aucune des langues  (s02q01,s02q02,s02q03). Veuillez corriger ou donner des explications au QG. Peu plausible OUSEYNOU DIALLO fréquente au minimum le fondamental 1 mais ne sait ni lire ni comprendre la langue française, prière de corriger ou de confirmer avec le QG merci. Avertissement!! OUSEYNOU DIALLO fréquente au minimum la troisième année de fondamental 1 mais ne sait pas écrire, prière de corriger ou confirmer avec le QG. Dans les milieux urbains c'est peu probable de voir une école dont les élèves ou étudiants ne dépensent pas en frais d'uniformes, prière de verifier pour OUSEYNOU DIALLO et corriger ou confirmer avec le QG. Attention ! Le frais de scolarité (9999 Fcfa) de OUSEYNOU DIALLO en 3ème année de Primaire est relativement élevé par rapport aux autres frais de scolarités observés dans cette zone. Prière de corriger ou de confirmer avec le QG. </w:t>
+        <w:br/>
+        <w:t xml:space="preserve">- Peu probable! ROUGUIYATOU DIALLO  n'arrive pas  à comprendre un petit texte lu dans une langue locale (s02q03). Veuillez corriger ou donner des explications au QG. </w:t>
+        <w:br/>
+        <w:t xml:space="preserve">- Peu probable! SEYNABOU KONATE  n'arrive pas  à comprendre un petit texte lu dans une langue locale (s02q03). Veuillez corriger ou donner des explications au QG. </w:t>
+        <w:br/>
+        <w:t>- Peu probable! TOUGOUROU DIALLO  n'arrive pas  à comprendre un petit texte lu dans une langue locale (s02q03). Veuillez corriger ou donner des explications au QG. Peu probable! TOUGOUROU DIALLO  ne sait ni lire, ni écrire, ni comprendre dans aucune des langues  (s02q01,s02q02,s02q03). Veuillez corriger ou donner des explications au QG.</w:t>
+      </w:r>
+    </w:p>
+    <w:p>
+      <w:r>
+        <w:rPr>
+          <w:b/>
+          <w:color w:val="4672C4"/>
+          <w:sz w:val="22"/>
+        </w:rPr>
+        <w:t>&gt;&gt; Section4a - Emploi</w:t>
+      </w:r>
+    </w:p>
+    <w:p>
+      <w:pPr>
+        <w:ind w:left="283"/>
+      </w:pPr>
+      <w:r>
+        <w:rPr>
+          <w:sz w:val="20"/>
+        </w:rPr>
+        <w:t xml:space="preserve">- La raison pourquoi LASSANA DIALLO n'a pas travaillé au cours des 7 derniers jours est manque de client et semble avoir un emploi ou exister dans les modalités, prière de de bien regarder l'emploi LASSANA DIALLO  ou de prendre attache avec le QG pour plus d'explication afin de la classer bien. </w:t>
+        <w:br/>
+        <w:t xml:space="preserve">- Avertissement! AMINATA KABA n'a consacré aucune heure pour aucun des travaux du ménage, prière de regarder les réponses prises dans les questions (s04q01 s04q02 s04q03 s04q04 s04q05 s04q06 s04q07 s04q08). </w:t>
+        <w:br/>
+        <w:t xml:space="preserve">- Avertissement! Généralement les jeunes hommes (10 à 25ans) font des travaux ménager soit apprendre les enfants à reviser leurs léçons ou d'autres cours, ABDOULAYE DIALLO 1 n'a consacré aucune heure pour les travaux cités en s04q01, s04q02, s04q03, s04q04, s04q05, s04q06, s04q07 et s04q08.Prière de regarder pour corriger ou confirmer avec le QG. </w:t>
+        <w:br/>
+        <w:t xml:space="preserve">- Avertissement! Généralement les jeunes hommes (10 à 25ans) font des travaux ménager soit apprendre les enfants à reviser leurs léçons ou d'autres cours, ELHADJ KABINE DIALLO n'a consacré aucune heure pour les travaux cités en s04q01, s04q02, s04q03, s04q04, s04q05, s04q06, s04q07 et s04q08.Prière de regarder pour corriger ou confirmer avec le QG. </w:t>
+        <w:br/>
+        <w:t xml:space="preserve">- Avertissement! Généralement les jeunes hommes (10 à 25ans) font des travaux ménager soit apprendre les enfants à reviser leurs léçons ou d'autres cours, HIBRAHIMA DIALLO n'a consacré aucune heure pour les travaux cités en s04q01, s04q02, s04q03, s04q04, s04q05, s04q06, s04q07 et s04q08.Prière de regarder pour corriger ou confirmer avec le QG. </w:t>
+        <w:br/>
+        <w:t>- Avertissement! Nombre d'heure que ABDRAHMANE DIALLO a consacré à son emploi au cours des 7 derniers jours est trop faible, veuillez revoir s'il vous plait ou confirmer cette information avec QG.</w:t>
+      </w:r>
+    </w:p>
+    <w:p>
+      <w:r>
+        <w:rPr>
+          <w:b/>
+          <w:color w:val="4672C4"/>
+          <w:sz w:val="22"/>
+        </w:rPr>
+        <w:t>&gt;&gt; Section4b - Emploi - Activite principale</w:t>
+      </w:r>
+    </w:p>
+    <w:p>
+      <w:pPr>
+        <w:ind w:left="283"/>
+      </w:pPr>
+      <w:r>
+        <w:rPr>
+          <w:sz w:val="20"/>
+        </w:rPr>
+        <w:t xml:space="preserve">- || Attention ! Le nombre de jours que LASSANA DIALLO a travaillés par mois semble être inférieur à 15. Veuillez, s'il vous plaît, confirmer cette information. </w:t>
+        <w:br/>
+        <w:t xml:space="preserve">- Attention! le nombre d'heure que ABDOULAYE DIALLO 1 a travaillé par jour semble être inferieur à 4, veuillez s'il vous plait confirmer cette information avec le QG. </w:t>
+        <w:br/>
+        <w:t xml:space="preserve">- Attention! le nombre d'heure que ABDRAHMANE DIALLO a travaillé par jour semble être inferieur à 4, veuillez s'il vous plait confirmer cette information avec le QG. </w:t>
+        <w:br/>
+        <w:t xml:space="preserve">- Attention! le nombre d'heure que AMINATA KABA a travaillé par jour semble être inferieur à 4, veuillez s'il vous plait confirmer cette information avec le QG. </w:t>
+        <w:br/>
+        <w:t>- Attention! le nombre d'heure que KADIDIA CAMARA a travaillé par jour semble être inferieur à 4, veuillez s'il vous plait confirmer cette information avec le QG.</w:t>
+      </w:r>
+    </w:p>
+    <w:p>
+      <w:r>
+        <w:rPr>
+          <w:b/>
+          <w:color w:val="4672C4"/>
+          <w:sz w:val="22"/>
+        </w:rPr>
+        <w:t>&gt;&gt; Section4c - Emploi - Activite secondaire</w:t>
+      </w:r>
+    </w:p>
+    <w:p>
+      <w:pPr>
+        <w:ind w:left="283"/>
+      </w:pPr>
+      <w:r>
+        <w:rPr>
+          <w:sz w:val="20"/>
+        </w:rPr>
+        <w:t>- Avertissement!!! AMINATA KABA enquêté dans l'emploi principale n'a pas declaré son revenu prière de fournir plus d'effort pour lui demander son revenu, vous pouvez utiliser des stratégies pour faire une estimation ou demander des conseils au QG. Avertissement!!! les informations de AMINATA KABA sur le nombre de mois, jours ou heures de son emploi secondaire sont superieur a celles de son emploi principal , veuillez corriger ou confirmer aupres du QG.</w:t>
+      </w:r>
+    </w:p>
+    <w:p>
+      <w:r>
+        <w:rPr>
+          <w:b/>
+          <w:color w:val="4672C4"/>
+          <w:sz w:val="22"/>
+        </w:rPr>
+        <w:t>&gt;&gt; Section7b - Consommation alimentaire - 7 jours</w:t>
+      </w:r>
+    </w:p>
+    <w:p>
+      <w:pPr>
+        <w:ind w:left="283"/>
+      </w:pPr>
+      <w:r>
+        <w:rPr>
+          <w:sz w:val="20"/>
+        </w:rPr>
+        <w:t>- Attention ! Le prix unitaire d'achat (25 Fcfa) de Vinaigre de vin en Sachets (Petit) est relativement faible par rapport aux autres prix observés dans cette zone. Prière de corriger ou de confirmer avec le QG. Attention ! Le prix unitaire d'achat (300 Fcfa) de Choux en Pièce (Petit) est relativement élevé par rapport aux autres prix observés dans cette zone. Prière de corriger ou de confirmer avec le QG. Attention ! Le prix unitaire d'achat (50 Fcfa) de Ail en Gousse (Petit) est relativement faible par rapport aux autres prix observés dans cette zone. Prière de corriger ou de confirmer avec le QG. Avertissement!! La quantité (5.5 litre) du produit Huile de palme raffinée consommée  par le ménage semble très élevé, prière de corriger ou confirmer avec le QG. Avertissement!!! Le ménage a consommé 14 Paquet Petit de Thé en sachet, cette quantité semble anormale pour une consommation des 7 derniers jours.Prière de corriger ou de confirmer avec le QG. Avertissement!! le prix unitaire (100 Fcfa) de Thé en sachet (unité: Paquet) de taille Petit est très faible ou élevé. Prière de corriger ou de confirmer avec le QG. Avertissement!!! Le ménage a consommé 15 Pièce Petit de Capitaine frais, cette quantité semble anormale pour une consommation des 7 derniers jours.Prière de corriger ou de confirmer avec le QG. Avertissement!!! Le ménage a consommé 36 Gousse Petit de Salade (laitue), cette quantité semble anormale pour une consommation des 7 derniers jours.Prière de corriger ou de confirmer avec le QG. Avertissement!!!Le ménage a consommé 45 Cube de Petit de Cube alimentaire (Maggi, Jumbo, )  ce qui semble incoherent pour une consommation aucours des 7 derniers jours, prière de verifier et corriger. Avertissement!!! Le ménage a consommé 45 Cube Petit de Cube alimentaire (Maggi, Jumbo, ), cette quantité semble anormale pour une consommation des 7 derniers jours.Prière de corriger ou de confirmer avec le QG. Avertissement!!!Le ménage a consommé 80 Sachets de Petit de Concentré de tomate  ce qui semble incoherent pour une consommation aucours des 7 derniers jours, prière de verifier et corriger. Avertissement!!! Le ménage a consommé 80 Sachets Petit de Concentré de tomate, cette quantité semble anormale pour une consommation des 7 derniers jours.Prière de corriger ou de confirmer avec le QG. Incohérence!! Dans ce ménage, chaque individus consomme par jour 17.23731 Kg  de cereale; Prière de revoir les quantités prises de ces produits.</w:t>
+      </w:r>
+    </w:p>
+    <w:p>
+      <w:r>
+        <w:rPr>
+          <w:b/>
+          <w:color w:val="4672C4"/>
+          <w:sz w:val="22"/>
+        </w:rPr>
+        <w:t>&gt;&gt; Section9c - Depenses non-alimentaires - 30 jours</w:t>
+      </w:r>
+    </w:p>
+    <w:p>
+      <w:pPr>
+        <w:ind w:left="283"/>
+      </w:pPr>
+      <w:r>
+        <w:rPr>
+          <w:sz w:val="20"/>
+        </w:rPr>
+        <w:t xml:space="preserve">- La dernière fois que vous avez acheté Frais de coiffure homme et femme (salon, tressage, mèches, coupe, etc.), manucure, pédicure est chez le voisin et semble exister dans les modalités, prière de prendre attache avec le QG pour plus d'explication afin de la classer bien. </w:t>
+        <w:br/>
+        <w:t xml:space="preserve">-  La dernière fois que vous avez acheté Salaire du personnel de maison (gardien, boy, chauffeur, cuisinier, etc. ) est le guayenako et semble exister dans les modalités, prière de prendre attache avec le QG pour plus d'explication afin de la classer bien. </w:t>
+        <w:br/>
+        <w:t xml:space="preserve">- Peu plausible! le montant de la dépense pour  Frais de mouture des céréales semble trop élevé. Veuillez, s'il vous plaît, confirmer cette information avec le QG ou la corriger. </w:t>
+        <w:br/>
+        <w:t xml:space="preserve">- Peu plausible! le montant de la dépense pour  Insecticide, tortillon anti-moustique semble trop élevé. Veuillez, s'il vous plaît, confirmer cette information avec le QG ou la corriger. </w:t>
+        <w:br/>
+        <w:t>- Peu plausible! le montant de la dépense pour  Savon de ménage, lessive en poudre, détergents (eau de javel, etc. ) semble trop élevé. Veuillez, s'il vous plaît, confirmer cette information avec le QG ou la corriger.</w:t>
+      </w:r>
+    </w:p>
+    <w:p>
+      <w:r>
+        <w:rPr>
+          <w:b/>
+          <w:color w:val="4672C4"/>
+          <w:sz w:val="22"/>
+        </w:rPr>
+        <w:t>&gt;&gt; Section9e - Depenses non-alimentaires - 6 mois</w:t>
+      </w:r>
+    </w:p>
+    <w:p>
+      <w:pPr>
+        <w:ind w:left="283"/>
+      </w:pPr>
+      <w:r>
+        <w:rPr>
+          <w:sz w:val="20"/>
+        </w:rPr>
+        <w:t>- Peu plausible! le montant de la dépense pour Vêtements enfants (0-14 ans): layette pour bébé, chemise, pantalon garçon, robe fillette, slip enfant, blouses, etc. (Pas inclure les uniformes scolaires) semble élevé. Veuillez, s'il vous plaît, confirmer cette information avec le QG ou la corriger.</w:t>
+      </w:r>
+    </w:p>
+    <w:p>
+      <w:r>
+        <w:rPr>
+          <w:b/>
+          <w:color w:val="4672C4"/>
+          <w:sz w:val="22"/>
+        </w:rPr>
+        <w:t>&gt;&gt; Section10b - caracteristiques entreprise non agricole</w:t>
+      </w:r>
+    </w:p>
+    <w:p>
+      <w:pPr>
+        <w:ind w:left="283"/>
+      </w:pPr>
+      <w:r>
+        <w:rPr>
+          <w:sz w:val="20"/>
+        </w:rPr>
+        <w:t xml:space="preserve">- L'entreprise commerce de glace dit avoir réçu une somme sur la vente de ces produits transformés (s10q48 est differnt de 0) mais n'a depensé aucune somme sur l'achat des matières premières (s10q49==0), prière de fournir de l'effort pour estimer le montant obtenu en achat de matières premières. L'entreprise commerce de glace est généralement une entreprise commerciale ou de service dont elle ne depense pas en achat de matières premières.Elle ne transforme pas de produit donc ne peut pas obtenir un montant sur la vente des produits transformés (10.48 ou 10.49). Prière de mettre 0 pour ces questions si elles ne font pas de transformation. </w:t>
+        <w:br/>
+        <w:t xml:space="preserve">- Veuillez, s'il vous plaît, donner une valeur exacte ou estimée du montant à renseigner different de 9999 dans les champs s1046 à s10q57 pour Plafonneur,staf. Le salaire qu'une personne de cette catégorie (10.62) a travaillé(e) dans cette entreprise Plafonneur,staf est élevé ou faible. Prière de confirmer cette information avec le QG ou de corriger. </w:t>
+        <w:br/>
+        <w:t>- Veuillez, s'il vous plaît, donner une valeur exacte ou estimée du montant à renseigner different de 9999 dans les champs s1046 à s10q57 pour fait des tresses et du haine.</w:t>
+      </w:r>
+    </w:p>
+    <w:p>
+      <w:r>
+        <w:rPr>
+          <w:b/>
+          <w:color w:val="4672C4"/>
+          <w:sz w:val="22"/>
+        </w:rPr>
+        <w:t>&gt;&gt; Section11 - Caracteristiques logement</w:t>
+      </w:r>
+    </w:p>
+    <w:p>
+      <w:pPr>
+        <w:ind w:left="283"/>
+      </w:pPr>
+      <w:r>
+        <w:rPr>
+          <w:sz w:val="20"/>
+        </w:rPr>
+        <w:t>- Avertissement!! Le ménage (vit en milieu urbain) se débarrasse de ses ordures ménagères soit par le Dépotoir sauvage, brûle et enterre, prière de corriger ou confirmer avec le QG.</w:t>
+      </w:r>
+    </w:p>
+    <w:p>
+      <w:r>
+        <w:rPr>
+          <w:b/>
+          <w:color w:val="4672C4"/>
+          <w:sz w:val="22"/>
+        </w:rPr>
+        <w:t>&gt;&gt; Section12 - Actifs du menage</w:t>
+      </w:r>
+    </w:p>
+    <w:p>
+      <w:pPr>
+        <w:ind w:left="283"/>
+      </w:pPr>
+      <w:r>
+        <w:rPr>
+          <w:sz w:val="20"/>
+        </w:rPr>
+        <w:t>- Le nombre d'article ( Matelas simple)  dans ce ménages est élevé (20), prière de corriger ou confirmer avec le QG.</w:t>
+      </w:r>
+    </w:p>
+    <w:p>
+      <w:r>
+        <w:rPr>
+          <w:b/>
+          <w:color w:val="4672C4"/>
+          <w:sz w:val="22"/>
+        </w:rPr>
+        <w:t>&gt;&gt; Section13a - Transferts recus</w:t>
+      </w:r>
+    </w:p>
+    <w:p>
+      <w:pPr>
+        <w:ind w:left="283"/>
+      </w:pPr>
+      <w:r>
+        <w:rPr>
+          <w:sz w:val="20"/>
+        </w:rPr>
+        <w:t xml:space="preserve">- L'enquêteur prière de fournir d'effort pour avoir le niveau d'étude et l'âge de celui qui a envoyé/donné de l'argent dans la section 13a (Transfert reçu). L'âge de celui qui a envoyé/donné de l'argent dans la section 13a (Transfert reçu) semble  élévé, prière de corriger ou confirmer ave le QG. </w:t>
+        <w:br/>
+        <w:t>- L'enquêteur prière de fournir d'effort pour avoir le niveau d'étude et l'âge de celui qui a envoyé/donné de l'argent dans la section 13a (Transfert reçu). L'âge de celui qui a envoyé/donné de l'argent dans la section 13a (Transfert reçu) semble  élévé, prière de corriger ou confirmer ave le QG. Avertissement!! Le montant des transferts reçu par mois semble très élevé ou faible, peut-être que vous vous êtes trompés du choix de l'unité.</w:t>
+      </w:r>
+    </w:p>
+    <w:p>
+      <w:r>
+        <w:rPr>
+          <w:b/>
+          <w:color w:val="4672C4"/>
+          <w:sz w:val="22"/>
+        </w:rPr>
+        <w:t>&gt;&gt; Section13b - Transferta emis</w:t>
+      </w:r>
+    </w:p>
+    <w:p>
+      <w:pPr>
+        <w:ind w:left="283"/>
+      </w:pPr>
+      <w:r>
+        <w:rPr>
+          <w:sz w:val="20"/>
+        </w:rPr>
+        <w:t>- L'enquêteur prière de fournir d'effort pour avoir le niveau d'étude et l'âge de celui qui a béneficié de l'argent dans la section 13b (Transfert emis). L'âge du béneficiaire d'argent dans la section 13b (Transfert emis) semble incoherent voir élévé, prière de verifier ou corriger.</w:t>
+      </w:r>
+    </w:p>
+    <w:p>
+      <w:r>
+        <w:rPr>
+          <w:b/>
+          <w:color w:val="4672C4"/>
+          <w:sz w:val="22"/>
+        </w:rPr>
+        <w:t>&gt;&gt; Section14 - Chocs</w:t>
+      </w:r>
+    </w:p>
+    <w:p>
+      <w:pPr>
+        <w:ind w:left="283"/>
+      </w:pPr>
+      <w:r>
+        <w:rPr>
+          <w:sz w:val="20"/>
+        </w:rPr>
+        <w:t>- Avertissement!! Le ménage n'a été négativement affecté par aucun des problèmes donnés dans la section 14. Confirmez vous cette information avec le QG?</w:t>
+      </w:r>
+    </w:p>
+    <w:p>
+      <w:r>
+        <w:rPr>
+          <w:b/>
+          <w:color w:val="4672C4"/>
+          <w:sz w:val="22"/>
+        </w:rPr>
+        <w:t>&gt;&gt; Section16a - Champs et parcelles</w:t>
+      </w:r>
+    </w:p>
+    <w:p>
+      <w:pPr>
+        <w:ind w:left="283"/>
+      </w:pPr>
+      <w:r>
+        <w:rPr>
+          <w:sz w:val="20"/>
+        </w:rPr>
+        <w:t xml:space="preserve">- La superficie de la parcelle Parcelle d’arachide selon l'exploitant est de 98 Hectare (Ha) qui semble élevé ou l'estimation ne semble pas bonne. Prière de corriger. La quantité de fumure appliquée dans la parcelle Parcelle d’arachide est de 98  qui semble élevé ou ne sait pas, prière de fournir d'effort pour estimer la quantité afin de corriger. La quantité d'utilisation de NPK dans la parcelle Parcelle d’arachide est de 1000 Kilogramme et semble élevé, prière de corriger. Le nombre de femme de 15 ans et plus (9999) non membre du ménage de ABDOULAYE DIALLO ayant travaillé dans la parcelle Parcelle d’arachide pour la pour la période des récoltes semble élevé, prière de corriger. Le nombre de jours total de la main-d'oeuvre non-familiale sur cette parcelle Parcelle d’arachide au cours de la campagne pour la période d'entretien du sol (sarclage, etc.) est de 21 jours qui semble faible ou élevé. Merci de corriger. Le salaire total payé de toutes catégories confondues par le ménage ABDOULAYE DIALLO pour la main-d'oeuvre non-familiale sur la parcelle Parcelle d’arachide au cours de la campagne pour la période d'entretien du sol (sarclage, etc.) est de 577500 qui semble élevé ou faible. Merci de corriger. Le nombre de personnes toutes catégories confondues des main-d'oeuvre non-familiale sur la parcelle Parcelle d’arachide au cours de la campagne pour la période des récoltes est de 10010 personnes qui semble faible ou élevé. Merci de corriger. Le nombre de jours total de la main-d'oeuvre non-familiale sur cette parcelle Parcelle d’arachide au cours de la campagne pour la période des récoltes est de 42 jours qui semble faible ou élevé. Merci de corriger. Le salaire total payé de toutes catégories confondues par le ménage ABDOULAYE DIALLO pour la main-d'oeuvre non-familiale sur la parcelle Parcelle d’arachide au cours de la campagne pour la période des récoltes est de 577500 qui semble élevé ou faible. Merci de corriger. Le document légal (titre, acte, certificat etc. ) qui affirme votre possession de la parcelle Parcelle d’arachide est  et semble exister dans les modalités, prière de prendre attache avec le QG pour plus d'explication afin de la classer bien. </w:t>
+        <w:br/>
+        <w:t xml:space="preserve">- La superficie de la parcelle parcelle Maïs selon l'exploitant est de 98 Hectare (Ha) qui semble élevé ou l'estimation ne semble pas bonne. Prière de corriger. La quantité de fumure appliquée dans la parcelle parcelle Maïs est de 98  qui semble élevé ou ne sait pas, prière de fournir d'effort pour estimer la quantité afin de corriger. La quantité d'utilisation d'urée dans la parcelle parcelle Maïs est de 400 Kilogramme et semble élevé, prière de corriger. La quantité d'utilisation de NPK dans la parcelle parcelle Maïs est de 400 Kilogramme et semble élevé, prière de corriger. Le salaire total payé de toutes catégories confondues par le ménage ABDOULAYE DIALLO pour la main-d'oeuvre non-familiale sur la parcelle parcelle Maïs au cours de la campagne pour la période d'entretien du sol (sarclage, etc.) est de 302500 qui semble élevé ou faible. Merci de corriger. Le salaire total payé de toutes catégories confondues par le ménage ABDOULAYE DIALLO pour la main-d'oeuvre non-familiale sur la parcelle parcelle Maïs au cours de la campagne pour la période des récoltes est de 302500 qui semble élevé ou faible. Merci de corriger. Le document légal (titre, acte, certificat etc. ) qui affirme votre possession de la parcelle parcelle Maïs est  et semble exister dans les modalités, prière de prendre attache avec le QG pour plus d'explication afin de la classer bien. </w:t>
+        <w:br/>
+        <w:t>- La superficie de la parcelle parcelles de bissap,gombo,laitue ,menthe ,tomate ,oignon selon l'exploitant est de .01 Hectare (Ha) qui semble faible ou l'estimation ne semble pas bonne. Prière de corriger. Incoherence! Le nombre de cultures dans la parcelle parcelles de bissap,gombo,laitue ,menthe ,tomate ,oignon est de 6 cultures qui semble trop élévé ou non renseigné, prière de corriger. La superficie de la parcelle parcelles de bissap,gombo,laitue ,menthe ,tomate ,oignon selon les mesures GPS est de .003 hectare qui semble élevé ou faible, prière de corriger.</w:t>
+      </w:r>
+    </w:p>
+    <w:p>
+      <w:r>
+        <w:rPr>
+          <w:b/>
+          <w:color w:val="4672C4"/>
+          <w:sz w:val="22"/>
+        </w:rPr>
+        <w:t>&gt;&gt; Section17 - Elevage</w:t>
+      </w:r>
+    </w:p>
+    <w:p>
+      <w:pPr>
+        <w:ind w:left="283"/>
+      </w:pPr>
+      <w:r>
+        <w:rPr>
+          <w:sz w:val="20"/>
+        </w:rPr>
+        <w:t xml:space="preserve">- Avertissement! Le prix de vente (1 Fcfa) d'un Autres volailles est trop petit. Veuillez confirmer ces informations avec le QG ou apporter les corrections nécessaires. Incohérence!! Le ménage a dit qu'il a abbatu un animal dans les fêtes mais vous n'avez declaré aucun nombre d'animal abbatu dans les fêtes, prière de renseigner les nombre dans les questions (s17q18a s17q18b s17q18c s17q18d s17q18e s17q18f s17q18g s17q18h s17q18i). </w:t>
+        <w:br/>
+        <w:t xml:space="preserve">- Avertissement! Le prix de vente (1 Fcfa) d'un Bovin est trop petit ou élevé . Veuillez confirmer ces informations avec le QG ou apporter les corrections nécessaires. </w:t>
+        <w:br/>
+        <w:t>- Avertissement! Le prix de vente (1 Fcfa) d'un Caprins (Chèvres) est trop petit ou élevé. Veuillez confirmer ces informations avec le QG ou apporter les corrections nécessaires.</w:t>
+        <w:br/>
+        <w:t xml:space="preserve">- Avertissement! Le prix de vente (1 Fcfa) d'un Ovins (Moutons) est trop petit ou élevé . Veuillez confirmer ces informations avec le QG ou apporter les corrections nécessaires. </w:t>
+        <w:br/>
+        <w:t>- Avertissement! Le prix de vente (1 Fcfa) d'un Poules / poulets est trop petit. Veuillez confirmer ces informations avec le QG ou apporter les corrections nécessaires.</w:t>
+      </w:r>
+    </w:p>
+    <w:p>
+      <w:r>
+        <w:rPr>
+          <w:b/>
+          <w:color w:val="4672C4"/>
+          <w:sz w:val="22"/>
+        </w:rPr>
+        <w:t>&gt;&gt; Section19 - Equipements agricoles</w:t>
+      </w:r>
+    </w:p>
+    <w:p>
+      <w:pPr>
+        <w:ind w:left="283"/>
+      </w:pPr>
+      <w:r>
+        <w:rPr>
+          <w:sz w:val="20"/>
+        </w:rPr>
+        <w:t>- Avertissement!! Le nombre (15)  de Houe/daba/hilaire est élevé, prière de corriger ou confirmer avec le QG. Attention ! Houe/daba/hilaire a été achété à 22500 Fcfa est relativement élevé par rapport aux autres prix d'achat observés dans cette zone. Prière de corriger ou de confirmer avec le QG. Attention ! Houe/daba/hilaire a été revendu à 22500 Fcfa qui est relativement élevé par rapport aux autres prix de revente observés dans cette zone. Prière de corriger ou de confirmer avec le QG.</w:t>
       </w:r>
     </w:p>
     <w:p>
@@ -2872,7 +4343,7 @@
           </w:tcPr>
           <w:p>
             <w:r/>
-            <w:hyperlink r:id="rId12">
+            <w:hyperlink r:id="rId14">
               <w:r>
                 <w:rPr>
                   <w:color w:val="0563C1"/>
@@ -2904,7 +4375,7 @@
         <w:rPr>
           <w:sz w:val="20"/>
         </w:rPr>
-        <w:t>- Prière de renseigner toutes les informations du ménage dans la section 0 avant d'entamer les autres informations. Il est obligatoire de prendre les coordonnées Gps avant d'administrer le questionnaire. Prière de prendre les coordonnées GPS.</w:t>
+        <w:t>- Le questionnaire semble ne pas être complètement fini mais le questionnaire est en statut complet, prière de compléter le questionnaire. Il est obligatoire de prendre les coordonnées Gps avant d'administrer le questionnaire. Prière de prendre les coordonnées GPS.</w:t>
       </w:r>
     </w:p>
     <w:p>
@@ -2925,13 +4396,11 @@
         <w:rPr>
           <w:sz w:val="20"/>
         </w:rPr>
-        <w:t xml:space="preserve">- Attention ! Le montant (4000 Fcfa) dépensé ou reçu en cadeau pour les cartes prépayées, les transferts de crédit et les abonnements de  Fatou Diarra est relativement élevé par rapport aux autres montants depansés observés dans cette zone. Prière de corriger ou de confirmer avec le QG. Attention ! Le montant (4200 Fcfa) dépensé ou reçu en cadeau pour les recharges internet ou de forfaits de données mobiles(hors appels vocaux), aucours des 30 derniers jours de  Fatou Diarra est relativement élevé par rapport aux autres montants depansés observés dans cette zone. Prière de corriger ou de confirmer avec le QG. </w:t>
-        <w:br/>
-        <w:t xml:space="preserve">- Incohérence!! Le nombre d'année (9999) que Awa Diarra a vécu dans la localité est superieur à son âge (31) ou ne sait pas. Prière de corriger.Attention ! Le montant (5500 Fcfa) dépensé ou reçu en cadeau pour les cartes prépayées, les transferts de crédit et les abonnements de  Awa Diarra est relativement élevé par rapport aux autres montants depansés observés dans cette zone. Prière de corriger ou de confirmer avec le QG. Attention ! Le montant (5000 Fcfa) dépensé ou reçu en cadeau pour les recharges internet ou de forfaits de données mobiles(hors appels vocaux), aucours des 30 derniers jours de  Awa Diarra est relativement élevé par rapport aux autres montants depansés observés dans cette zone. Prière de corriger ou de confirmer avec le QG. </w:t>
+        <w:t xml:space="preserve">- Incohérence!! Le nombre d'année (9999) que Awa Diarra a vécu dans la localité est superieur à son âge (31) ou ne sait pas. Prière de corriger.Attention ! Le montant (5500 Fcfa) dépensé ou reçu en cadeau pour les cartes prépayées, les transferts de crédit et les abonnements de  Awa Diarra est relativement élevé par rapport aux autres montants depansés observés dans cette zone. Prière de corriger ou de confirmer avec le QG. </w:t>
         <w:br/>
         <w:t>- Incohérence!! Le nombre d'année (9999) que Daouda Diarra a vécu dans la localité est superieur à son âge (35) ou ne sait pas. Prière de corriger.</w:t>
         <w:br/>
-        <w:t xml:space="preserve">- Incohérence!! Le nombre d'année (9999) que Woury Diarra a vécu dans la localité est superieur à son âge (33) ou ne sait pas. Prière de corriger.Attention ! Le montant (3000 Fcfa) dépensé ou reçu en cadeau pour les cartes prépayées, les transferts de crédit et les abonnements de  Woury Diarra est relativement élevé par rapport aux autres montants depansés observés dans cette zone. Prière de corriger ou de confirmer avec le QG. Attention ! Le montant (5000 Fcfa) dépensé ou reçu en cadeau pour les recharges internet ou de forfaits de données mobiles(hors appels vocaux), aucours des 30 derniers jours de  Woury Diarra est relativement élevé par rapport aux autres montants depansés observés dans cette zone. Prière de corriger ou de confirmer avec le QG. </w:t>
+        <w:t>- Incohérence!! Le nombre d'année (9999) que Woury Diarra a vécu dans la localité est superieur à son âge (33) ou ne sait pas. Prière de corriger.</w:t>
         <w:br/>
         <w:t>- Les informations sur l'acte de naissance (ni Jours, ni mois et ni années) de  Awa Fadiga  manquent, s'il vous plait pouvez-vous fournir d'effort pour avoir ces informations.  Avertissement! Veuillez renseigner par oui ou non toutes les modalités de la question s01q47. Incohérence!! Le nombre d'année (9999) que Awa Fadiga a vécu dans la localité est superieur à son âge (25) ou ne sait pas. Prière de corriger.</w:t>
         <w:br/>
@@ -2974,7 +4443,7 @@
         <w:br/>
         <w:t xml:space="preserve">- Peu probable! Bacary Diarra  n'arrive pas  à comprendre un petit texte lu dans une langue locale (s02q03). Veuillez corriger ou donner des explications au QG. </w:t>
         <w:br/>
-        <w:t xml:space="preserve">- Peu probable! Diokhé Diarra  n'arrive pas  à comprendre un petit texte lu dans une langue locale (s02q03). Veuillez corriger ou donner des explications au QG. Dans les milieux urbains c'est peu probable de voir une école dont les élèves ou étudiants ne dépensent pas en frais d'uniformes, prière de verifier pour Diokhé Diarra et corriger ou confirmer avec le QG. Attention ! Le frais de scolarité (1000 Fcfa) de Diokhé Diarra en 5ème année de Primaire est relativement élevé par rapport aux autres frais de scolarités observés dans cette zone. Prière de corriger ou de confirmer avec le QG. </w:t>
+        <w:t xml:space="preserve">- Peu probable! Diokhé Diarra  n'arrive pas  à comprendre un petit texte lu dans une langue locale (s02q03). Veuillez corriger ou donner des explications au QG. Dans les milieux urbains c'est peu probable de voir une école dont les élèves ou étudiants ne dépensent pas en frais d'uniformes, prière de verifier pour Diokhé Diarra et corriger ou confirmer avec le QG. </w:t>
         <w:br/>
         <w:t xml:space="preserve">- Peu probable! Fatou Diarra  n'arrive pas  à comprendre un petit texte lu dans une langue locale (s02q03). Veuillez corriger ou donner des explications au QG. </w:t>
         <w:br/>
@@ -3043,7 +4512,7 @@
         <w:rPr>
           <w:sz w:val="20"/>
         </w:rPr>
-        <w:t>- Le ménage a consommé Ail mais les informations sur la quantité, l'unité ou la taille ne sont pas renseignées.Prière de renseigner. Le ménage a consommé Arachides décortiquées mais les informations sur la quantité, l'unité ou la taille ne sont pas renseignées.Prière de renseigner. Le ménage a consommé Arachides pilées mais les informations sur la quantité, l'unité ou la taille ne sont pas renseignées.Prière de renseigner. Le ménage a consommé Aubergine sauvage  mais les informations sur la quantité, l'unité ou la taille ne sont pas renseignées.Prière de renseigner. Le ménage a consommé Biscuits mais les informations sur la quantité, l'unité ou la taille ne sont pas renseignées.Prière de renseigner. Le ménage a consommé Café en poudre soluble mais les informations sur la quantité, l'unité ou la taille ne sont pas renseignées.Prière de renseigner. Le ménage a consommé Capitaine frais mais les informations sur la quantité, l'unité ou la taille ne sont pas renseignées.Prière de renseigner. Le ménage a consommé Carotte mais les informations sur la quantité, l'unité ou la taille ne sont pas renseignées.Prière de renseigner. Le ménage a consommé Chocolat pâte à tartiner mais les informations sur la quantité, l'unité ou la taille ne sont pas renseignées.Prière de renseigner. Le ménage a consommé Choux mais les informations sur la quantité, l'unité ou la taille ne sont pas renseignées.Prière de renseigner. Le ménage a consommé Citron mais les informations sur la quantité, l'unité ou la taille ne sont pas renseignées.Prière de renseigner. Le ménage a consommé Concentré de tomate mais les informations sur la quantité, l'unité ou la taille ne sont pas renseignées.Prière de renseigner. Le ménage a consommé Cube alimentaire (Maggi, Jumbo, ) mais les informations sur la quantité, l'unité ou la taille ne sont pas renseignées.Prière de renseigner. Le ménage a consommé Escargots mais les informations sur la quantité, l'unité ou la taille ne sont pas renseignées.Prière de renseigner. Le ménage a consommé Farine de blé locale ou importée mais les informations sur la quantité, l'unité ou la taille ne sont pas renseignées.Prière de renseigner. Le ménage a consommé Feuilles de  Haricot mais les informations sur la quantité, l'unité ou la taille ne sont pas renseignées.Prière de renseigner. Le ménage a consommé Feuilles de Epinar mais les informations sur la quantité, l'unité ou la taille ne sont pas renseignées.Prière de renseigner. Le ménage a consommé Gombo en poudre mais les informations sur la quantité, l'unité ou la taille ne sont pas renseignées.Prière de renseigner. Le ménage a consommé Gombo frais mais les informations sur la quantité, l'unité ou la taille ne sont pas renseignées.Prière de renseigner. Le ménage a consommé Huile de palme raffinée mais les informations sur la quantité, l'unité ou la taille ne sont pas renseignées.Prière de renseigner. Le ménage a consommé Lait caillé mais les informations sur la quantité, l'unité ou la taille ne sont pas renseignées.Prière de renseigner. Le ménage a consommé Lait en poudre mais les informations sur la quantité, l'unité ou la taille ne sont pas renseignées.Prière de renseigner. Le ménage a consommé Mâchoiron séchée (Kon) mais les informations sur la quantité, l'unité ou la taille ne sont pas renseignées.Prière de renseigner. Le ménage a consommé Niébé/Haricots secs mais les informations sur la quantité, l'unité ou la taille ne sont pas renseignées.Prière de renseigner. Le ménage a consommé Oignon frais mais les informations sur la quantité, l'unité ou la taille ne sont pas renseignées.Prière de renseigner. Le ménage a consommé Orange  mais les informations sur la quantité, l'unité ou la taille ne sont pas renseignées.Prière de renseigner. Le ménage a consommé Pain traditionnel (Baguette) mais les informations sur la quantité, l'unité ou la taille ne sont pas renseignées.Prière de renseigner. Le ménage a consommé Patate douce mais les informations sur la quantité, l'unité ou la taille ne sont pas renseignées.Prière de renseigner. Le ménage a consommé Piment frais mais les informations sur la quantité, l'unité ou la taille ne sont pas renseignées.Prière de renseigner. Le ménage a consommé Piment séché mais les informations sur la quantité, l'unité ou la taille ne sont pas renseignées.Prière de renseigner. Le ménage a consommé Poireau mais les informations sur la quantité, l'unité ou la taille ne sont pas renseignées.Prière de renseigner. Le ménage a consommé Poivre mais les informations sur la quantité, l'unité ou la taille ne sont pas renseignées.Prière de renseigner. Le ménage a consommé Poivron frais mais les informations sur la quantité, l'unité ou la taille ne sont pas renseignées.Prière de renseigner. Le ménage a consommé Pâte d'arachide mais les informations sur la quantité, l'unité ou la taille ne sont pas renseignées.Prière de renseigner. Le ménage a consommé Riz importé parfumé mais les informations sur la quantité, l'unité ou la taille ne sont pas renseignées.Prière de renseigner. Le ménage a consommé Sel mais les informations sur la quantité, l'unité ou la taille ne sont pas renseignées.Prière de renseigner. Difficile de consommer le Sel en   prière de verifier. Le ménage a consommé Soumbala (moutarde africaine) mais les informations sur la quantité, l'unité ou la taille ne sont pas renseignées.Prière de renseigner. Le ménage a consommé Spaghettis mais les informations sur la quantité, l'unité ou la taille ne sont pas renseignées.Prière de renseigner. Le ménage a consommé Sucre en poudre  mais les informations sur la quantité, l'unité ou la taille ne sont pas renseignées.Prière de renseigner. Le ménage a consommé Thé en sachet mais les informations sur la quantité, l'unité ou la taille ne sont pas renseignées.Prière de renseigner. Avertissement!!! Le ménage a consommé .a   de Thé en sachet, cette quantité semble anormale pour une consommation des 7 derniers jours.Les ménages consomment géneralement en sachet ou en paquet, prière de corriger ou de confirmer avec le QG. Le ménage a consommé Tomate fraîche mais les informations sur la quantité, l'unité ou la taille ne sont pas renseignées.Prière de renseigner. Le ménage a consommé Vinaigre de vin mais les informations sur la quantité, l'unité ou la taille ne sont pas renseignées.Prière de renseigner. Le ménage a consommé Œufs frais mais les informations sur la quantité, l'unité ou la taille ne sont pas renseignées.Prière de renseigner.</w:t>
+        <w:t>- Attention ! Le prix unitaire d'achat (900 Fcfa) de Chocolat pâte à tartiner en Pot (Moyen) est relativement faible par rapport aux autres prix observés dans cette zone. Prière de corriger ou de confirmer avec le QG. Avertissement!!! Le ménage a consommé 10 Paquet Moyen de Thé en sachet, cette quantité semble anormale pour une consommation des 7 derniers jours.Prière de corriger ou de confirmer avec le QG. Avertissement!! le prix unitaire (100 Fcfa) de Thé en sachet (unité: Paquet) de taille Moyen est très faible ou élevé. Prière de corriger ou de confirmer avec le QG. Le ménage a consommé 1 Sac (50 Kg) taille unique de Riz importé parfumé, cette quantité semble anormale pour une consommation des 7 derniers jours. prière de verifier et corriger ou confirmer avec le QG.</w:t>
       </w:r>
     </w:p>
     <w:p>
@@ -3065,27 +4534,6 @@
           <w:sz w:val="20"/>
         </w:rPr>
         <w:t>- Avertissement!!! Le ménage de AISSATOU KONATE a comme taille 12 personnes dont ils vivent à TAMBACOUNDA Urbain et aucune d'entre ne possède une entreprise non agricole, prière de revoir cette partie de la section 10 de ce menage.</w:t>
-      </w:r>
-    </w:p>
-    <w:p>
-      <w:r>
-        <w:rPr>
-          <w:b/>
-          <w:color w:val="4672C4"/>
-          <w:sz w:val="22"/>
-        </w:rPr>
-        <w:t>&gt;&gt; Section12 - Actifs du menage</w:t>
-      </w:r>
-    </w:p>
-    <w:p>
-      <w:pPr>
-        <w:ind w:left="283"/>
-      </w:pPr>
-      <w:r>
-        <w:rPr>
-          <w:sz w:val="20"/>
-        </w:rPr>
-        <w:t>- Attention ! Radio simple/Radiocassette a été achété à 20000 Fcfa est relativement élevé par rapport aux autres prix d'achat observés dans cette zone. Prière de corriger ou de confirmer avec le QG. Attention ! Radio simple/Radiocassette a été revendu à 10000 Fcfa qui est relativement élevé par rapport aux autres prix de revente observés dans cette zone. Prière de corriger ou de confirmer avec le QG.</w:t>
       </w:r>
     </w:p>
     <w:p>
@@ -3431,7 +4879,7 @@
           </w:tcPr>
           <w:p>
             <w:r/>
-            <w:hyperlink r:id="rId11">
+            <w:hyperlink r:id="rId12">
               <w:r>
                 <w:rPr>
                   <w:color w:val="0563C1"/>
@@ -3452,7 +4900,7 @@
           <w:color w:val="4672C4"/>
           <w:sz w:val="22"/>
         </w:rPr>
-        <w:t>&gt;&gt; Section1 - Caracteristiques des membres</w:t>
+        <w:t>&gt;&gt; Section0 - Identification et renseignements de controle</w:t>
       </w:r>
     </w:p>
     <w:p>
@@ -3463,21 +4911,7 @@
         <w:rPr>
           <w:sz w:val="20"/>
         </w:rPr>
-        <w:t xml:space="preserve">- Les informations sur l'acte de naissance (ni Jours, ni mois et ni années) de  AMADOU TAMBOURA  manquent, s'il vous plait pouvez-vous fournir d'effort pour avoir ces informations. </w:t>
-        <w:br/>
-        <w:t xml:space="preserve">- Les informations sur l'acte de naissance (ni Jours, ni mois et ni années) de  AMI TAMBOURA  manquent, s'il vous plait pouvez-vous fournir d'effort pour avoir ces informations. </w:t>
-        <w:br/>
-        <w:t xml:space="preserve">- Les informations sur l'acte de naissance (ni Jours, ni mois et ni années) de  BINTOU TAMBOURA  manquent, s'il vous plait pouvez-vous fournir d'effort pour avoir ces informations. Incoherence! La mère de BINTOU TAMBOURA est trop jeune ou vielle pour avoir BINTOU TAMBOURA selon l'écart (13) d'âge entre lui et sa mère, prière de revoir l'âge de BINTOU TAMBOURA ou de sa mère. Dans le cas contraire rassurez vous que c'est bien son fils/fille biologique. </w:t>
-        <w:br/>
-        <w:t xml:space="preserve">- Les informations sur l'acte de naissance (ni Jours, ni mois et ni années) de  DIARI TAMBOURA  manquent, s'il vous plait pouvez-vous fournir d'effort pour avoir ces informations. </w:t>
-        <w:br/>
-        <w:t xml:space="preserve">- Les informations sur l'acte de naissance (ni Jours, ni mois et ni années) de  LASSANA TAMBOURA  manquent, s'il vous plait pouvez-vous fournir d'effort pour avoir ces informations. Attention ! Le montant (3000 Fcfa) dépensé ou reçu en cadeau pour les cartes prépayées, les transferts de crédit et les abonnements de  LASSANA TAMBOURA est relativement élevé par rapport aux autres montants depansés observés dans cette zone. Prière de corriger ou de confirmer avec le QG. </w:t>
-        <w:br/>
-        <w:t xml:space="preserve">- Les informations sur l'acte de naissance (ni Jours, ni mois et ni années) de  MARIAM SOUKHO  manquent, s'il vous plait pouvez-vous fournir d'effort pour avoir ces informations. </w:t>
-        <w:br/>
-        <w:t xml:space="preserve">- Les informations sur l'acte de naissance (ni Jours, ni mois et ni années) de  MARIAM TRAORE  manquent, s'il vous plait pouvez-vous fournir d'effort pour avoir ces informations. Attention ! Le montant (1000 Fcfa) dépensé ou reçu en cadeau pour les cartes prépayées, les transferts de crédit et les abonnements de  MARIAM TRAORE est relativement faible par rapport aux autres montants depansés observés dans cette zone. Prière de corriger ou de confirmer avec le QG. </w:t>
-        <w:br/>
-        <w:t>- Les informations sur l'acte de naissance (ni Jours, ni mois et ni années) de  SOKHNA DIAKHITE  manquent, s'il vous plait pouvez-vous fournir d'effort pour avoir ces informations.</w:t>
+        <w:t>- Le questionnaire semble ne pas être complètement fini mais le questionnaire est en statut complet, prière de compléter le questionnaire.</w:t>
       </w:r>
     </w:p>
     <w:p>
@@ -3487,7 +4921,7 @@
           <w:color w:val="4672C4"/>
           <w:sz w:val="22"/>
         </w:rPr>
-        <w:t>&gt;&gt; Section2 - Education</w:t>
+        <w:t>&gt;&gt; Section1 - Caracteristiques des membres</w:t>
       </w:r>
     </w:p>
     <w:p>
@@ -3498,29 +4932,21 @@
         <w:rPr>
           <w:sz w:val="20"/>
         </w:rPr>
-        <w:t xml:space="preserve">- Peu probable! AMADOU TAMBOURA  n'arrive pas  à comprendre un petit texte lu dans une langue locale (s02q03). Veuillez corriger ou donner des explications au QG. Avertissement!! AMADOU TAMBOURA qui sait écrire en français doit pouvoir lire en français. </w:t>
-        <w:br/>
-        <w:t>- Peu probable! AMI TAMBOURA  n'arrive pas  à comprendre un petit texte lu dans une langue locale (s02q03). Veuillez corriger ou donner des explications au QG.  Incohérence ! le montant payé de AMI TAMBOURA pour les frais de scolarité est très faible. veuillez, s'il vous plait, confirmer ces informations avec le QG ou apporter les corrections nécessaires.  Incohérence ! seulement les écoles gouvermentales paient les cotisations (Gouvernement, communauté, ONG ou organisation humanitaire). veuillez, s'il vous plait, confirmer cette information de AMI TAMBOURA avec le QG ou apporter les corrections nécessaires. Dans les milieux urbains c'est peu probable de voir une école dont les élèves ou étudiants ne dépensent pas en frais d'uniformes, prière de verifier pour AMI TAMBOURA et corriger ou confirmer avec le QG. Incohérence ! franco_arabe gère l'école fréquentée par AMI TAMBOURA au cours de l'année de 2023/2024, prière de corriger</w:t>
-        <w:br/>
-        <w:t xml:space="preserve">- Peu probable! BINTOU TAMBOURA  n'arrive pas  à comprendre un petit texte lu dans une langue locale (s02q03). Veuillez corriger ou donner des explications au QG. Peu probable! BINTOU TAMBOURA  ne sait ni lire, ni écrire, ni comprendre dans aucune des langues  (s02q01,s02q02,s02q03). Veuillez corriger ou donner des explications au QG. </w:t>
-        <w:br/>
-        <w:t xml:space="preserve">- Peu probable! DIABOU TOURE  n'arrive pas  à comprendre un petit texte lu dans une langue locale (s02q03). Veuillez corriger ou donner des explications au QG. Peu probable! DIABOU TOURE  ne sait ni lire, ni écrire, ni comprendre dans aucune des langues  (s02q01,s02q02,s02q03). Veuillez corriger ou donner des explications au QG. </w:t>
-        <w:br/>
-        <w:t xml:space="preserve">- Peu probable! DIARI TAMBOURA  n'arrive pas  à comprendre un petit texte lu dans une langue locale (s02q03). Veuillez corriger ou donner des explications au QG. Dans les milieux urbains c'est peu probable de voir une école dont les élèves ou étudiants ne dépensent pas en frais d'uniformes, prière de verifier pour DIARI TAMBOURA et corriger ou confirmer avec le QG. </w:t>
-        <w:br/>
-        <w:t xml:space="preserve">- Peu probable! LASSANA TAMBOURA  n'arrive pas  à comprendre un petit texte lu dans une langue locale (s02q03). Veuillez corriger ou donner des explications au QG. Avertissement!! LASSANA TAMBOURA qui sait écrire en français doit pouvoir lire en français. </w:t>
-        <w:br/>
-        <w:t xml:space="preserve">- Peu probable! MAMADOU LAMINE TAMBOURA  n'arrive pas  à comprendre un petit texte lu dans une langue locale (s02q03). Veuillez corriger ou donner des explications au QG. Avertissement!! MAMADOU LAMINE TAMBOURA qui sait écrire en français doit pouvoir lire en français. </w:t>
-        <w:br/>
-        <w:t xml:space="preserve">- Peu probable! MAMADOU TAMBOURA  n'arrive pas  à comprendre un petit texte lu dans une langue locale (s02q03). Veuillez corriger ou donner des explications au QG. Peu probable! MAMADOU TAMBOURA  ne sait ni lire, ni écrire, ni comprendre dans aucune des langues  (s02q01,s02q02,s02q03). Veuillez corriger ou donner des explications au QG. Peu plausible MAMADOU TAMBOURA fréquente au minimum le fondamental 1 mais ne sait ni lire ni comprendre la langue française, prière de corriger ou de confirmer avec le QG merci.  Incohérence ! le montant payé de MAMADOU TAMBOURA pour la cotisation est très faible . veuillez, s'il vous plait, confirmer ces informations avec le QG ou apporter les corrections nécessaires. Dans les milieux urbains c'est peu probable de voir une école dont les élèves ou étudiants ne dépensent pas en frais d'uniformes, prière de verifier pour MAMADOU TAMBOURA et corriger ou confirmer avec le QG. </w:t>
-        <w:br/>
-        <w:t xml:space="preserve">- Peu probable! MARIAM SOUKHO  n'arrive pas  à comprendre un petit texte lu dans une langue locale (s02q03). Veuillez corriger ou donner des explications au QG. Avertissement!! MARIAM SOUKHO qui sait écrire en français doit pouvoir lire en français. </w:t>
-        <w:br/>
-        <w:t xml:space="preserve">- Peu probable! MARIAM TRAORE  n'arrive pas  à comprendre un petit texte lu dans une langue locale (s02q03). Veuillez corriger ou donner des explications au QG. Avertissement!! MARIAM TRAORE qui sait écrire en français doit pouvoir lire en français. </w:t>
-        <w:br/>
-        <w:t xml:space="preserve">- Peu probable! MOUSSA TAMBOURA  n'arrive pas  à comprendre un petit texte lu dans une langue locale (s02q03). Veuillez corriger ou donner des explications au QG. </w:t>
-        <w:br/>
-        <w:t>- Peu probable! SOKHNA DIAKHITE  n'arrive pas  à comprendre un petit texte lu dans une langue locale (s02q03). Veuillez corriger ou donner des explications au QG. Peu probable! SOKHNA DIAKHITE  ne sait ni lire, ni écrire, ni comprendre dans aucune des langues  (s02q01,s02q02,s02q03). Veuillez corriger ou donner des explications au QG.</w:t>
+        <w:t xml:space="preserve">- Les informations sur l'acte de naissance (ni Jours, ni mois et ni années) de  AMADOU TAMBOURA  manquent, s'il vous plait pouvez-vous fournir d'effort pour avoir ces informations. </w:t>
+        <w:br/>
+        <w:t xml:space="preserve">- Les informations sur l'acte de naissance (ni Jours, ni mois et ni années) de  AMI TAMBOURA  manquent, s'il vous plait pouvez-vous fournir d'effort pour avoir ces informations. </w:t>
+        <w:br/>
+        <w:t xml:space="preserve">- Les informations sur l'acte de naissance (ni Jours, ni mois et ni années) de  BINTOU TAMBOURA  manquent, s'il vous plait pouvez-vous fournir d'effort pour avoir ces informations. Incoherence! La mère de BINTOU TAMBOURA est trop jeune ou vielle pour avoir BINTOU TAMBOURA selon l'écart (13) d'âge entre lui et sa mère, prière de revoir l'âge de BINTOU TAMBOURA ou de sa mère. Dans le cas contraire rassurez vous que c'est bien son fils/fille biologique. </w:t>
+        <w:br/>
+        <w:t xml:space="preserve">- Les informations sur l'acte de naissance (ni Jours, ni mois et ni années) de  DIARI TAMBOURA  manquent, s'il vous plait pouvez-vous fournir d'effort pour avoir ces informations. </w:t>
+        <w:br/>
+        <w:t xml:space="preserve">- Les informations sur l'acte de naissance (ni Jours, ni mois et ni années) de  LASSANA TAMBOURA  manquent, s'il vous plait pouvez-vous fournir d'effort pour avoir ces informations. </w:t>
+        <w:br/>
+        <w:t xml:space="preserve">- Les informations sur l'acte de naissance (ni Jours, ni mois et ni années) de  MARIAM SOUKHO  manquent, s'il vous plait pouvez-vous fournir d'effort pour avoir ces informations. </w:t>
+        <w:br/>
+        <w:t xml:space="preserve">- Les informations sur l'acte de naissance (ni Jours, ni mois et ni années) de  MARIAM TRAORE  manquent, s'il vous plait pouvez-vous fournir d'effort pour avoir ces informations. </w:t>
+        <w:br/>
+        <w:t>- Les informations sur l'acte de naissance (ni Jours, ni mois et ni années) de  SOKHNA DIAKHITE  manquent, s'il vous plait pouvez-vous fournir d'effort pour avoir ces informations.</w:t>
       </w:r>
     </w:p>
     <w:p>
@@ -3530,7 +4956,7 @@
           <w:color w:val="4672C4"/>
           <w:sz w:val="22"/>
         </w:rPr>
-        <w:t>&gt;&gt; Section4a - Emploi</w:t>
+        <w:t>&gt;&gt; Section2 - Education</w:t>
       </w:r>
     </w:p>
     <w:p>
@@ -3541,7 +4967,29 @@
         <w:rPr>
           <w:sz w:val="20"/>
         </w:rPr>
-        <w:t>- Avertissement! AMI TAMBOURA n'a consacré aucune heure pour aucun des travaux du ménage, prière de regarder les réponses prises dans les questions (s04q01 s04q02 s04q03 s04q04 s04q05 s04q06 s04q07 s04q08).</w:t>
+        <w:t xml:space="preserve">- Peu probable! AMADOU TAMBOURA  n'arrive pas  à comprendre un petit texte lu dans une langue locale (s02q03). Veuillez corriger ou donner des explications au QG. Avertissement!! AMADOU TAMBOURA qui sait écrire en français doit pouvoir lire en français. </w:t>
+        <w:br/>
+        <w:t xml:space="preserve">- Peu probable! AMI TAMBOURA  n'arrive pas  à comprendre un petit texte lu dans une langue locale (s02q03). Veuillez corriger ou donner des explications au QG.  Incohérence ! le montant payé de AMI TAMBOURA pour les frais de scolarité est très faible. veuillez, s'il vous plait, confirmer ces informations avec le QG ou apporter les corrections nécessaires.  Incohérence ! seulement les écoles gouvermentales paient les cotisations (Gouvernement, communauté, ONG ou organisation humanitaire). veuillez, s'il vous plait, confirmer cette information de AMI TAMBOURA avec le QG ou apporter les corrections nécessaires. Dans les milieux urbains c'est peu probable de voir une école dont les élèves ou étudiants ne dépensent pas en frais d'uniformes, prière de verifier pour AMI TAMBOURA et corriger ou confirmer avec le QG. </w:t>
+        <w:br/>
+        <w:t xml:space="preserve">- Peu probable! BINTOU TAMBOURA  n'arrive pas  à comprendre un petit texte lu dans une langue locale (s02q03). Veuillez corriger ou donner des explications au QG. Peu probable! BINTOU TAMBOURA  ne sait ni lire, ni écrire, ni comprendre dans aucune des langues  (s02q01,s02q02,s02q03). Veuillez corriger ou donner des explications au QG. </w:t>
+        <w:br/>
+        <w:t xml:space="preserve">- Peu probable! DIABOU TOURE  n'arrive pas  à comprendre un petit texte lu dans une langue locale (s02q03). Veuillez corriger ou donner des explications au QG. Peu probable! DIABOU TOURE  ne sait ni lire, ni écrire, ni comprendre dans aucune des langues  (s02q01,s02q02,s02q03). Veuillez corriger ou donner des explications au QG. </w:t>
+        <w:br/>
+        <w:t xml:space="preserve">- Peu probable! DIARI TAMBOURA  n'arrive pas  à comprendre un petit texte lu dans une langue locale (s02q03). Veuillez corriger ou donner des explications au QG. Dans les milieux urbains c'est peu probable de voir une école dont les élèves ou étudiants ne dépensent pas en frais d'uniformes, prière de verifier pour DIARI TAMBOURA et corriger ou confirmer avec le QG. </w:t>
+        <w:br/>
+        <w:t xml:space="preserve">- Peu probable! LASSANA TAMBOURA  n'arrive pas  à comprendre un petit texte lu dans une langue locale (s02q03). Veuillez corriger ou donner des explications au QG. Avertissement!! LASSANA TAMBOURA qui sait écrire en français doit pouvoir lire en français. </w:t>
+        <w:br/>
+        <w:t xml:space="preserve">- Peu probable! MAMADOU LAMINE TAMBOURA  n'arrive pas  à comprendre un petit texte lu dans une langue locale (s02q03). Veuillez corriger ou donner des explications au QG. Avertissement!! MAMADOU LAMINE TAMBOURA qui sait écrire en français doit pouvoir lire en français. </w:t>
+        <w:br/>
+        <w:t xml:space="preserve">- Peu probable! MAMADOU TAMBOURA  n'arrive pas  à comprendre un petit texte lu dans une langue locale (s02q03). Veuillez corriger ou donner des explications au QG.  Incohérence ! le montant payé de MAMADOU TAMBOURA pour la cotisation est très faible . veuillez, s'il vous plait, confirmer ces informations avec le QG ou apporter les corrections nécessaires. Dans les milieux urbains c'est peu probable de voir une école dont les élèves ou étudiants ne dépensent pas en frais d'uniformes, prière de verifier pour MAMADOU TAMBOURA et corriger ou confirmer avec le QG. </w:t>
+        <w:br/>
+        <w:t xml:space="preserve">- Peu probable! MARIAM SOUKHO  n'arrive pas  à comprendre un petit texte lu dans une langue locale (s02q03). Veuillez corriger ou donner des explications au QG. Avertissement!! MARIAM SOUKHO qui sait écrire en français doit pouvoir lire en français. </w:t>
+        <w:br/>
+        <w:t xml:space="preserve">- Peu probable! MARIAM TRAORE  n'arrive pas  à comprendre un petit texte lu dans une langue locale (s02q03). Veuillez corriger ou donner des explications au QG. Avertissement!! MARIAM TRAORE qui sait écrire en français doit pouvoir lire en français. </w:t>
+        <w:br/>
+        <w:t xml:space="preserve">- Peu probable! MOUSSA TAMBOURA  n'arrive pas  à comprendre un petit texte lu dans une langue locale (s02q03). Veuillez corriger ou donner des explications au QG. </w:t>
+        <w:br/>
+        <w:t>- Peu probable! SOKHNA DIAKHITE  n'arrive pas  à comprendre un petit texte lu dans une langue locale (s02q03). Veuillez corriger ou donner des explications au QG.</w:t>
       </w:r>
     </w:p>
     <w:p>
@@ -3551,6 +4999,27 @@
           <w:color w:val="4672C4"/>
           <w:sz w:val="22"/>
         </w:rPr>
+        <w:t>&gt;&gt; Section4a - Emploi</w:t>
+      </w:r>
+    </w:p>
+    <w:p>
+      <w:pPr>
+        <w:ind w:left="283"/>
+      </w:pPr>
+      <w:r>
+        <w:rPr>
+          <w:sz w:val="20"/>
+        </w:rPr>
+        <w:t>- Avertissement! AMI TAMBOURA n'a consacré aucune heure pour aucun des travaux du ménage, prière de regarder les réponses prises dans les questions (s04q01 s04q02 s04q03 s04q04 s04q05 s04q06 s04q07 s04q08).</w:t>
+      </w:r>
+    </w:p>
+    <w:p>
+      <w:r>
+        <w:rPr>
+          <w:b/>
+          <w:color w:val="4672C4"/>
+          <w:sz w:val="22"/>
+        </w:rPr>
         <w:t>&gt;&gt; Section7b - Consommation alimentaire - 7 jours</w:t>
       </w:r>
     </w:p>
@@ -3562,7 +5031,7 @@
         <w:rPr>
           <w:sz w:val="20"/>
         </w:rPr>
-        <w:t>- Attention ! Le prix unitaire d'achat (133.3333 Fcfa) de Choux en Morceau (Portion) (Petit) est relativement élevé par rapport aux autres prix observés dans cette zone. Prière de corriger ou de confirmer avec le QG. Attention ! Le prix unitaire d'achat (150 Fcfa) de Patate douce en Pièce (Petit) est relativement élevé par rapport aux autres prix observés dans cette zone. Prière de corriger ou de confirmer avec le QG. Attention ! Le prix unitaire d'achat (200 Fcfa) de Courge en Morceau (Portion) (Petit) est relativement élevé par rapport aux autres prix observés dans cette zone. Prière de corriger ou de confirmer avec le QG. Attention ! Le prix unitaire d'achat (200 Fcfa) de Moutarde en Sachets (Petit) est relativement élevé par rapport aux autres prix observés dans cette zone. Prière de corriger ou de confirmer avec le QG. Attention ! Le prix unitaire d'achat (250 Fcfa) de Poivron frais en Pièce (Petit) est relativement élevé par rapport aux autres prix observés dans cette zone. Prière de corriger ou de confirmer avec le QG. Attention ! Le prix unitaire d'achat (400 Fcfa) de Sucre en poudre  en Kg (taille unique) est relativement faible par rapport aux autres prix observés dans cette zone. Prière de corriger ou de confirmer avec le QG. Attention ! Le prix unitaire d'achat (66.66666 Fcfa) de Poivre en Sachets (Petit) est relativement élevé par rapport aux autres prix observés dans cette zone. Prière de corriger ou de confirmer avec le QG. Attention ! Le prix unitaire d'achat (700 Fcfa) de Lait caillé en Sachets (Moyen) est relativement élevé par rapport aux autres prix observés dans cette zone. Prière de corriger ou de confirmer avec le QG. Avertissement!!! Le ménage a consommé 6 Paquet Petit de Thé en sachet, cette quantité semble anormale pour une consommation des 7 derniers jours.Prière de corriger ou de confirmer avec le QG. Avertissement!! le prix unitaire (100 Fcfa) de Thé en sachet (unité: Paquet) de taille Petit est très faible ou élevé. Prière de corriger ou de confirmer avec le QG. Incohérence!! Dans ce ménage, chaque individus consomme par jour 22.06095 Kg  de cereale; Prière de revoir les quantités prises de ces produits.</w:t>
+        <w:t>- Attention ! Le prix unitaire d'achat (133.3333 Fcfa) de Choux en Morceau (Portion) (Petit) est relativement élevé par rapport aux autres prix observés dans cette zone. Prière de corriger ou de confirmer avec le QG. Attention ! Le prix unitaire d'achat (150 Fcfa) de Ail en Gousse (Petit) est relativement élevé par rapport aux autres prix observés dans cette zone. Prière de corriger ou de confirmer avec le QG. Attention ! Le prix unitaire d'achat (150 Fcfa) de Manioc en tubercules en Pièce (Petit) est relativement élevé par rapport aux autres prix observés dans cette zone. Prière de corriger ou de confirmer avec le QG. Attention ! Le prix unitaire d'achat (200 Fcfa) de Courge en Morceau (Portion) (Petit) est relativement élevé par rapport aux autres prix observés dans cette zone. Prière de corriger ou de confirmer avec le QG. Attention ! Le prix unitaire d'achat (200 Fcfa) de Moutarde en Sachets (Petit) est relativement élevé par rapport aux autres prix observés dans cette zone. Prière de corriger ou de confirmer avec le QG. Attention ! Le prix unitaire d'achat (200 Fcfa) de Tomate fraîche en Sachets (Petit) est relativement élevé par rapport aux autres prix observés dans cette zone. Prière de corriger ou de confirmer avec le QG. Attention ! Le prix unitaire d'achat (250 Fcfa) de Poivron frais en Pièce (Petit) est relativement élevé par rapport aux autres prix observés dans cette zone. Prière de corriger ou de confirmer avec le QG. Attention ! Le prix unitaire d'achat (400 Fcfa) de Concentré de tomate en Sachets (Petit) est relativement élevé par rapport aux autres prix observés dans cette zone. Prière de corriger ou de confirmer avec le QG. Attention ! Le prix unitaire d'achat (400 Fcfa) de Sucre en poudre  en Kg (taille unique) est relativement faible par rapport aux autres prix observés dans cette zone. Prière de corriger ou de confirmer avec le QG. Avertissement!!! Le ménage a consommé 6 Paquet Petit de Thé en sachet, cette quantité semble anormale pour une consommation des 7 derniers jours.Prière de corriger ou de confirmer avec le QG. Avertissement!! le prix unitaire (100 Fcfa) de Thé en sachet (unité: Paquet) de taille Petit est très faible ou élevé. Prière de corriger ou de confirmer avec le QG.</w:t>
       </w:r>
     </w:p>
     <w:p>
@@ -3996,7 +5465,7 @@
           </w:tcPr>
           <w:p>
             <w:r/>
-            <w:hyperlink r:id="rId13">
+            <w:hyperlink r:id="rId15">
               <w:r>
                 <w:rPr>
                   <w:color w:val="0563C1"/>
@@ -4028,7 +5497,7 @@
         <w:rPr>
           <w:sz w:val="20"/>
         </w:rPr>
-        <w:t>- Prière de renseigner toutes les informations du ménage dans la section 0 avant d'entamer les autres informations.</w:t>
+        <w:t>- Le questionnaire semble ne pas être complètement fini mais le questionnaire est en statut complet, prière de compléter le questionnaire.</w:t>
       </w:r>
     </w:p>
     <w:p>
@@ -4049,8 +5518,6 @@
         <w:rPr>
           <w:sz w:val="20"/>
         </w:rPr>
-        <w:t xml:space="preserve">- Attention ! Le montant (4000 Fcfa) dépensé ou reçu en cadeau pour les cartes prépayées, les transferts de crédit et les abonnements de  Bouba Diarra est relativement élevé par rapport aux autres montants depansés observés dans cette zone. Prière de corriger ou de confirmer avec le QG. Attention ! Le montant (4000 Fcfa) dépensé ou reçu en cadeau pour les recharges internet ou de forfaits de données mobiles(hors appels vocaux), aucours des 30 derniers jours de  Bouba Diarra est relativement élevé par rapport aux autres montants depansés observés dans cette zone. Prière de corriger ou de confirmer avec le QG. </w:t>
-        <w:br/>
         <w:t xml:space="preserve">- Attention ! Vous avez déclaré en s01q00 que le répondant est la personne elle-même, or Maïmouna Diarra est trop jeune (10 ans) pour fournir des informations correctes. Prière de refaire la section 1 pour Maïmouna Diarra en demandant à un adulte de répondre aux questions à sa place. </w:t>
         <w:br/>
         <w:t xml:space="preserve">- Attention ! Vous avez déclaré en s01q00 que le répondant est la personne elle-même, or Mohamed Diarra est trop jeune (6 ans) pour fournir des informations correctes. Prière de refaire la section 1 pour Mohamed Diarra en demandant à un adulte de répondre aux questions à sa place. </w:t>
@@ -4217,7 +5684,7 @@
           <w:color w:val="4672C4"/>
           <w:sz w:val="22"/>
         </w:rPr>
-        <w:t>&gt;&gt; Section7a2 - Repas pris a l'exterieur du menage</w:t>
+        <w:t>&gt;&gt; Section7b - Consommation alimentaire - 7 jours</w:t>
       </w:r>
     </w:p>
     <w:p>
@@ -4228,21 +5695,7 @@
         <w:rPr>
           <w:sz w:val="20"/>
         </w:rPr>
-        <w:t xml:space="preserve">- La section sur le repas pris à l'extérieur du ménage du membre Awa Cheikh Kante n'est pas renseignée à 100 %. Prière de vérifier l'ensemble des questions relatives à ce membre et de les renseigner en totalité. </w:t>
-        <w:br/>
-        <w:t xml:space="preserve">- La section sur le repas pris à l'extérieur du ménage du membre Coumba Woury Kante n'est pas renseignée à 100 %. Prière de vérifier l'ensemble des questions relatives à ce membre et de les renseigner en totalité. </w:t>
-        <w:br/>
-        <w:t xml:space="preserve">- La section sur le repas pris à l'extérieur du ménage du membre Maïmouna Diarra n'est pas renseignée à 100 %. Prière de vérifier l'ensemble des questions relatives à ce membre et de les renseigner en totalité. </w:t>
-        <w:br/>
-        <w:t xml:space="preserve">- La section sur le repas pris à l'extérieur du ménage du membre Maïmouna Sakeliba n'est pas renseignée à 100 %. Prière de vérifier l'ensemble des questions relatives à ce membre et de les renseigner en totalité. </w:t>
-        <w:br/>
-        <w:t xml:space="preserve">- La section sur le repas pris à l'extérieur du ménage du membre Mohamed Diabakhaté n'est pas renseignée à 100 %. Prière de vérifier l'ensemble des questions relatives à ce membre et de les renseigner en totalité. </w:t>
-        <w:br/>
-        <w:t xml:space="preserve">- La section sur le repas pris à l'extérieur du ménage du membre Mohamed Diarra n'est pas renseignée à 100 %. Prière de vérifier l'ensemble des questions relatives à ce membre et de les renseigner en totalité. </w:t>
-        <w:br/>
-        <w:t xml:space="preserve">- La section sur le repas pris à l'extérieur du ménage du membre Soukeyna Diarra n'est pas renseignée à 100 %. Prière de vérifier l'ensemble des questions relatives à ce membre et de les renseigner en totalité. </w:t>
-        <w:br/>
-        <w:t>- La section sur le repas pris à l'extérieur du ménage du membre kiné Diarra n'est pas renseignée à 100 %. Prière de vérifier l'ensemble des questions relatives à ce membre et de les renseigner en totalité.</w:t>
+        <w:t>- Attention ! Le prix unitaire d'achat (1200 Fcfa) de Oignon frais en Kg (taille unique) est relativement élevé par rapport aux autres prix observés dans cette zone. Prière de corriger ou de confirmer avec le QG. Attention ! Le prix unitaire d'achat (3750 Fcfa) de Œufs frais en Tablette (taille unique) est relativement élevé par rapport aux autres prix observés dans cette zone. Prière de corriger ou de confirmer avec le QG. Attention ! Le prix unitaire d'achat (50 Fcfa) de Tamarin noir en Sachets (Moyen) est relativement faible par rapport aux autres prix observés dans cette zone. Prière de corriger ou de confirmer avec le QG. Avertissement!!! Le ménage a consommé 1 Carton Moyen de Lait en poudre. Difficile de consommer ce produit avec cette unité. Prière de verifier et corriger. Avertissement!!! Le ménage a consommé 11 Paquet Moyen de Thé en sachet, cette quantité semble anormale pour une consommation des 7 derniers jours.Prière de corriger ou de confirmer avec le QG. Avertissement!! le prix unitaire (100 Fcfa) de Thé en sachet (unité: Paquet) de taille Moyen est très faible ou élevé. Prière de corriger ou de confirmer avec le QG. Difficile de consommer le Sel en Sac (5 Kg) taille unique prière de verifier. Incohérence!! Dans ce ménage, chaque individus consomme par jour 50.13889 Kg  de cereale; Prière de revoir les quantités prises de ces produits. Le ménage a consommé 2 Sac (50 Kg) taille unique de Riz importé parfumé, cette quantité semble anormale pour une consommation des 7 derniers jours. prière de verifier et corriger ou confirmer avec le QG.</w:t>
       </w:r>
     </w:p>
     <w:p>
@@ -4252,7 +5705,7 @@
           <w:color w:val="4672C4"/>
           <w:sz w:val="22"/>
         </w:rPr>
-        <w:t>&gt;&gt; Section7b - Consommation alimentaire - 7 jours</w:t>
+        <w:t>&gt;&gt; Section9c - Depenses non-alimentaires - 30 jours</w:t>
       </w:r>
     </w:p>
     <w:p>
@@ -4263,7 +5716,7 @@
         <w:rPr>
           <w:sz w:val="20"/>
         </w:rPr>
-        <w:t>- Le ménage a consommé  mais les informations sur la quantité, l'unité ou la taille ne sont pas renseignées.Prière de renseigner. Le ménage a consommé Ail mais les informations sur la quantité, l'unité ou la taille ne sont pas renseignées.Prière de renseigner. Le ménage a consommé Aubergine   mais les informations sur la quantité, l'unité ou la taille ne sont pas renseignées.Prière de renseigner. Le ménage a consommé Aubergine sauvage  mais les informations sur la quantité, l'unité ou la taille ne sont pas renseignées.Prière de renseigner. Le ménage a consommé Beurre mais les informations sur la quantité, l'unité ou la taille ne sont pas renseignées.Prière de renseigner. Le ménage a consommé Biscuits mais les informations sur la quantité, l'unité ou la taille ne sont pas renseignées.Prière de renseigner. Le ménage a consommé Café en poudre soluble mais les informations sur la quantité, l'unité ou la taille ne sont pas renseignées.Prière de renseigner. Le ménage a consommé Capitaine frais mais les informations sur la quantité, l'unité ou la taille ne sont pas renseignées.Prière de renseigner. Le ménage a consommé Carotte mais les informations sur la quantité, l'unité ou la taille ne sont pas renseignées.Prière de renseigner. Le ménage a consommé Carpe séchée mais les informations sur la quantité, l'unité ou la taille ne sont pas renseignées.Prière de renseigner. Le ménage a consommé Chocolat pâte à tartiner mais les informations sur la quantité, l'unité ou la taille ne sont pas renseignées.Prière de renseigner. Le ménage a consommé Choux mais les informations sur la quantité, l'unité ou la taille ne sont pas renseignées.Prière de renseigner. Le ménage a consommé Citron mais les informations sur la quantité, l'unité ou la taille ne sont pas renseignées.Prière de renseigner. Le ménage a consommé Concentré de tomate mais les informations sur la quantité, l'unité ou la taille ne sont pas renseignées.Prière de renseigner. Le ménage a consommé Cube alimentaire (Maggi, Jumbo, ) mais les informations sur la quantité, l'unité ou la taille ne sont pas renseignées.Prière de renseigner. Le ménage a consommé Feuilles de  Haricot mais les informations sur la quantité, l'unité ou la taille ne sont pas renseignées.Prière de renseigner. Le ménage a consommé Feuilles de patate mais les informations sur la quantité, l'unité ou la taille ne sont pas renseignées.Prière de renseigner. Le ménage a consommé Gombo en poudre mais les informations sur la quantité, l'unité ou la taille ne sont pas renseignées.Prière de renseigner. Le ménage a consommé Gombo frais mais les informations sur la quantité, l'unité ou la taille ne sont pas renseignées.Prière de renseigner. Le ménage a consommé Gombo sec mais les informations sur la quantité, l'unité ou la taille ne sont pas renseignées.Prière de renseigner. Le ménage a consommé Huile de palme brute mais les informations sur la quantité, l'unité ou la taille ne sont pas renseignées.Prière de renseigner. Le ménage a consommé Huile de palme raffinée mais les informations sur la quantité, l'unité ou la taille ne sont pas renseignées.Prière de renseigner. Le ménage a consommé Lait en poudre mais les informations sur la quantité, l'unité ou la taille ne sont pas renseignées.Prière de renseigner. Le ménage a consommé Oignon frais mais les informations sur la quantité, l'unité ou la taille ne sont pas renseignées.Prière de renseigner. Le ménage a consommé Pain moderne (Baguette) mais les informations sur la quantité, l'unité ou la taille ne sont pas renseignées.Prière de renseigner. Le ménage a consommé Piment frais mais les informations sur la quantité, l'unité ou la taille ne sont pas renseignées.Prière de renseigner. Le ménage a consommé Poireau mais les informations sur la quantité, l'unité ou la taille ne sont pas renseignées.Prière de renseigner. Le ménage a consommé Poisson fumé type 4 mais les informations sur la quantité, l'unité ou la taille ne sont pas renseignées.Prière de renseigner. Le ménage a consommé Poivre mais les informations sur la quantité, l'unité ou la taille ne sont pas renseignées.Prière de renseigner. Le ménage a consommé Poivron frais mais les informations sur la quantité, l'unité ou la taille ne sont pas renseignées.Prière de renseigner. Le ménage a consommé Pomme de terre mais les informations sur la quantité, l'unité ou la taille ne sont pas renseignées.Prière de renseigner. Le ménage a consommé Pâte d'arachide mais les informations sur la quantité, l'unité ou la taille ne sont pas renseignées.Prière de renseigner. Le ménage a consommé Riz brisé importé mais les informations sur la quantité, l'unité ou la taille ne sont pas renseignées.Prière de renseigner. Le ménage a consommé Riz importé parfumé mais les informations sur la quantité, l'unité ou la taille ne sont pas renseignées.Prière de renseigner. Le ménage a consommé Sel mais les informations sur la quantité, l'unité ou la taille ne sont pas renseignées.Prière de renseigner. Difficile de consommer le Sel en   prière de verifier. Le ménage a consommé Soumbala (moutarde africaine) mais les informations sur la quantité, l'unité ou la taille ne sont pas renseignées.Prière de renseigner. Le ménage a consommé Sucre en poudre  mais les informations sur la quantité, l'unité ou la taille ne sont pas renseignées.Prière de renseigner. Le ménage a consommé Tamarin noir mais les informations sur la quantité, l'unité ou la taille ne sont pas renseignées.Prière de renseigner. Le ménage a consommé Thé en sachet mais les informations sur la quantité, l'unité ou la taille ne sont pas renseignées.Prière de renseigner. Avertissement!!! Le ménage a consommé .a   de Thé en sachet, cette quantité semble anormale pour une consommation des 7 derniers jours.Les ménages consomment géneralement en sachet ou en paquet, prière de corriger ou de confirmer avec le QG. Le ménage a consommé Tomate fraîche mais les informations sur la quantité, l'unité ou la taille ne sont pas renseignées.Prière de renseigner. Le ménage a consommé Viande de bœuf: côte, entrecôte, bifteck mais les informations sur la quantité, l'unité ou la taille ne sont pas renseignées.Prière de renseigner. Le ménage a consommé Viande de bœuf: filet, faux-filet mais les informations sur la quantité, l'unité ou la taille ne sont pas renseignées.Prière de renseigner. Le ménage a consommé Œufs frais mais les informations sur la quantité, l'unité ou la taille ne sont pas renseignées.Prière de renseigner.</w:t>
+        <w:t>- Peu plausible! le montant de la dépense pour  Savon de ménage, lessive en poudre, détergents (eau de javel, etc. ) semble trop élevé. Veuillez, s'il vous plaît, confirmer cette information avec le QG ou la corriger.</w:t>
       </w:r>
     </w:p>
     <w:p>
@@ -4273,7 +5726,7 @@
           <w:color w:val="4672C4"/>
           <w:sz w:val="22"/>
         </w:rPr>
-        <w:t>&gt;&gt; Section9c - Depenses non-alimentaires - 30 jours</w:t>
+        <w:t>&gt;&gt; Section10a - Existence entreprise non agricole</w:t>
       </w:r>
     </w:p>
     <w:p>
@@ -4284,7 +5737,7 @@
         <w:rPr>
           <w:sz w:val="20"/>
         </w:rPr>
-        <w:t>- Peu plausible! le montant de la dépense pour  Savon de ménage, lessive en poudre, détergents (eau de javel, etc. ) semble trop élevé. Veuillez, s'il vous plaît, confirmer cette information avec le QG ou la corriger.</w:t>
+        <w:t>- Avertissement!!! Le ménage de BOUBA DIARRA a comme taille 9 personnes dont ils vivent à TAMBACOUNDA Urbain et aucune d'entre ne possède une entreprise non agricole, prière de revoir cette partie de la section 10 de ce menage.</w:t>
       </w:r>
     </w:p>
     <w:p>
@@ -4294,7 +5747,7 @@
           <w:color w:val="4672C4"/>
           <w:sz w:val="22"/>
         </w:rPr>
-        <w:t>&gt;&gt; Section10a - Existence entreprise non agricole</w:t>
+        <w:t>&gt;&gt; Section11 - Caracteristiques logement</w:t>
       </w:r>
     </w:p>
     <w:p>
@@ -4305,7 +5758,7 @@
         <w:rPr>
           <w:sz w:val="20"/>
         </w:rPr>
-        <w:t>- Avertissement!!! Le ménage de BOUBA DIARRA a comme taille 9 personnes dont ils vivent à TAMBACOUNDA Urbain et aucune d'entre ne possède une entreprise non agricole, prière de revoir cette partie de la section 10 de ce menage.</w:t>
+        <w:t>- Avertissement!! Le ménage (vit en milieu urbain) se débarrasse de ses ordures ménagères soit par le Dépotoir sauvage, brûle et enterre, prière de corriger ou confirmer avec le QG.</w:t>
       </w:r>
     </w:p>
     <w:p>
@@ -4315,7 +5768,7 @@
           <w:color w:val="4672C4"/>
           <w:sz w:val="22"/>
         </w:rPr>
-        <w:t>&gt;&gt; Section11 - Caracteristiques logement</w:t>
+        <w:t>&gt;&gt; Section12 - Actifs du menage</w:t>
       </w:r>
     </w:p>
     <w:p>
@@ -4326,30 +5779,7 @@
         <w:rPr>
           <w:sz w:val="20"/>
         </w:rPr>
-        <w:t>- Avertissement!! Le ménage (vit en milieu urbain) se débarrasse de ses ordures ménagères soit par le Dépotoir sauvage, brûle et enterre, prière de corriger ou confirmer avec le QG.</w:t>
-      </w:r>
-    </w:p>
-    <w:p>
-      <w:r>
-        <w:rPr>
-          <w:b/>
-          <w:color w:val="4672C4"/>
-          <w:sz w:val="22"/>
-        </w:rPr>
-        <w:t>&gt;&gt; Section12 - Actifs du menage</w:t>
-      </w:r>
-    </w:p>
-    <w:p>
-      <w:pPr>
-        <w:ind w:left="283"/>
-      </w:pPr>
-      <w:r>
-        <w:rPr>
-          <w:sz w:val="20"/>
-        </w:rPr>
-        <w:t xml:space="preserve">- Attention ! Antenne parabolique / décodeur a été achété à 65000 Fcfa est relativement élevé par rapport aux autres prix d'achat observés dans cette zone. Prière de corriger ou de confirmer avec le QG. Attention ! Antenne parabolique / décodeur a été revendu à 50000 Fcfa qui est relativement élevé par rapport aux autres prix de revente observés dans cette zone. Prière de corriger ou de confirmer avec le QG. </w:t>
-        <w:br/>
-        <w:t>- Attention ! Bonbonne de gaz a été achété à 4000 Fcfa est relativement faible par rapport aux autres prix d'achat observés dans cette zone. Prière de corriger ou de confirmer avec le QG.</w:t>
+        <w:t>- Attention ! Antenne parabolique / décodeur a été achété à 65000 Fcfa est relativement élevé par rapport aux autres prix d'achat observés dans cette zone. Prière de corriger ou de confirmer avec le QG. Attention ! Antenne parabolique / décodeur a été revendu à 50000 Fcfa qui est relativement élevé par rapport aux autres prix de revente observés dans cette zone. Prière de corriger ou de confirmer avec le QG.</w:t>
       </w:r>
     </w:p>
     <w:p>
@@ -4674,7 +6104,7 @@
           </w:tcPr>
           <w:p>
             <w:r/>
-            <w:hyperlink r:id="rId14">
+            <w:hyperlink r:id="rId16">
               <w:r>
                 <w:rPr>
                   <w:color w:val="0563C1"/>
@@ -4706,7 +6136,7 @@
         <w:rPr>
           <w:sz w:val="20"/>
         </w:rPr>
-        <w:t>- Prière de renseigner toutes les informations du ménage dans la section 0 avant d'entamer les autres informations. Il est obligatoire de prendre les coordonnées Gps avant d'administrer le questionnaire. Prière de prendre les coordonnées GPS.</w:t>
+        <w:t>- Le questionnaire semble ne pas être complètement fini mais le questionnaire est en statut complet, prière de compléter le questionnaire. Il est obligatoire de prendre les coordonnées Gps avant d'administrer le questionnaire. Prière de prendre les coordonnées GPS.</w:t>
       </w:r>
     </w:p>
     <w:p>
@@ -4729,8 +6159,6 @@
         </w:rPr>
         <w:t xml:space="preserve">- Avertissement! Veuillez renseigner par oui ou non toutes les modalités de la question s01q47. Attention ! Le montant (4500 Fcfa) dépensé ou reçu en cadeau pour les cartes prépayées, les transferts de crédit et les abonnements de  Abdoulaye Sankare est relativement élevé par rapport aux autres montants depansés observés dans cette zone. Prière de corriger ou de confirmer avec le QG. </w:t>
         <w:br/>
-        <w:t xml:space="preserve">- Attention ! Le montant (1000 Fcfa) dépensé ou reçu en cadeau pour les cartes prépayées, les transferts de crédit et les abonnements de  Aïssatou Sankare est relativement faible par rapport aux autres montants depansés observés dans cette zone. Prière de corriger ou de confirmer avec le QG. </w:t>
-        <w:br/>
         <w:t xml:space="preserve">- Incoherence! Kalama Sankare dispose d'un téléphone portable à s01q39, donc la raison évoquée ne peut pas être (ne dispose pas d'appareil). La raison principale pour laquelle que Kalama Sankare est venu vivre dans cette localité est école coranique et semble exister dans les modalités, prière de prendre attache avec le QG pour plus d'explication afin de la classer bien. </w:t>
         <w:br/>
         <w:t xml:space="preserve">- Incoherence! Kékouta Sankare dispose d'un téléphone portable à s01q39, donc la raison évoquée ne peut pas être (ne dispose pas d'appareil). </w:t>
@@ -4743,7 +6171,7 @@
         <w:br/>
         <w:t>- Incohérence!! Le nombre d'année (9999) que Sira Coulibaly a vécu dans la localité est superieur à son âge (23) ou ne sait pas. Prière de corriger.</w:t>
         <w:br/>
-        <w:t xml:space="preserve">- L'ethni de Amy Fofana est Soussou, prière de bien classer cet ethni qui existe soit dans la liste des ethni ou n'éxiste pas comme ethni. Attention ! Le montant (1000 Fcfa) dépensé ou reçu en cadeau pour les cartes prépayées, les transferts de crédit et les abonnements de  Amy Fofana est relativement faible par rapport aux autres montants depansés observés dans cette zone. Prière de corriger ou de confirmer avec le QG. </w:t>
+        <w:t xml:space="preserve">- L'ethni de Amy Fofana est Soussou, prière de bien classer cet ethni qui existe soit dans la liste des ethni ou n'éxiste pas comme ethni. </w:t>
         <w:br/>
         <w:t xml:space="preserve">- Les informations sur l'acte de naissance (ni Jours, ni mois et ni années) de  Aminata Sankare  manquent, s'il vous plait pouvez-vous fournir d'effort pour avoir ces informations. </w:t>
         <w:br/>
@@ -4759,7 +6187,7 @@
         <w:br/>
         <w:t xml:space="preserve">- Les informations sur l'acte de naissance (ni Jours, ni mois et ni années) de  Lamine Sankare  manquent, s'il vous plait pouvez-vous fournir d'effort pour avoir ces informations. </w:t>
         <w:br/>
-        <w:t>- Les informations sur l'acte de naissance (ni Jours, ni mois et ni années) de  Mariama Keïta  manquent, s'il vous plait pouvez-vous fournir d'effort pour avoir ces informations. Incohérence!! Le nombre d'année (9999) que Mariama Keïta a vécu dans la localité est superieur à son âge (38) ou ne sait pas. Prière de corriger.Attention ! Le montant (3500 Fcfa) dépensé ou reçu en cadeau pour les cartes prépayées, les transferts de crédit et les abonnements de  Mariama Keïta est relativement élevé par rapport aux autres montants depansés observés dans cette zone. Prière de corriger ou de confirmer avec le QG.</w:t>
+        <w:t>- Les informations sur l'acte de naissance (ni Jours, ni mois et ni années) de  Mariama Keïta  manquent, s'il vous plait pouvez-vous fournir d'effort pour avoir ces informations. Incohérence!! Le nombre d'année (9999) que Mariama Keïta a vécu dans la localité est superieur à son âge (38) ou ne sait pas. Prière de corriger.</w:t>
       </w:r>
     </w:p>
     <w:p>
@@ -4788,7 +6216,7 @@
         <w:br/>
         <w:t xml:space="preserve">- Peu probable! Almamy Sankare  n'arrive pas  à comprendre un petit texte lu dans une langue locale (s02q03). Veuillez corriger ou donner des explications au QG. </w:t>
         <w:br/>
-        <w:t xml:space="preserve">- Peu probable! Aminata Sankare  n'arrive pas  à comprendre un petit texte lu dans une langue locale (s02q03). Veuillez corriger ou donner des explications au QG. Dans les milieux urbains c'est peu probable de voir une école dont les élèves ou étudiants ne dépensent pas en frais d'uniformes, prière de verifier pour Aminata Sankare et corriger ou confirmer avec le QG. Attention ! Le frais de scolarité (10000 Fcfa) de Aminata Sankare en 1ére année de Secondaire 1 (Moyen) Général est relativement élevé par rapport aux autres frais de scolarités observés dans cette zone. Prière de corriger ou de confirmer avec le QG. </w:t>
+        <w:t xml:space="preserve">- Peu probable! Aminata Sankare  n'arrive pas  à comprendre un petit texte lu dans une langue locale (s02q03). Veuillez corriger ou donner des explications au QG. Dans les milieux urbains c'est peu probable de voir une école dont les élèves ou étudiants ne dépensent pas en frais d'uniformes, prière de verifier pour Aminata Sankare et corriger ou confirmer avec le QG. </w:t>
         <w:br/>
         <w:t xml:space="preserve">- Peu probable! Amy Fofana  n'arrive pas  à comprendre un petit texte lu dans une langue locale (s02q03). Veuillez corriger ou donner des explications au QG. </w:t>
         <w:br/>
@@ -4905,17 +6333,7 @@
         <w:rPr>
           <w:sz w:val="20"/>
         </w:rPr>
-        <w:t xml:space="preserve">- AvertissementAbdoulaye Sankare  travaille mais les questions relatives à son emploi principal ne sont pas renseignées à 100%, prière de les renseigner. Vous avez sélectionné l'option 'Ne sait pas' pour la catégorie socioprofessionnelle de Abdoulaye Sankare ou vous ne l'avez pas renseigné. prière de corriger. </w:t>
-        <w:br/>
-        <w:t xml:space="preserve">-  AvertissementAlmamy Sankare  travaille mais les questions relatives à son emploi principal ne sont pas renseignées à 100%, prière de les renseigner. Vous avez sélectionné l'option 'Ne sait pas' pour la catégorie socioprofessionnelle de Almamy Sankare ou vous ne l'avez pas renseigné. prière de corriger. </w:t>
-        <w:br/>
-        <w:t xml:space="preserve">-  AvertissementKékoura Sankare  travaille mais les questions relatives à son emploi principal ne sont pas renseignées à 100%, prière de les renseigner. Vous avez sélectionné l'option 'Ne sait pas' pour la catégorie socioprofessionnelle de Kékoura Sankare ou vous ne l'avez pas renseigné. prière de corriger. </w:t>
-        <w:br/>
-        <w:t xml:space="preserve">-  AvertissementKékouta Sankare  travaille mais les questions relatives à son emploi principal ne sont pas renseignées à 100%, prière de les renseigner. Vous avez sélectionné l'option 'Ne sait pas' pour la catégorie socioprofessionnelle de Kékouta Sankare ou vous ne l'avez pas renseigné. prière de corriger. </w:t>
-        <w:br/>
-        <w:t xml:space="preserve">-  AvertissementOumar Sankare  travaille mais les questions relatives à son emploi principal ne sont pas renseignées à 100%, prière de les renseigner. Vous avez sélectionné l'option 'Ne sait pas' pour la catégorie socioprofessionnelle de Oumar Sankare ou vous ne l'avez pas renseigné. prière de corriger. </w:t>
-        <w:br/>
-        <w:t>-  AvertissementSamba Sankare  travaille mais les questions relatives à son emploi principal ne sont pas renseignées à 100%, prière de les renseigner. Vous avez sélectionné l'option 'Ne sait pas' pour la catégorie socioprofessionnelle de Samba Sankare ou vous ne l'avez pas renseigné. prière de corriger.</w:t>
+        <w:t>- Nombre de mois exercé par Kékoura Sankare dans l'emploi au cours des 12 derniers mois semble faible, veuillez corriger s'il vous plait ou comfirmer avec le QG.</w:t>
       </w:r>
     </w:p>
     <w:p>
@@ -4958,7 +6376,7 @@
           <w:color w:val="4672C4"/>
           <w:sz w:val="22"/>
         </w:rPr>
-        <w:t>&gt;&gt; Section7a1 - Repas pris a l'exterieur du menage</w:t>
+        <w:t>&gt;&gt; Section7b - Consommation alimentaire - 7 jours</w:t>
       </w:r>
     </w:p>
     <w:p>
@@ -4969,7 +6387,7 @@
         <w:rPr>
           <w:sz w:val="20"/>
         </w:rPr>
-        <w:t>- Attention ! La section sur le repas pris à l'extérieur du ménage n'est pas renseignée à 100 %. Prière de vérifier l'ensemble des questions relatives à cette section et de les renseigner en totalité.</w:t>
+        <w:t>- Attention ! Le prix unitaire d'achat (150 Fcfa) de Patate douce en Pièce (Moyen) est relativement élevé par rapport aux autres prix observés dans cette zone. Prière de corriger ou de confirmer avec le QG. Avertissement!! La quantité (4.5 litre) du produit Huile de palme raffinée consommée  par le ménage semble très élevé, prière de corriger ou confirmer avec le QG. Avertissement!!! Le ménage a consommé 1 Carton Moyen de Thé en sachet, cette quantité semble anormale pour une consommation des 7 derniers jours.Les ménages consomment géneralement en sachet ou en paquet, prière de corriger ou de confirmer avec le QG. Avertissement!!! Le ménage a consommé 1 Carton Moyen de Thé en sachet. Difficile de consommer ce produit avec cette unité. Prière de verifier et corriger. Avertissement!!  le prix unitaire (1000 Fcfa) de Thé en sachet en Carton de taille Moyen est très faible ou élevé. Prière de corriger ou de confirmer avec le QG. Le Thé en sachet n'est généralement pas vendu en Carton de taille Moyen mais plutôt en paquet prière de confirmer cette information auprès de l'enqueté et corriger si nécessaire. Difficile de consommer le Sel en Sac (5 Kg) taille unique prière de verifier. Incohérence!! Dans ce ménage, chaque individus consomme par jour 13.53629 Kg  de cereale; Prière de revoir les quantités prises de ces produits. Incohérence!! Dans ce ménage, chaque individus consomme par jour 13.53629 Kg  de cereale; Prière de revoir les quantités prises de ces produits. Le ménage a consommé 1 Sac (25 Kg) taille unique de Oignon frais, cette quantité semble anormale pour une consommation des 7 derniers jours. prière de verifier et corriger ou confirmer avec le QG. Le ménage a consommé 1 Sac (50 Kg) taille unique de Riz importé parfumé, cette quantité semble anormale pour une consommation des 7 derniers jours. prière de verifier et corriger ou confirmer avec le QG.</w:t>
       </w:r>
     </w:p>
     <w:p>
@@ -4979,7 +6397,7 @@
           <w:color w:val="4672C4"/>
           <w:sz w:val="22"/>
         </w:rPr>
-        <w:t>&gt;&gt; Section7a2 - Repas pris a l'exterieur du menage</w:t>
+        <w:t>&gt;&gt; Section9c - Depenses non-alimentaires - 30 jours</w:t>
       </w:r>
     </w:p>
     <w:p>
@@ -4990,65 +6408,7 @@
         <w:rPr>
           <w:sz w:val="20"/>
         </w:rPr>
-        <w:t xml:space="preserve">- La section sur le repas pris à l'extérieur du ménage du membre Abdoulaye Sankare n'est pas renseignée à 100 %. Prière de vérifier l'ensemble des questions relatives à ce membre et de les renseigner en totalité. </w:t>
-        <w:br/>
-        <w:t xml:space="preserve">- La section sur le repas pris à l'extérieur du ménage du membre Adama Diallo n'est pas renseignée à 100 %. Prière de vérifier l'ensemble des questions relatives à ce membre et de les renseigner en totalité. </w:t>
-        <w:br/>
-        <w:t xml:space="preserve">- La section sur le repas pris à l'extérieur du ménage du membre Almamy Sankare n'est pas renseignée à 100 %. Prière de vérifier l'ensemble des questions relatives à ce membre et de les renseigner en totalité. </w:t>
-        <w:br/>
-        <w:t xml:space="preserve">- La section sur le repas pris à l'extérieur du ménage du membre Aminata Sankare n'est pas renseignée à 100 %. Prière de vérifier l'ensemble des questions relatives à ce membre et de les renseigner en totalité. </w:t>
-        <w:br/>
-        <w:t xml:space="preserve">- La section sur le repas pris à l'extérieur du ménage du membre Amy Fofana n'est pas renseignée à 100 %. Prière de vérifier l'ensemble des questions relatives à ce membre et de les renseigner en totalité. </w:t>
-        <w:br/>
-        <w:t xml:space="preserve">- La section sur le repas pris à l'extérieur du ménage du membre Aïssatou Sankare n'est pas renseignée à 100 %. Prière de vérifier l'ensemble des questions relatives à ce membre et de les renseigner en totalité. </w:t>
-        <w:br/>
-        <w:t xml:space="preserve">- La section sur le repas pris à l'extérieur du ménage du membre Bacary Sankare n'est pas renseignée à 100 %. Prière de vérifier l'ensemble des questions relatives à ce membre et de les renseigner en totalité. </w:t>
-        <w:br/>
-        <w:t xml:space="preserve">- La section sur le repas pris à l'extérieur du ménage du membre Baïdy Sankare n'est pas renseignée à 100 %. Prière de vérifier l'ensemble des questions relatives à ce membre et de les renseigner en totalité. </w:t>
-        <w:br/>
-        <w:t xml:space="preserve">- La section sur le repas pris à l'extérieur du ménage du membre Bouba Sankare n'est pas renseignée à 100 %. Prière de vérifier l'ensemble des questions relatives à ce membre et de les renseigner en totalité. </w:t>
-        <w:br/>
-        <w:t xml:space="preserve">- La section sur le repas pris à l'extérieur du ménage du membre Coumba Sankare n'est pas renseignée à 100 %. Prière de vérifier l'ensemble des questions relatives à ce membre et de les renseigner en totalité. </w:t>
-        <w:br/>
-        <w:t xml:space="preserve">- La section sur le repas pris à l'extérieur du ménage du membre Dienaba Coulibaly n'est pas renseignée à 100 %. Prière de vérifier l'ensemble des questions relatives à ce membre et de les renseigner en totalité. </w:t>
-        <w:br/>
-        <w:t xml:space="preserve">- La section sur le repas pris à l'extérieur du ménage du membre Dienaba Dambelé n'est pas renseignée à 100 %. Prière de vérifier l'ensemble des questions relatives à ce membre et de les renseigner en totalité. </w:t>
-        <w:br/>
-        <w:t xml:space="preserve">- La section sur le repas pris à l'extérieur du ménage du membre Fatoumata Sankare n'est pas renseignée à 100 %. Prière de vérifier l'ensemble des questions relatives à ce membre et de les renseigner en totalité. </w:t>
-        <w:br/>
-        <w:t xml:space="preserve">- La section sur le repas pris à l'extérieur du ménage du membre Ismaïla Sankare n'est pas renseignée à 100 %. Prière de vérifier l'ensemble des questions relatives à ce membre et de les renseigner en totalité. </w:t>
-        <w:br/>
-        <w:t xml:space="preserve">- La section sur le repas pris à l'extérieur du ménage du membre Kadiatou Sankare n'est pas renseignée à 100 %. Prière de vérifier l'ensemble des questions relatives à ce membre et de les renseigner en totalité. </w:t>
-        <w:br/>
-        <w:t xml:space="preserve">- La section sur le repas pris à l'extérieur du ménage du membre Kalama Sankare 2 n'est pas renseignée à 100 %. Prière de vérifier l'ensemble des questions relatives à ce membre et de les renseigner en totalité. </w:t>
-        <w:br/>
-        <w:t xml:space="preserve">- La section sur le repas pris à l'extérieur du ménage du membre Kalama Sankare n'est pas renseignée à 100 %. Prière de vérifier l'ensemble des questions relatives à ce membre et de les renseigner en totalité. </w:t>
-        <w:br/>
-        <w:t xml:space="preserve">- La section sur le repas pris à l'extérieur du ménage du membre Kékoura Sankare n'est pas renseignée à 100 %. Prière de vérifier l'ensemble des questions relatives à ce membre et de les renseigner en totalité. </w:t>
-        <w:br/>
-        <w:t xml:space="preserve">- La section sur le repas pris à l'extérieur du ménage du membre Kékouta Sankare n'est pas renseignée à 100 %. Prière de vérifier l'ensemble des questions relatives à ce membre et de les renseigner en totalité. </w:t>
-        <w:br/>
-        <w:t xml:space="preserve">- La section sur le repas pris à l'extérieur du ménage du membre Lamine Sankare n'est pas renseignée à 100 %. Prière de vérifier l'ensemble des questions relatives à ce membre et de les renseigner en totalité. </w:t>
-        <w:br/>
-        <w:t xml:space="preserve">- La section sur le repas pris à l'extérieur du ménage du membre Mamary Sankare n'est pas renseignée à 100 %. Prière de vérifier l'ensemble des questions relatives à ce membre et de les renseigner en totalité. </w:t>
-        <w:br/>
-        <w:t xml:space="preserve">- La section sur le repas pris à l'extérieur du ménage du membre Mariama Keïta n'est pas renseignée à 100 %. Prière de vérifier l'ensemble des questions relatives à ce membre et de les renseigner en totalité. </w:t>
-        <w:br/>
-        <w:t xml:space="preserve">- La section sur le repas pris à l'extérieur du ménage du membre Maïmouna Sankare n'est pas renseignée à 100 %. Prière de vérifier l'ensemble des questions relatives à ce membre et de les renseigner en totalité. </w:t>
-        <w:br/>
-        <w:t xml:space="preserve">- La section sur le repas pris à l'extérieur du ménage du membre Oumar Sankare n'est pas renseignée à 100 %. Prière de vérifier l'ensemble des questions relatives à ce membre et de les renseigner en totalité. </w:t>
-        <w:br/>
-        <w:t xml:space="preserve">- La section sur le repas pris à l'extérieur du ménage du membre Racky Sankare n'est pas renseignée à 100 %. Prière de vérifier l'ensemble des questions relatives à ce membre et de les renseigner en totalité. </w:t>
-        <w:br/>
-        <w:t xml:space="preserve">- La section sur le repas pris à l'extérieur du ménage du membre Samba Sankare 2 n'est pas renseignée à 100 %. Prière de vérifier l'ensemble des questions relatives à ce membre et de les renseigner en totalité. </w:t>
-        <w:br/>
-        <w:t xml:space="preserve">- La section sur le repas pris à l'extérieur du ménage du membre Samba Sankare n'est pas renseignée à 100 %. Prière de vérifier l'ensemble des questions relatives à ce membre et de les renseigner en totalité. </w:t>
-        <w:br/>
-        <w:t xml:space="preserve">- La section sur le repas pris à l'extérieur du ménage du membre Sira Coulibaly n'est pas renseignée à 100 %. Prière de vérifier l'ensemble des questions relatives à ce membre et de les renseigner en totalité. </w:t>
-        <w:br/>
-        <w:t xml:space="preserve">- La section sur le repas pris à l'extérieur du ménage du membre Yassa Niang n'est pas renseignée à 100 %. Prière de vérifier l'ensemble des questions relatives à ce membre et de les renseigner en totalité. </w:t>
-        <w:br/>
-        <w:t>- La section sur le repas pris à l'extérieur du ménage du membre Yassa Sankare n'est pas renseignée à 100 %. Prière de vérifier l'ensemble des questions relatives à ce membre et de les renseigner en totalité.</w:t>
+        <w:t>- Peu plausible! le montant de la dépense pour  Savon de ménage, lessive en poudre, détergents (eau de javel, etc. ) semble trop élevé. Veuillez, s'il vous plaît, confirmer cette information avec le QG ou la corriger.</w:t>
       </w:r>
     </w:p>
     <w:p>
@@ -5058,7 +6418,7 @@
           <w:color w:val="4672C4"/>
           <w:sz w:val="22"/>
         </w:rPr>
-        <w:t>&gt;&gt; Section9c - Depenses non-alimentaires - 30 jours</w:t>
+        <w:t>&gt;&gt; Section9f - Depenses non-alimentaires - 12 mois</w:t>
       </w:r>
     </w:p>
     <w:p>
@@ -5069,7 +6429,7 @@
         <w:rPr>
           <w:sz w:val="20"/>
         </w:rPr>
-        <w:t>- Peu plausible! le montant de la dépense pour  Savon de ménage, lessive en poudre, détergents (eau de javel, etc. ) semble trop élevé. Veuillez, s'il vous plaît, confirmer cette information avec le QG ou la corriger.</w:t>
+        <w:t>- ||</w:t>
       </w:r>
     </w:p>
     <w:p>
@@ -5079,7 +6439,7 @@
           <w:color w:val="4672C4"/>
           <w:sz w:val="22"/>
         </w:rPr>
-        <w:t>&gt;&gt; Section9f - Depenses non-alimentaires - 12 mois</w:t>
+        <w:t>&gt;&gt; Section10b - caracteristiques entreprise non agricole</w:t>
       </w:r>
     </w:p>
     <w:p>
@@ -5090,7 +6450,7 @@
         <w:rPr>
           <w:sz w:val="20"/>
         </w:rPr>
-        <w:t>- ||</w:t>
+        <w:t>- L'entreprise commerce de charbon dit avoir réçu une somme sur la vente de ces produits transformés (s10q48 est differnt de 0) mais n'a depensé aucune somme sur l'achat des matières premières (s10q49==0), prière de fournir de l'effort pour estimer le montant obtenu en achat de matières premières. L'entreprise commerce de charbon est généralement une entreprise commerciale ou de service dont elle ne depense pas en achat de matières premières.Elle ne transforme pas de produit donc ne peut pas obtenir un montant sur la vente des produits transformés (10.48 ou 10.49). Prière de mettre 0 pour ces questions si elles ne font pas de transformation.</w:t>
       </w:r>
     </w:p>
     <w:p>
@@ -5100,7 +6460,7 @@
           <w:color w:val="4672C4"/>
           <w:sz w:val="22"/>
         </w:rPr>
-        <w:t>&gt;&gt; Section10a - Existence entreprise non agricole</w:t>
+        <w:t>&gt;&gt; Section11 - Caracteristiques logement</w:t>
       </w:r>
     </w:p>
     <w:p>
@@ -5111,7 +6471,7 @@
         <w:rPr>
           <w:sz w:val="20"/>
         </w:rPr>
-        <w:t>- La section 10a du ménage de KALAMA SANKARE n'est pas totalement renseigné ou n'a pas commencé, prière de renseigner toutes les questions de la section 10 avant d'entamer la section 10b</w:t>
+        <w:t>- Avertissement!! Le ménage (vit en milieu urbain) se débarrasse de ses ordures ménagères soit par le Dépotoir sauvage, brûle et enterre, prière de corriger ou confirmer avec le QG.</w:t>
       </w:r>
     </w:p>
     <w:p>
@@ -5121,7 +6481,7 @@
           <w:color w:val="4672C4"/>
           <w:sz w:val="22"/>
         </w:rPr>
-        <w:t>&gt;&gt; Section11 - Caracteristiques logement</w:t>
+        <w:t>&gt;&gt; Section12 - Actifs du menage</w:t>
       </w:r>
     </w:p>
     <w:p>
@@ -5132,7 +6492,9 @@
         <w:rPr>
           <w:sz w:val="20"/>
         </w:rPr>
-        <w:t>- Avertissement!! Le ménage (vit en milieu urbain) se débarrasse de ses ordures ménagères soit par le Dépotoir sauvage, brûle et enterre, prière de corriger ou confirmer avec le QG.</w:t>
+        <w:t xml:space="preserve">- Attention ! Voiture personnelle a été achété à 400000 Fcfa est relativement faible par rapport aux autres prix d'achat observés dans cette zone. Prière de corriger ou de confirmer avec le QG. </w:t>
+        <w:br/>
+        <w:t>- Le nombre d'article ( Téléphone portable)  dans ce ménages est élevé (15), prière de corriger ou confirmer avec le QG.</w:t>
       </w:r>
     </w:p>
     <w:p>
@@ -5142,7 +6504,7 @@
           <w:color w:val="4672C4"/>
           <w:sz w:val="22"/>
         </w:rPr>
-        <w:t>&gt;&gt; Section12 - Actifs du menage</w:t>
+        <w:t>&gt;&gt; Section16a - Champs et parcelles</w:t>
       </w:r>
     </w:p>
     <w:p>
@@ -5153,9 +6515,324 @@
         <w:rPr>
           <w:sz w:val="20"/>
         </w:rPr>
-        <w:t>- Le nombre d'article ( Téléphone portable)  dans ce ménages est élevé (15), prière de corriger ou confirmer avec le QG.</w:t>
-      </w:r>
-    </w:p>
+        <w:t>- La section 16 du ménage de KALAMA SANKARE n'est pas renseigné, prière de renseigner.</w:t>
+      </w:r>
+    </w:p>
+    <w:p>
+      <w:r>
+        <w:t>________________________________________________________________________________</w:t>
+      </w:r>
+    </w:p>
+    <w:p>
+      <w:pPr>
+        <w:pStyle w:val="Heading2"/>
+      </w:pPr>
+      <w:r>
+        <w:t>Menage 12</w:t>
+      </w:r>
+    </w:p>
+    <w:tbl>
+      <w:tblPr>
+        <w:tblStyle w:val="TableGrid"/>
+        <w:tblW w:type="auto" w:w="0"/>
+        <w:tblLook w:firstColumn="1" w:firstRow="1" w:lastColumn="0" w:lastRow="0" w:noHBand="0" w:noVBand="1" w:val="04A0"/>
+      </w:tblPr>
+      <w:tblGrid>
+        <w:gridCol w:w="1662"/>
+        <w:gridCol w:w="1662"/>
+        <w:gridCol w:w="1662"/>
+        <w:gridCol w:w="1662"/>
+        <w:gridCol w:w="1662"/>
+        <w:gridCol w:w="1662"/>
+      </w:tblGrid>
+      <w:tr>
+        <w:tc>
+          <w:tcPr>
+            <w:tcW w:type="dxa" w:w="1662"/>
+            <w:shd w:fill="5B9BD5"/>
+          </w:tcPr>
+          <w:p>
+            <w:r>
+              <w:rPr>
+                <w:b/>
+                <w:color w:val="FFFFFF"/>
+                <w:sz w:val="16"/>
+              </w:rPr>
+              <w:t>Interview Key</w:t>
+            </w:r>
+          </w:p>
+        </w:tc>
+        <w:tc>
+          <w:tcPr>
+            <w:tcW w:type="dxa" w:w="1662"/>
+            <w:shd w:fill="5B9BD5"/>
+          </w:tcPr>
+          <w:p>
+            <w:r>
+              <w:rPr>
+                <w:b/>
+                <w:color w:val="FFFFFF"/>
+                <w:sz w:val="16"/>
+              </w:rPr>
+              <w:t>Interview ID</w:t>
+            </w:r>
+          </w:p>
+        </w:tc>
+        <w:tc>
+          <w:tcPr>
+            <w:tcW w:type="dxa" w:w="1662"/>
+            <w:shd w:fill="5B9BD5"/>
+          </w:tcPr>
+          <w:p>
+            <w:r>
+              <w:rPr>
+                <w:b/>
+                <w:color w:val="FFFFFF"/>
+                <w:sz w:val="16"/>
+              </w:rPr>
+              <w:t>ID Agent</w:t>
+            </w:r>
+          </w:p>
+        </w:tc>
+        <w:tc>
+          <w:tcPr>
+            <w:tcW w:type="dxa" w:w="1662"/>
+            <w:shd w:fill="5B9BD5"/>
+          </w:tcPr>
+          <w:p>
+            <w:r>
+              <w:rPr>
+                <w:b/>
+                <w:color w:val="FFFFFF"/>
+                <w:sz w:val="16"/>
+              </w:rPr>
+              <w:t>ID Equipe</w:t>
+            </w:r>
+          </w:p>
+        </w:tc>
+        <w:tc>
+          <w:tcPr>
+            <w:tcW w:type="dxa" w:w="1662"/>
+            <w:shd w:fill="5B9BD5"/>
+          </w:tcPr>
+          <w:p>
+            <w:r>
+              <w:rPr>
+                <w:b/>
+                <w:color w:val="FFFFFF"/>
+                <w:sz w:val="16"/>
+              </w:rPr>
+              <w:t>Agent</w:t>
+            </w:r>
+          </w:p>
+        </w:tc>
+        <w:tc>
+          <w:tcPr>
+            <w:tcW w:type="dxa" w:w="1662"/>
+            <w:shd w:fill="5B9BD5"/>
+          </w:tcPr>
+          <w:p>
+            <w:r>
+              <w:rPr>
+                <w:b/>
+                <w:color w:val="FFFFFF"/>
+                <w:sz w:val="16"/>
+              </w:rPr>
+              <w:t>Chef d'equipe</w:t>
+            </w:r>
+          </w:p>
+        </w:tc>
+      </w:tr>
+      <w:tr>
+        <w:tc>
+          <w:tcPr>
+            <w:tcW w:type="dxa" w:w="1662"/>
+          </w:tcPr>
+          <w:p>
+            <w:r>
+              <w:rPr>
+                <w:sz w:val="14"/>
+              </w:rPr>
+              <w:t>80-96-57-01</w:t>
+            </w:r>
+          </w:p>
+        </w:tc>
+        <w:tc>
+          <w:tcPr>
+            <w:tcW w:type="dxa" w:w="1662"/>
+          </w:tcPr>
+          <w:p>
+            <w:r>
+              <w:rPr>
+                <w:sz w:val="14"/>
+              </w:rPr>
+              <w:t>e3d6526ab02b486dae5a355e96425030</w:t>
+            </w:r>
+          </w:p>
+        </w:tc>
+        <w:tc>
+          <w:tcPr>
+            <w:tcW w:type="dxa" w:w="1662"/>
+          </w:tcPr>
+          <w:p>
+            <w:r>
+              <w:rPr>
+                <w:sz w:val="14"/>
+              </w:rPr>
+              <w:t>EQ29_enq1</w:t>
+            </w:r>
+          </w:p>
+        </w:tc>
+        <w:tc>
+          <w:tcPr>
+            <w:tcW w:type="dxa" w:w="1662"/>
+          </w:tcPr>
+          <w:p>
+            <w:r>
+              <w:rPr>
+                <w:sz w:val="14"/>
+              </w:rPr>
+              <w:t>Equipe29</w:t>
+            </w:r>
+          </w:p>
+        </w:tc>
+        <w:tc>
+          <w:tcPr>
+            <w:tcW w:type="dxa" w:w="1662"/>
+          </w:tcPr>
+          <w:p>
+            <w:r>
+              <w:rPr>
+                <w:sz w:val="14"/>
+              </w:rPr>
+              <w:t>Moussoumakha SANKHANOU</w:t>
+            </w:r>
+          </w:p>
+        </w:tc>
+        <w:tc>
+          <w:tcPr>
+            <w:tcW w:type="dxa" w:w="1662"/>
+          </w:tcPr>
+          <w:p>
+            <w:r>
+              <w:rPr>
+                <w:sz w:val="14"/>
+              </w:rPr>
+              <w:t>Baye Cheikh NIANG</w:t>
+            </w:r>
+          </w:p>
+        </w:tc>
+      </w:tr>
+    </w:tbl>
+    <w:p/>
+    <w:tbl>
+      <w:tblPr>
+        <w:tblStyle w:val="TableGrid"/>
+        <w:tblW w:type="auto" w:w="0"/>
+        <w:tblLook w:firstColumn="1" w:firstRow="1" w:lastColumn="0" w:lastRow="0" w:noHBand="0" w:noVBand="1" w:val="04A0"/>
+      </w:tblPr>
+      <w:tblGrid>
+        <w:gridCol w:w="3324"/>
+        <w:gridCol w:w="3324"/>
+        <w:gridCol w:w="3324"/>
+      </w:tblGrid>
+      <w:tr>
+        <w:tc>
+          <w:tcPr>
+            <w:tcW w:type="dxa" w:w="3324"/>
+            <w:shd w:fill="70AD47"/>
+          </w:tcPr>
+          <w:p>
+            <w:r>
+              <w:rPr>
+                <w:b/>
+                <w:color w:val="FFFFFF"/>
+                <w:sz w:val="18"/>
+              </w:rPr>
+              <w:t>Chef de Menage</w:t>
+            </w:r>
+          </w:p>
+        </w:tc>
+        <w:tc>
+          <w:tcPr>
+            <w:tcW w:type="dxa" w:w="3324"/>
+            <w:shd w:fill="70AD47"/>
+          </w:tcPr>
+          <w:p>
+            <w:r>
+              <w:rPr>
+                <w:b/>
+                <w:color w:val="FFFFFF"/>
+                <w:sz w:val="18"/>
+              </w:rPr>
+              <w:t>Quartier/Village (s00q05)</w:t>
+            </w:r>
+          </w:p>
+        </w:tc>
+        <w:tc>
+          <w:tcPr>
+            <w:tcW w:type="dxa" w:w="3324"/>
+            <w:shd w:fill="70AD47"/>
+          </w:tcPr>
+          <w:p>
+            <w:r>
+              <w:rPr>
+                <w:b/>
+                <w:color w:val="FFFFFF"/>
+                <w:sz w:val="18"/>
+              </w:rPr>
+              <w:t>Localisation GPS</w:t>
+            </w:r>
+          </w:p>
+        </w:tc>
+      </w:tr>
+      <w:tr>
+        <w:tc>
+          <w:tcPr>
+            <w:tcW w:type="dxa" w:w="3324"/>
+          </w:tcPr>
+          <w:p>
+            <w:r>
+              <w:rPr>
+                <w:sz w:val="18"/>
+              </w:rPr>
+              <w:t>MOUSSA CAMARA</w:t>
+            </w:r>
+          </w:p>
+        </w:tc>
+        <w:tc>
+          <w:tcPr>
+            <w:tcW w:type="dxa" w:w="3324"/>
+          </w:tcPr>
+          <w:p>
+            <w:r>
+              <w:rPr>
+                <w:sz w:val="18"/>
+              </w:rPr>
+              <w:t>N/A</w:t>
+            </w:r>
+          </w:p>
+        </w:tc>
+        <w:tc>
+          <w:tcPr>
+            <w:tcW w:type="dxa" w:w="3324"/>
+          </w:tcPr>
+          <w:p>
+            <w:r/>
+            <w:hyperlink r:id="rId17">
+              <w:r>
+                <w:rPr>
+                  <w:color w:val="0563C1"/>
+                  <w:u w:val="single"/>
+                </w:rPr>
+                <w:t>ABATOIRS</w:t>
+              </w:r>
+            </w:hyperlink>
+          </w:p>
+        </w:tc>
+      </w:tr>
+    </w:tbl>
+    <w:p/>
     <w:p>
       <w:r>
         <w:rPr>
@@ -5163,6 +6840,303 @@
           <w:color w:val="4672C4"/>
           <w:sz w:val="22"/>
         </w:rPr>
+        <w:t>&gt;&gt; Section0 - Identification et renseignements de controle</w:t>
+      </w:r>
+    </w:p>
+    <w:p>
+      <w:pPr>
+        <w:ind w:left="283"/>
+      </w:pPr>
+      <w:r>
+        <w:rPr>
+          <w:sz w:val="20"/>
+        </w:rPr>
+        <w:t>- Le questionnaire semble ne pas être complètement fini mais le questionnaire est en statut complet, prière de compléter le questionnaire.</w:t>
+      </w:r>
+    </w:p>
+    <w:p>
+      <w:r>
+        <w:rPr>
+          <w:b/>
+          <w:color w:val="4672C4"/>
+          <w:sz w:val="22"/>
+        </w:rPr>
+        <w:t>&gt;&gt; Section1 - Caracteristiques des membres</w:t>
+      </w:r>
+    </w:p>
+    <w:p>
+      <w:pPr>
+        <w:ind w:left="283"/>
+      </w:pPr>
+      <w:r>
+        <w:rPr>
+          <w:sz w:val="20"/>
+        </w:rPr>
+        <w:t xml:space="preserve">- Attention ! Le montant (5000 Fcfa) dépensé ou reçu en cadeau pour les cartes prépayées, les transferts de crédit et les abonnements de  LADJI KHOULE CAMARA est relativement élevé par rapport aux autres montants depansés observés dans cette zone. Prière de corriger ou de confirmer avec le QG. </w:t>
+        <w:br/>
+        <w:t xml:space="preserve">- Attention ! Le montant (5000 Fcfa) dépensé ou reçu en cadeau pour les cartes prépayées, les transferts de crédit et les abonnements de  MOUSSA CAMARA est relativement élevé par rapport aux autres montants depansés observés dans cette zone. Prière de corriger ou de confirmer avec le QG. </w:t>
+        <w:br/>
+        <w:t>- Attention ! Le montant (9999 Fcfa) dépensé ou reçu en cadeau pour les recharges internet ou de forfaits de données mobiles(hors appels vocaux), aucours des 30 derniers jours de  NOUHOU MAKHAN CAMARA est relativement élevé par rapport aux autres montants depansés observés dans cette zone. Prière de corriger ou de confirmer avec le QG.</w:t>
+      </w:r>
+    </w:p>
+    <w:p>
+      <w:r>
+        <w:rPr>
+          <w:b/>
+          <w:color w:val="4672C4"/>
+          <w:sz w:val="22"/>
+        </w:rPr>
+        <w:t>&gt;&gt; Section2 - Education</w:t>
+      </w:r>
+    </w:p>
+    <w:p>
+      <w:pPr>
+        <w:ind w:left="283"/>
+      </w:pPr>
+      <w:r>
+        <w:rPr>
+          <w:sz w:val="20"/>
+        </w:rPr>
+        <w:t xml:space="preserve">- Peu probable! ABOU MARENA  n'arrive pas  à comprendre un petit texte lu dans une langue locale (s02q03). Veuillez corriger ou donner des explications au QG. </w:t>
+        <w:br/>
+        <w:t xml:space="preserve">- Peu probable! AMINATA CAMARA  n'arrive pas  à comprendre un petit texte lu dans une langue locale (s02q03). Veuillez corriger ou donner des explications au QG. Peu probable! AMINATA CAMARA  ne sait ni lire, ni écrire, ni comprendre dans aucune des langues  (s02q01,s02q02,s02q03). Veuillez corriger ou donner des explications au QG. Peu plausible AMINATA CAMARA fréquente au minimum le fondamental 1 mais ne sait ni lire ni comprendre la langue française, prière de corriger ou de confirmer avec le QG merci. Avertissement!! AMINATA CAMARA fréquente au minimum la troisième année de fondamental 1 mais ne sait pas écrire, prière de corriger ou confirmer avec le QG. Dans les milieux urbains c'est peu probable de voir une école dont les élèves ou étudiants ne dépensent pas en frais d'uniformes, prière de verifier pour AMINATA CAMARA et corriger ou confirmer avec le QG. </w:t>
+        <w:br/>
+        <w:t xml:space="preserve">- Peu probable! AMINATA DABO  n'arrive pas  à comprendre un petit texte lu dans une langue locale (s02q03). Veuillez corriger ou donner des explications au QG. Peu probable! AMINATA DABO  ne sait ni lire, ni écrire, ni comprendre dans aucune des langues  (s02q01,s02q02,s02q03). Veuillez corriger ou donner des explications au QG. </w:t>
+        <w:br/>
+        <w:t xml:space="preserve">- Peu probable! BAYE KANTE  n'arrive pas  à comprendre un petit texte lu dans une langue locale (s02q03). Veuillez corriger ou donner des explications au QG. </w:t>
+        <w:br/>
+        <w:t xml:space="preserve">- Peu probable! CHEIKH ABDOU KHADRE DJILANI CAMARA  n'arrive pas  à comprendre un petit texte lu dans une langue locale (s02q03). Veuillez corriger ou donner des explications au QG. Le montant des frais pour les cahiers et autres matériels scolaires pour l'année scolaire de CHEIKH ABDOU KHADRE DJILANI CAMARA est faible ou élevé, veuillez, s'il vous plait, confirmer ces informations avec le QG ou apporter les corrections nécessaires. </w:t>
+        <w:br/>
+        <w:t xml:space="preserve">- Peu probable! COUMBA DIARRA  n'arrive pas  à comprendre un petit texte lu dans une langue locale (s02q03). Veuillez corriger ou donner des explications au QG. Peu probable! COUMBA DIARRA  ne sait ni lire, ni écrire, ni comprendre dans aucune des langues  (s02q01,s02q02,s02q03). Veuillez corriger ou donner des explications au QG. </w:t>
+        <w:br/>
+        <w:t xml:space="preserve">- Peu probable! HAWA CAMARA  n'arrive pas  à comprendre un petit texte lu dans une langue locale (s02q03). Veuillez corriger ou donner des explications au QG. Peu probable! HAWA CAMARA  ne sait ni lire, ni écrire, ni comprendre dans aucune des langues  (s02q01,s02q02,s02q03). Veuillez corriger ou donner des explications au QG. Peu plausible HAWA CAMARA fréquente au minimum le fondamental 1 mais ne sait ni lire ni comprendre la langue française, prière de corriger ou de confirmer avec le QG merci. Dans les milieux urbains c'est peu probable de voir une école dont les élèves ou étudiants ne dépensent pas en frais d'uniformes, prière de verifier pour HAWA CAMARA et corriger ou confirmer avec le QG. </w:t>
+        <w:br/>
+        <w:t xml:space="preserve">- Peu probable! IDRISSA MARENA  n'arrive pas  à comprendre un petit texte lu dans une langue locale (s02q03). Veuillez corriger ou donner des explications au QG. Avertissement!!! L'âge de IDRISSA MARENA avec son niveau d'étude (Fondamental 2) semble incoherent, veuillez confirmer cette information avec le QG ou corriger l'incohérence. </w:t>
+        <w:br/>
+        <w:t xml:space="preserve">- Peu probable! LADJI KHOULE CAMARA  n'arrive pas  à comprendre un petit texte lu dans une langue locale (s02q03). Veuillez corriger ou donner des explications au QG. </w:t>
+        <w:br/>
+        <w:t xml:space="preserve">- Peu probable! MARIETOU CAMARA  n'arrive pas  à comprendre un petit texte lu dans une langue locale (s02q03). Veuillez corriger ou donner des explications au QG. Peu probable! MARIETOU CAMARA  ne sait ni lire, ni écrire, ni comprendre dans aucune des langues  (s02q01,s02q02,s02q03). Veuillez corriger ou donner des explications au QG. </w:t>
+        <w:br/>
+        <w:t xml:space="preserve">- Peu probable! MOUSSA CAMARA 1  n'arrive pas  à comprendre un petit texte lu dans une langue locale (s02q03). Veuillez corriger ou donner des explications au QG. Peu probable! MOUSSA CAMARA 1  ne sait ni lire, ni écrire, ni comprendre dans aucune des langues  (s02q01,s02q02,s02q03). Veuillez corriger ou donner des explications au QG. </w:t>
+        <w:br/>
+        <w:t xml:space="preserve">- Peu probable! NOUHOU MAKHAN CAMARA  n'arrive pas  à comprendre un petit texte lu dans une langue locale (s02q03). Veuillez corriger ou donner des explications au QG. </w:t>
+        <w:br/>
+        <w:t xml:space="preserve">- Peu probable! ROKYA DABO  n'arrive pas  à comprendre un petit texte lu dans une langue locale (s02q03). Veuillez corriger ou donner des explications au QG. Peu probable! ROKYA DABO  ne sait ni lire, ni écrire, ni comprendre dans aucune des langues  (s02q01,s02q02,s02q03). Veuillez corriger ou donner des explications au QG. </w:t>
+        <w:br/>
+        <w:t xml:space="preserve">- Peu probable! SADIO CAMARA  n'arrive pas  à comprendre un petit texte lu dans une langue locale (s02q03). Veuillez corriger ou donner des explications au QG. Peu probable! SADIO CAMARA  ne sait ni lire, ni écrire, ni comprendre dans aucune des langues  (s02q01,s02q02,s02q03). Veuillez corriger ou donner des explications au QG. </w:t>
+        <w:br/>
+        <w:t xml:space="preserve">- Peu probable! SADIO CAMARA 2  n'arrive pas  à comprendre un petit texte lu dans une langue locale (s02q03). Veuillez corriger ou donner des explications au QG. Peu probable! SADIO CAMARA 2  ne sait ni lire, ni écrire, ni comprendre dans aucune des langues  (s02q01,s02q02,s02q03). Veuillez corriger ou donner des explications au QG. Peu plausible SADIO CAMARA 2 fréquente au minimum le fondamental 1 mais ne sait ni lire ni comprendre la langue française, prière de corriger ou de confirmer avec le QG merci. Avertissement!! SADIO CAMARA 2 fréquente au minimum la troisième année de fondamental 1 mais ne sait pas écrire, prière de corriger ou confirmer avec le QG. Dans les milieux urbains c'est peu probable de voir une école dont les élèves ou étudiants ne dépensent pas en frais d'uniformes, prière de verifier pour SADIO CAMARA 2 et corriger ou confirmer avec le QG. </w:t>
+        <w:br/>
+        <w:t xml:space="preserve">- Peu probable! SALLE CAMARA  n'arrive pas  à comprendre un petit texte lu dans une langue locale (s02q03). Veuillez corriger ou donner des explications au QG. Peu probable! SALLE CAMARA  ne sait ni lire, ni écrire, ni comprendre dans aucune des langues  (s02q01,s02q02,s02q03). Veuillez corriger ou donner des explications au QG. Peu plausible SALLE CAMARA fréquente au minimum le fondamental 1 mais ne sait ni lire ni comprendre la langue française, prière de corriger ou de confirmer avec le QG merci. Avertissement!! SALLE CAMARA fréquente au minimum la troisième année de fondamental 1 mais ne sait pas écrire, prière de corriger ou confirmer avec le QG. Dans les milieux urbains c'est peu probable de voir une école dont les élèves ou étudiants ne dépensent pas en frais d'uniformes, prière de verifier pour SALLE CAMARA et corriger ou confirmer avec le QG. </w:t>
+        <w:br/>
+        <w:t xml:space="preserve">- Peu probable! SIDY MARENA  n'arrive pas  à comprendre un petit texte lu dans une langue locale (s02q03). Veuillez corriger ou donner des explications au QG. </w:t>
+        <w:br/>
+        <w:t>- Peu probable! SOUAIBOU SOULEYMANE CAMARA  n'arrive pas  à comprendre un petit texte lu dans une langue locale (s02q03). Veuillez corriger ou donner des explications au QG.</w:t>
+      </w:r>
+    </w:p>
+    <w:p>
+      <w:r>
+        <w:rPr>
+          <w:b/>
+          <w:color w:val="4672C4"/>
+          <w:sz w:val="22"/>
+        </w:rPr>
+        <w:t>&gt;&gt; Section4a - Emploi</w:t>
+      </w:r>
+    </w:p>
+    <w:p>
+      <w:pPr>
+        <w:ind w:left="283"/>
+      </w:pPr>
+      <w:r>
+        <w:rPr>
+          <w:sz w:val="20"/>
+        </w:rPr>
+        <w:t xml:space="preserve">- Avertissement! AMINATA CAMARA n'a consacré aucune heure pour aucun des travaux du ménage, prière de regarder les réponses prises dans les questions (s04q01 s04q02 s04q03 s04q04 s04q05 s04q06 s04q07 s04q08). </w:t>
+        <w:br/>
+        <w:t xml:space="preserve">- Avertissement! COUMBA DIARRA n'a consacré aucune heure pour aucun des travaux du ménage, prière de regarder les réponses prises dans les questions (s04q01 s04q02 s04q03 s04q04 s04q05 s04q06 s04q07 s04q08). </w:t>
+        <w:br/>
+        <w:t>- Avertissement! Nombre d'heure que MOUSSA CAMARA a consacré à son emploi au cours des 7 derniers jours est trop faible, veuillez revoir s'il vous plait ou confirmer cette information avec QG.</w:t>
+      </w:r>
+    </w:p>
+    <w:p>
+      <w:r>
+        <w:rPr>
+          <w:b/>
+          <w:color w:val="4672C4"/>
+          <w:sz w:val="22"/>
+        </w:rPr>
+        <w:t>&gt;&gt; Section4b - Emploi - Activite principale</w:t>
+      </w:r>
+    </w:p>
+    <w:p>
+      <w:pPr>
+        <w:ind w:left="283"/>
+      </w:pPr>
+      <w:r>
+        <w:rPr>
+          <w:sz w:val="20"/>
+        </w:rPr>
+        <w:t xml:space="preserve">- Incohérence! NOUHOU MAKHAN CAMARA  evolue dans l'agriculture mais est  considéré comme salarié ou stagiaire/apprenti non renuméré, prière de revoir la question s04q46 et corriger. </w:t>
+        <w:br/>
+        <w:t xml:space="preserve">- Attention ! Le nombre de jours que SOUAIBOU SOULEYMANE CAMARA a travaillés par mois semble être inférieur à 15. Veuillez, s'il vous plaît, confirmer cette information. </w:t>
+        <w:br/>
+        <w:t xml:space="preserve">- Attention! le nombre d'heure que ROKYA DABO a travaillé par jour semble être inferieur à 4, veuillez s'il vous plait confirmer cette information avec le QG. </w:t>
+        <w:br/>
+        <w:t>- Nombre de mois exercé par MOUSSA CAMARA dans l'emploi au cours des 12 derniers mois semble faible, veuillez corriger s'il vous plait ou comfirmer avec le QG. Attention! le nombre d'heure que MOUSSA CAMARA a travaillé par jour semble être inferieur à 4, veuillez s'il vous plait confirmer cette information avec le QG.</w:t>
+      </w:r>
+    </w:p>
+    <w:p>
+      <w:r>
+        <w:rPr>
+          <w:b/>
+          <w:color w:val="4672C4"/>
+          <w:sz w:val="22"/>
+        </w:rPr>
+        <w:t>&gt;&gt; Section7b - Consommation alimentaire - 7 jours</w:t>
+      </w:r>
+    </w:p>
+    <w:p>
+      <w:pPr>
+        <w:ind w:left="283"/>
+      </w:pPr>
+      <w:r>
+        <w:rPr>
+          <w:sz w:val="20"/>
+        </w:rPr>
+        <w:t>- Attention ! Le prix unitaire d'achat (100 Fcfa) de Ail en Sachets (Petit) est relativement élevé par rapport aux autres prix observés dans cette zone. Prière de corriger ou de confirmer avec le QG. Attention ! Le prix unitaire d'achat (50 Fcfa) de Beurre en Morceau (Portion) (Petit) est relativement faible par rapport aux autres prix observés dans cette zone. Prière de corriger ou de confirmer avec le QG. Attention ! Le prix unitaire d'achat (50 Fcfa) de Courge en Morceau (Portion) (Petit) est relativement faible par rapport aux autres prix observés dans cette zone. Prière de corriger ou de confirmer avec le QG. Attention ! Le prix unitaire d'achat (50 Fcfa) de Tamarin noir en Sachets (Petit) est relativement faible par rapport aux autres prix observés dans cette zone. Prière de corriger ou de confirmer avec le QG. Avertissement!! La quantité (3.47 litre) du produit Huile de palme raffinée consommée  par le ménage semble très élevé, prière de corriger ou confirmer avec le QG. Avertissement!!! Le ménage a consommé 2 Paquet Petit de Thé en sachet, cette quantité semble anormale pour une consommation des 7 derniers jours.Prière de corriger ou de confirmer avec le QG. Avertissement!! le prix unitaire (100 Fcfa) de Thé en sachet (unité: Paquet) de taille Petit est très faible ou élevé. Prière de corriger ou de confirmer avec le QG. Avertissement!!! Le ménage a consommé 37 Cube Petit de Cube alimentaire (Maggi, Jumbo, ), cette quantité semble anormale pour une consommation des 7 derniers jours.Prière de corriger ou de confirmer avec le QG. Avertissement!!! Le ménage a consommé 8 Tas Petit de Capitaine frais, cette quantité semble anormale pour une consommation des 7 derniers jours.Prière de corriger ou de confirmer avec le QG.</w:t>
+      </w:r>
+    </w:p>
+    <w:p>
+      <w:r>
+        <w:rPr>
+          <w:b/>
+          <w:color w:val="4672C4"/>
+          <w:sz w:val="22"/>
+        </w:rPr>
+        <w:t>&gt;&gt; Section9b - Depenses non-alimentaires - 7 jours</w:t>
+      </w:r>
+    </w:p>
+    <w:p>
+      <w:pPr>
+        <w:ind w:left="283"/>
+      </w:pPr>
+      <w:r>
+        <w:rPr>
+          <w:sz w:val="20"/>
+        </w:rPr>
+        <w:t>- Peu plausible! le montant de la dépense pour Essence pour motocyclette semble faible. Veuillez, s'il vous plaît, confirmer cette information avec le QG ou la corriger.</w:t>
+      </w:r>
+    </w:p>
+    <w:p>
+      <w:r>
+        <w:rPr>
+          <w:b/>
+          <w:color w:val="4672C4"/>
+          <w:sz w:val="22"/>
+        </w:rPr>
+        <w:t>&gt;&gt; Section9c - Depenses non-alimentaires - 30 jours</w:t>
+      </w:r>
+    </w:p>
+    <w:p>
+      <w:pPr>
+        <w:ind w:left="283"/>
+      </w:pPr>
+      <w:r>
+        <w:rPr>
+          <w:sz w:val="20"/>
+        </w:rPr>
+        <w:t xml:space="preserve">- La dernière fois que vous avez acheté Bois de chauffe ramassé/coupé (estimer la valeur) est ramasser et semble exister dans les modalités, prière de prendre attache avec le QG pour plus d'explication afin de la classer bien. </w:t>
+        <w:br/>
+        <w:t xml:space="preserve">- Peu plausible! le montant de la dépense pour  Savon de ménage, lessive en poudre, détergents (eau de javel, etc. ) semble trop élevé. Veuillez, s'il vous plaît, confirmer cette information avec le QG ou la corriger. </w:t>
+        <w:br/>
+        <w:t>- Peu plausible! le montant de la dépense pour  Savon de toilette, shampoing semble trop élevé. Veuillez, s'il vous plaît, confirmer cette information avec le QG ou la corriger.</w:t>
+      </w:r>
+    </w:p>
+    <w:p>
+      <w:r>
+        <w:rPr>
+          <w:b/>
+          <w:color w:val="4672C4"/>
+          <w:sz w:val="22"/>
+        </w:rPr>
+        <w:t>&gt;&gt; Section10b - caracteristiques entreprise non agricole</w:t>
+      </w:r>
+    </w:p>
+    <w:p>
+      <w:pPr>
+        <w:ind w:left="283"/>
+      </w:pPr>
+      <w:r>
+        <w:rPr>
+          <w:sz w:val="20"/>
+        </w:rPr>
+        <w:t xml:space="preserve">- Le montant dépensé de l'entreprise fabrication de tangale caramel en achat de matières premières pour les produits vendus au cours des 30 derniers jours ou durant le dernier mois où l'entreprise a fonctionné ne peut pas être supéreur aux montants obtenus sur la vente de produits transformés par l'entreprise au cours de cette même période où l'entreprise a fonctionné (s10q49 &gt; s10q48), prière de corriger. </w:t>
+        <w:br/>
+        <w:t>- Le salaire qu'une personne de cette catégorie (10.62) a travaillé(e) dans cette entreprise reparateur en froid est élevé ou faible. Prière de confirmer cette information avec le QG ou de corriger.</w:t>
+      </w:r>
+    </w:p>
+    <w:p>
+      <w:r>
+        <w:rPr>
+          <w:b/>
+          <w:color w:val="4672C4"/>
+          <w:sz w:val="22"/>
+        </w:rPr>
+        <w:t>&gt;&gt; Section12 - Actifs du menage</w:t>
+      </w:r>
+    </w:p>
+    <w:p>
+      <w:pPr>
+        <w:ind w:left="283"/>
+      </w:pPr>
+      <w:r>
+        <w:rPr>
+          <w:sz w:val="20"/>
+        </w:rPr>
+        <w:t>- Avertissement!!! Le prix d'achat (2500) de l'article  Fer à repasser à charbon est inférieur aux prix de revente (9999)  avec l'âge du bien atteignant 5 ans. Prière de vérifier ou confirmer avec l'enquêté et mettre les bonnes valeurs après verification, s'il le faut. Attention ! Fer à repasser à charbon a été revendu à 9999 Fcfa qui est relativement élevé par rapport aux autres prix de revente observés dans cette zone. Prière de corriger ou de confirmer avec le QG.</w:t>
+      </w:r>
+    </w:p>
+    <w:p>
+      <w:r>
+        <w:rPr>
+          <w:b/>
+          <w:color w:val="4672C4"/>
+          <w:sz w:val="22"/>
+        </w:rPr>
+        <w:t>&gt;&gt; Section13a - Transferts recus</w:t>
+      </w:r>
+    </w:p>
+    <w:p>
+      <w:pPr>
+        <w:ind w:left="283"/>
+      </w:pPr>
+      <w:r>
+        <w:rPr>
+          <w:sz w:val="20"/>
+        </w:rPr>
+        <w:t xml:space="preserve">- L'enquêteur prière de fournir d'effort pour avoir le niveau d'étude et l'âge de celui qui a envoyé/donné de l'argent dans la section 13a (Transfert reçu). L'âge de celui qui a envoyé/donné de l'argent dans la section 13a (Transfert reçu) semble  élévé, prière de corriger ou confirmer ave le QG. </w:t>
+        <w:br/>
+        <w:t xml:space="preserve">- L'enquêteur prière de fournir d'effort pour avoir le niveau d'étude et l'âge de celui qui a envoyé/donné de l'argent dans la section 13a (Transfert reçu). L'âge de celui qui a envoyé/donné de l'argent dans la section 13a (Transfert reçu) semble  élévé, prière de corriger ou confirmer ave le QG. </w:t>
+        <w:br/>
+        <w:t xml:space="preserve">- L'enquêteur prière de fournir d'effort pour avoir le niveau d'étude et l'âge de celui qui a envoyé/donné de l'argent dans la section 13a (Transfert reçu). L'âge de celui qui a envoyé/donné de l'argent dans la section 13a (Transfert reçu) semble  élévé, prière de corriger ou confirmer ave le QG. </w:t>
+        <w:br/>
+        <w:t xml:space="preserve">- L'enquêteur prière de fournir d'effort pour avoir le niveau d'étude et l'âge de celui qui a envoyé/donné de l'argent dans la section 13a (Transfert reçu). L'âge de celui qui a envoyé/donné de l'argent dans la section 13a (Transfert reçu) semble  élévé, prière de corriger ou confirmer ave le QG. </w:t>
+        <w:br/>
+        <w:t xml:space="preserve">- L'enquêteur prière de fournir d'effort pour avoir le niveau d'étude et l'âge de celui qui a envoyé/donné de l'argent dans la section 13a (Transfert reçu). L'âge de celui qui a envoyé/donné de l'argent dans la section 13a (Transfert reçu) semble  élévé, prière de corriger ou confirmer ave le QG. </w:t>
+        <w:br/>
+        <w:t xml:space="preserve">- L'enquêteur prière de fournir d'effort pour avoir le niveau d'étude et l'âge de celui qui a envoyé/donné de l'argent dans la section 13a (Transfert reçu). L'âge de celui qui a envoyé/donné de l'argent dans la section 13a (Transfert reçu) semble  élévé, prière de corriger ou confirmer ave le QG. </w:t>
+        <w:br/>
+        <w:t>- L'enquêteur prière de fournir d'effort pour avoir le niveau d'étude et l'âge de celui qui a envoyé/donné de l'argent dans la section 13a (Transfert reçu). L'âge de celui qui a envoyé/donné de l'argent dans la section 13a (Transfert reçu) semble  élévé, prière de corriger ou confirmer ave le QG. Avertissement!! Le montant des transferts reçu par mois semble très élevé ou faible, peut-être que vous vous êtes trompés du choix de l'unité.</w:t>
+      </w:r>
+    </w:p>
+    <w:p>
+      <w:r>
+        <w:rPr>
+          <w:b/>
+          <w:color w:val="4672C4"/>
+          <w:sz w:val="22"/>
+        </w:rPr>
         <w:t>&gt;&gt; Section16a - Champs et parcelles</w:t>
       </w:r>
     </w:p>
@@ -5174,7 +7148,74 @@
         <w:rPr>
           <w:sz w:val="20"/>
         </w:rPr>
-        <w:t>- La section 16 du ménage de KALAMA SANKARE n'est pas renseigné, prière de renseigner.</w:t>
+        <w:t>- Le salaire total payé de toutes catégories confondues par le ménage MOUSSA CAMARA pour la main-d'oeuvre non-familiale sur la parcelle parcelle de sorgo au cours de la campagne pour la période d'entretien du sol (sarclage, etc.) est de 0 qui semble élevé ou faible. Merci de corriger. Le salaire total payé de toutes catégories confondues par le ménage MOUSSA CAMARA pour la main-d'oeuvre non-familiale sur la parcelle parcelle de sorgo au cours de la campagne pour la période des récoltes est de 0 qui semble élevé ou faible. Merci de corriger. Le document légal (titre, acte, certificat etc. ) qui affirme votre possession de la parcelle parcelle de sorgo est  et semble exister dans les modalités, prière de prendre attache avec le QG pour plus d'explication afin de la classer bien.</w:t>
+      </w:r>
+    </w:p>
+    <w:p>
+      <w:r>
+        <w:rPr>
+          <w:b/>
+          <w:color w:val="4672C4"/>
+          <w:sz w:val="22"/>
+        </w:rPr>
+        <w:t>&gt;&gt; Section16c - Cultures</w:t>
+      </w:r>
+    </w:p>
+    <w:p>
+      <w:pPr>
+        <w:ind w:left="283"/>
+      </w:pPr>
+      <w:r>
+        <w:rPr>
+          <w:sz w:val="20"/>
+        </w:rPr>
+        <w:t>- La quantité dejà recoltée pour la presente campagne ne doit pas contenir une valeur 9999 et semble élevé, merci de revoir la question s16cq16a. La quantité estimée en Kg est incorrecte (Exemple : si le ménage a eu 10 sacs de 100kg = 10*100=1000kg), prière de corriger merci.</w:t>
+      </w:r>
+    </w:p>
+    <w:p>
+      <w:r>
+        <w:rPr>
+          <w:b/>
+          <w:color w:val="4672C4"/>
+          <w:sz w:val="22"/>
+        </w:rPr>
+        <w:t>&gt;&gt; Section17 - Elevage</w:t>
+      </w:r>
+    </w:p>
+    <w:p>
+      <w:pPr>
+        <w:ind w:left="283"/>
+      </w:pPr>
+      <w:r>
+        <w:rPr>
+          <w:sz w:val="20"/>
+        </w:rPr>
+        <w:t xml:space="preserve">- Avertissement! Le prix unitaire (45000 Fcfa) d'un Ovins (Moutons) est trop petit ou élevé. Veuillez confirmer ces informations avec le QG ou apporter les corrections nécessaires. </w:t>
+        <w:br/>
+        <w:t>- Avertissement! la valeur de l'achat (330 Fcfa) d'un Poules / poulets est trop petite ou élevée. Veuillez confirmer ces informations avec le QG ou apporter les corrections nécessaires. Le ménage est éléveur mais vous n'avez declaré aucun nombre dans le cheptel c'est-à-dire  s17q05=0. Incohérence!! Le nombre dans le cheptel est inféreur aux nombre qu'appartient aux ménages.</w:t>
+      </w:r>
+    </w:p>
+    <w:p>
+      <w:r>
+        <w:rPr>
+          <w:b/>
+          <w:color w:val="4672C4"/>
+          <w:sz w:val="22"/>
+        </w:rPr>
+        <w:t>&gt;&gt; Section19 - Equipements agricoles</w:t>
+      </w:r>
+    </w:p>
+    <w:p>
+      <w:pPr>
+        <w:ind w:left="283"/>
+      </w:pPr>
+      <w:r>
+        <w:rPr>
+          <w:sz w:val="20"/>
+        </w:rPr>
+        <w:t xml:space="preserve">- Avertissement!! L'âge (25 ans)  de Charrettes dans ce ménage semble être élevé, prière de corriger ou confirmer avec le QG. Avertissement!! Le prix d'achat (9999 FCFA) de Charrettes est inférieur aux prix de revente (100000 FCFA), prière de verifier et corriger ou confirmer l'information avec le QG. </w:t>
+        <w:br/>
+        <w:t>- Avertissement!! Le prix d'achat (50000 FCFA) de Animaux de labour est inférieur aux prix de revente (60000 FCFA), prière de verifier et corriger ou confirmer l'information avec le QG.</w:t>
       </w:r>
     </w:p>
     <w:p>
@@ -5499,7 +7540,7 @@
           <w:color w:val="4672C4"/>
           <w:sz w:val="22"/>
         </w:rPr>
-        <w:t>&gt;&gt; Section1 - Caracteristiques des membres</w:t>
+        <w:t>&gt;&gt; Section0 - Identification et renseignements de controle</w:t>
       </w:r>
     </w:p>
     <w:p>
@@ -5510,21 +7551,7 @@
         <w:rPr>
           <w:sz w:val="20"/>
         </w:rPr>
-        <w:t xml:space="preserve">- Avertissement!!!  DEMBO TIONGANE  ne possède pas le téléphone android, a accès à l'internet , prière de confirmer cette information.  Avertissement! Veuillez renseigner par oui ou non toutes les modalités de la question s01q47. Attention ! Le montant (3000 Fcfa) dépensé ou reçu en cadeau pour les cartes prépayées, les transferts de crédit et les abonnements de  DEMBO TIONGANE est relativement élevé par rapport aux autres montants depansés observés dans cette zone. Prière de corriger ou de confirmer avec le QG. </w:t>
-        <w:br/>
-        <w:t xml:space="preserve">-  Avertissement!!!  KADIA BA  ne possède pas le téléphone android, a accès à l'internet , prière de confirmer cette information. </w:t>
-        <w:br/>
-        <w:t xml:space="preserve">-  Avertissement!!!  OUSMANE TIONGAYE  possède un téléphone android mais dit n'avoir pas accès à l'internet, prière de confirmer cette information avec le QG ou la corriger. Incoherence! OUSMANE TIONGAYE dispose d'un téléphone portable à s01q39, donc la raison évoquée ne peut pas être (ne dispose pas d'appareil). </w:t>
-        <w:br/>
-        <w:t xml:space="preserve">-  Avertissement!!!  PENDA SAKHO  ne possède pas le téléphone android, a accès à l'internet , prière de confirmer cette information. </w:t>
-        <w:br/>
-        <w:t xml:space="preserve">- Les informations sur l'acte de naissance (ni Jours, ni mois et ni années) de  KHADIDIA NDOUR  manquent, s'il vous plait pouvez-vous fournir d'effort pour avoir ces informations. </w:t>
-        <w:br/>
-        <w:t xml:space="preserve">- Les informations sur l'acte de naissance (ni Jours, ni mois et ni années) de  KHADIDIATOU MBATH  manquent, s'il vous plait pouvez-vous fournir d'effort pour avoir ces informations. </w:t>
-        <w:br/>
-        <w:t xml:space="preserve">- Les informations sur l'acte de naissance (ni Jours, ni mois et ni années) de  LASSANA MBATH  manquent, s'il vous plait pouvez-vous fournir d'effort pour avoir ces informations. </w:t>
-        <w:br/>
-        <w:t>- Les informations sur l'acte de naissance (ni Jours, ni mois et ni années) de  YAYE FATOU FAYE  manquent, s'il vous plait pouvez-vous fournir d'effort pour avoir ces informations.</w:t>
+        <w:t>- Le questionnaire semble ne pas être complètement fini mais le questionnaire est en statut complet, prière de compléter le questionnaire.</w:t>
       </w:r>
     </w:p>
     <w:p>
@@ -5534,7 +7561,7 @@
           <w:color w:val="4672C4"/>
           <w:sz w:val="22"/>
         </w:rPr>
-        <w:t>&gt;&gt; Section2 - Education</w:t>
+        <w:t>&gt;&gt; Section1 - Caracteristiques des membres</w:t>
       </w:r>
     </w:p>
     <w:p>
@@ -5545,21 +7572,21 @@
         <w:rPr>
           <w:sz w:val="20"/>
         </w:rPr>
-        <w:t xml:space="preserve">- Peu probable! DEMBO TIONGANE  n'arrive pas  à comprendre un petit texte lu dans une langue locale (s02q03). Veuillez corriger ou donner des explications au QG. La raison principale que DEMBO TIONGANE n'a pas fait des études dans une école formelle est Soutien Famille et semble exister dans les modalités, prière de prendre attache avec le QG pour plus d'explication afin de la classer bien. </w:t>
-        <w:br/>
-        <w:t xml:space="preserve">- Peu probable! KADIA BA  n'arrive pas  à comprendre un petit texte lu dans une langue locale (s02q03). Veuillez corriger ou donner des explications au QG. </w:t>
-        <w:br/>
-        <w:t xml:space="preserve">- Peu probable! KHADIDIA NDOUR  n'arrive pas  à comprendre un petit texte lu dans une langue locale (s02q03). Veuillez corriger ou donner des explications au QG.  Incohérence ! le montant payé de KHADIDIA NDOUR pour la cotisation est très faible . veuillez, s'il vous plait, confirmer ces informations avec le QG ou apporter les corrections nécessaires. Dans les milieux urbains c'est peu probable de voir une école dont les élèves ou étudiants ne dépensent pas en frais d'uniformes, prière de verifier pour KHADIDIA NDOUR et corriger ou confirmer avec le QG. </w:t>
-        <w:br/>
-        <w:t xml:space="preserve">- Peu probable! KHADIDIATOU MBATH  n'arrive pas  à comprendre un petit texte lu dans une langue locale (s02q03). Veuillez corriger ou donner des explications au QG. Dans les milieux urbains c'est peu probable de voir une école dont les élèves ou étudiants ne dépensent pas en frais d'uniformes, prière de verifier pour KHADIDIATOU MBATH et corriger ou confirmer avec le QG. Attention ! Le frais de scolarité (10000 Fcfa) de KHADIDIATOU MBATH en 1ére année de Secondaire 1 (Moyen) Général est relativement élevé par rapport aux autres frais de scolarités observés dans cette zone. Prière de corriger ou de confirmer avec le QG. </w:t>
-        <w:br/>
-        <w:t xml:space="preserve">- Peu probable! LASSANA MBATH  n'arrive pas  à comprendre un petit texte lu dans une langue locale (s02q03). Veuillez corriger ou donner des explications au QG. Peu probable! LASSANA MBATH  ne sait ni lire, ni écrire, ni comprendre dans aucune des langues  (s02q01,s02q02,s02q03). Veuillez corriger ou donner des explications au QG. Peu plausible LASSANA MBATH fréquente au minimum le fondamental 1 mais ne sait ni lire ni comprendre la langue française, prière de corriger ou de confirmer avec le QG merci.  Incohérence ! le montant payé de LASSANA MBATH pour la cotisation est très faible . veuillez, s'il vous plait, confirmer ces informations avec le QG ou apporter les corrections nécessaires. Dans les milieux urbains c'est peu probable de voir une école dont les élèves ou étudiants ne dépensent pas en frais d'uniformes, prière de verifier pour LASSANA MBATH et corriger ou confirmer avec le QG. </w:t>
-        <w:br/>
-        <w:t xml:space="preserve">- Peu probable! OUSMANE TIONGAYE  n'arrive pas  à comprendre un petit texte lu dans une langue locale (s02q03). Veuillez corriger ou donner des explications au QG. Peu probable! OUSMANE TIONGAYE  ne sait ni lire, ni écrire, ni comprendre dans aucune des langues  (s02q01,s02q02,s02q03). Veuillez corriger ou donner des explications au QG. </w:t>
-        <w:br/>
-        <w:t xml:space="preserve">- Peu probable! PENDA SAKHO  n'arrive pas  à comprendre un petit texte lu dans une langue locale (s02q03). Veuillez corriger ou donner des explications au QG. </w:t>
-        <w:br/>
-        <w:t>- Peu probable! YAYE FATOU FAYE  n'arrive pas  à comprendre un petit texte lu dans une langue locale (s02q03). Veuillez corriger ou donner des explications au QG. Peu probable! YAYE FATOU FAYE  ne sait ni lire, ni écrire, ni comprendre dans aucune des langues  (s02q01,s02q02,s02q03). Veuillez corriger ou donner des explications au QG. Le montant des frais d'uniformes pour l'année scolaire de YAYE FATOU FAYE est faible ou élevé. veuillez, s'il vous plait, confirmer ces informations avec le QG ou apporter les corrections nécessaires.</w:t>
+        <w:t xml:space="preserve">- Avertissement!!!  DEMBO TIONGANE  ne possède pas le téléphone android, a accès à l'internet , prière de confirmer cette information.  Avertissement! Veuillez renseigner par oui ou non toutes les modalités de la question s01q47. </w:t>
+        <w:br/>
+        <w:t xml:space="preserve">-  Avertissement!!!  KADIA BA  ne possède pas le téléphone android, a accès à l'internet , prière de confirmer cette information. </w:t>
+        <w:br/>
+        <w:t xml:space="preserve">-  Avertissement!!!  OUSMANE TIONGAYE  possède un téléphone android mais dit n'avoir pas accès à l'internet, prière de confirmer cette information avec le QG ou la corriger. Incoherence! OUSMANE TIONGAYE dispose d'un téléphone portable à s01q39, donc la raison évoquée ne peut pas être (ne dispose pas d'appareil). </w:t>
+        <w:br/>
+        <w:t xml:space="preserve">-  Avertissement!!!  PENDA SAKHO  ne possède pas le téléphone android, a accès à l'internet , prière de confirmer cette information. </w:t>
+        <w:br/>
+        <w:t xml:space="preserve">- Les informations sur l'acte de naissance (ni Jours, ni mois et ni années) de  KHADIDIA NDOUR  manquent, s'il vous plait pouvez-vous fournir d'effort pour avoir ces informations. </w:t>
+        <w:br/>
+        <w:t xml:space="preserve">- Les informations sur l'acte de naissance (ni Jours, ni mois et ni années) de  KHADIDIATOU MBATH  manquent, s'il vous plait pouvez-vous fournir d'effort pour avoir ces informations. </w:t>
+        <w:br/>
+        <w:t xml:space="preserve">- Les informations sur l'acte de naissance (ni Jours, ni mois et ni années) de  LASSANA MBATH  manquent, s'il vous plait pouvez-vous fournir d'effort pour avoir ces informations. </w:t>
+        <w:br/>
+        <w:t>- Les informations sur l'acte de naissance (ni Jours, ni mois et ni années) de  YAYE FATOU FAYE  manquent, s'il vous plait pouvez-vous fournir d'effort pour avoir ces informations.</w:t>
       </w:r>
     </w:p>
     <w:p>
@@ -5569,7 +7596,7 @@
           <w:color w:val="4672C4"/>
           <w:sz w:val="22"/>
         </w:rPr>
-        <w:t>&gt;&gt; Section4a - Emploi</w:t>
+        <w:t>&gt;&gt; Section2 - Education</w:t>
       </w:r>
     </w:p>
     <w:p>
@@ -5580,9 +7607,21 @@
         <w:rPr>
           <w:sz w:val="20"/>
         </w:rPr>
-        <w:t xml:space="preserve">- Avertissement! KHADIDIA NDOUR n'a consacré aucune heure pour aucun des travaux du ménage, prière de regarder les réponses prises dans les questions (s04q01 s04q02 s04q03 s04q04 s04q05 s04q06 s04q07 s04q08). </w:t>
-        <w:br/>
-        <w:t>- Avertissement! KHADIDIATOU MBATH n'a consacré aucune heure pour aucun des travaux du ménage, prière de regarder les réponses prises dans les questions (s04q01 s04q02 s04q03 s04q04 s04q05 s04q06 s04q07 s04q08).</w:t>
+        <w:t xml:space="preserve">- Peu probable! DEMBO TIONGANE  n'arrive pas  à comprendre un petit texte lu dans une langue locale (s02q03). Veuillez corriger ou donner des explications au QG. La raison principale que DEMBO TIONGANE n'a pas fait des études dans une école formelle est Soutien Famille et semble exister dans les modalités, prière de prendre attache avec le QG pour plus d'explication afin de la classer bien. </w:t>
+        <w:br/>
+        <w:t xml:space="preserve">- Peu probable! KADIA BA  n'arrive pas  à comprendre un petit texte lu dans une langue locale (s02q03). Veuillez corriger ou donner des explications au QG. </w:t>
+        <w:br/>
+        <w:t xml:space="preserve">- Peu probable! KHADIDIA NDOUR  n'arrive pas  à comprendre un petit texte lu dans une langue locale (s02q03). Veuillez corriger ou donner des explications au QG.  Incohérence ! le montant payé de KHADIDIA NDOUR pour la cotisation est très faible . veuillez, s'il vous plait, confirmer ces informations avec le QG ou apporter les corrections nécessaires. Dans les milieux urbains c'est peu probable de voir une école dont les élèves ou étudiants ne dépensent pas en frais d'uniformes, prière de verifier pour KHADIDIA NDOUR et corriger ou confirmer avec le QG. </w:t>
+        <w:br/>
+        <w:t xml:space="preserve">- Peu probable! KHADIDIATOU MBATH  n'arrive pas  à comprendre un petit texte lu dans une langue locale (s02q03). Veuillez corriger ou donner des explications au QG. Dans les milieux urbains c'est peu probable de voir une école dont les élèves ou étudiants ne dépensent pas en frais d'uniformes, prière de verifier pour KHADIDIATOU MBATH et corriger ou confirmer avec le QG. </w:t>
+        <w:br/>
+        <w:t xml:space="preserve">- Peu probable! LASSANA MBATH  n'arrive pas  à comprendre un petit texte lu dans une langue locale (s02q03). Veuillez corriger ou donner des explications au QG. Peu probable! LASSANA MBATH  ne sait ni lire, ni écrire, ni comprendre dans aucune des langues  (s02q01,s02q02,s02q03). Veuillez corriger ou donner des explications au QG. Peu plausible LASSANA MBATH fréquente au minimum le fondamental 1 mais ne sait ni lire ni comprendre la langue française, prière de corriger ou de confirmer avec le QG merci.  Incohérence ! le montant payé de LASSANA MBATH pour la cotisation est très faible . veuillez, s'il vous plait, confirmer ces informations avec le QG ou apporter les corrections nécessaires. Dans les milieux urbains c'est peu probable de voir une école dont les élèves ou étudiants ne dépensent pas en frais d'uniformes, prière de verifier pour LASSANA MBATH et corriger ou confirmer avec le QG. </w:t>
+        <w:br/>
+        <w:t xml:space="preserve">- Peu probable! OUSMANE TIONGAYE  n'arrive pas  à comprendre un petit texte lu dans une langue locale (s02q03). Veuillez corriger ou donner des explications au QG. Peu probable! OUSMANE TIONGAYE  ne sait ni lire, ni écrire, ni comprendre dans aucune des langues  (s02q01,s02q02,s02q03). Veuillez corriger ou donner des explications au QG. </w:t>
+        <w:br/>
+        <w:t xml:space="preserve">- Peu probable! PENDA SAKHO  n'arrive pas  à comprendre un petit texte lu dans une langue locale (s02q03). Veuillez corriger ou donner des explications au QG. </w:t>
+        <w:br/>
+        <w:t>- Peu probable! YAYE FATOU FAYE  n'arrive pas  à comprendre un petit texte lu dans une langue locale (s02q03). Veuillez corriger ou donner des explications au QG. Peu probable! YAYE FATOU FAYE  ne sait ni lire, ni écrire, ni comprendre dans aucune des langues  (s02q01,s02q02,s02q03). Veuillez corriger ou donner des explications au QG. Le montant des frais d'uniformes pour l'année scolaire de YAYE FATOU FAYE est faible ou élevé. veuillez, s'il vous plait, confirmer ces informations avec le QG ou apporter les corrections nécessaires.</w:t>
       </w:r>
     </w:p>
     <w:p>
@@ -5592,7 +7631,7 @@
           <w:color w:val="4672C4"/>
           <w:sz w:val="22"/>
         </w:rPr>
-        <w:t>&gt;&gt; Section4b - Emploi - Activite principale</w:t>
+        <w:t>&gt;&gt; Section4a - Emploi</w:t>
       </w:r>
     </w:p>
     <w:p>
@@ -5603,7 +7642,9 @@
         <w:rPr>
           <w:sz w:val="20"/>
         </w:rPr>
-        <w:t>- Attention ! Le nombre de jours que DEMBO TIONGANE a travaillés par mois semble être inférieur à 15. Veuillez, s'il vous plaît, confirmer cette information.</w:t>
+        <w:t xml:space="preserve">- Avertissement! KHADIDIA NDOUR n'a consacré aucune heure pour aucun des travaux du ménage, prière de regarder les réponses prises dans les questions (s04q01 s04q02 s04q03 s04q04 s04q05 s04q06 s04q07 s04q08). </w:t>
+        <w:br/>
+        <w:t>- Avertissement! KHADIDIATOU MBATH n'a consacré aucune heure pour aucun des travaux du ménage, prière de regarder les réponses prises dans les questions (s04q01 s04q02 s04q03 s04q04 s04q05 s04q06 s04q07 s04q08).</w:t>
       </w:r>
     </w:p>
     <w:p>
@@ -5613,6 +7654,27 @@
           <w:color w:val="4672C4"/>
           <w:sz w:val="22"/>
         </w:rPr>
+        <w:t>&gt;&gt; Section4b - Emploi - Activite principale</w:t>
+      </w:r>
+    </w:p>
+    <w:p>
+      <w:pPr>
+        <w:ind w:left="283"/>
+      </w:pPr>
+      <w:r>
+        <w:rPr>
+          <w:sz w:val="20"/>
+        </w:rPr>
+        <w:t>- Attention ! Le nombre de jours que DEMBO TIONGANE a travaillés par mois semble être inférieur à 15. Veuillez, s'il vous plaît, confirmer cette information.</w:t>
+      </w:r>
+    </w:p>
+    <w:p>
+      <w:r>
+        <w:rPr>
+          <w:b/>
+          <w:color w:val="4672C4"/>
+          <w:sz w:val="22"/>
+        </w:rPr>
         <w:t>&gt;&gt; Section7b - Consommation alimentaire - 7 jours</w:t>
       </w:r>
     </w:p>
@@ -5624,7 +7686,7 @@
         <w:rPr>
           <w:sz w:val="20"/>
         </w:rPr>
-        <w:t>- Attention ! Le prix unitaire d'achat (133.3333 Fcfa) de Courge en Morceau (Portion) (Petit) est relativement élevé par rapport aux autres prix observés dans cette zone. Prière de corriger ou de confirmer avec le QG. Attention ! Le prix unitaire d'achat (1500 Fcfa) de Café en poudre soluble en Boite (Autre que la boite/pot de tomate) (Petit) est relativement élevé par rapport aux autres prix observés dans cette zone. Prière de corriger ou de confirmer avec le QG. Attention ! Le prix unitaire d'achat (200 Fcfa) de Piment séché en Sachets (Petit) est relativement élevé par rapport aux autres prix observés dans cette zone. Prière de corriger ou de confirmer avec le QG. Attention ! Le prix unitaire d'achat (80 Fcfa) de Poivre en Sachets (Petit) est relativement élevé par rapport aux autres prix observés dans cette zone. Prière de corriger ou de confirmer avec le QG. Avertissement!!! Le ménage a consommé 1 Paquet Petit de Thé en sachet, cette quantité semble anormale pour une consommation des 7 derniers jours.Prière de corriger ou de confirmer avec le QG. Avertissement!!! Le ménage a consommé 2 Cuillère Moyen de Pâte d'arachide, cette quantité semble anormale pour une consommation des 7 derniers jours. Etes vous sur d'avoir selectionner la bonne unitée ? prière de verifier et corriger. Incohérence!! Dans ce ménage, chaque individus consomme par jour 29.33464 Kg  de cereale; Prière de revoir les quantités prises de ces produits.</w:t>
+        <w:t>- Attention ! Le prix unitaire d'achat (133.3333 Fcfa) de Courge en Morceau (Portion) (Petit) est relativement élevé par rapport aux autres prix observés dans cette zone. Prière de corriger ou de confirmer avec le QG. Attention ! Le prix unitaire d'achat (1500 Fcfa) de Café en poudre soluble en Boite (Autre que la boite/pot de tomate) (Petit) est relativement élevé par rapport aux autres prix observés dans cette zone. Prière de corriger ou de confirmer avec le QG. Attention ! Le prix unitaire d'achat (200 Fcfa) de Piment séché en Sachets (Petit) est relativement élevé par rapport aux autres prix observés dans cette zone. Prière de corriger ou de confirmer avec le QG. Attention ! Le prix unitaire d'achat (500 Fcfa) de Huile de palme brute en Sachets (Petit) est relativement élevé par rapport aux autres prix observés dans cette zone. Prière de corriger ou de confirmer avec le QG. Attention ! Le prix unitaire d'achat (500 Fcfa) de Tomate fraîche en Tas (Petit) est relativement élevé par rapport aux autres prix observés dans cette zone. Prière de corriger ou de confirmer avec le QG. Attention ! Le prix unitaire d'achat (666.6667 Fcfa) de Mil en Boite de tomate/Pot (Petit) est relativement élevé par rapport aux autres prix observés dans cette zone. Prière de corriger ou de confirmer avec le QG. Attention ! Le prix unitaire d'achat (700 Fcfa) de Poivron frais en Tas (Petit) est relativement élevé par rapport aux autres prix observés dans cette zone. Prière de corriger ou de confirmer avec le QG. Avertissement!!! Le ménage a consommé 1 Paquet Petit de Thé en sachet, cette quantité semble anormale pour une consommation des 7 derniers jours.Prière de corriger ou de confirmer avec le QG. Attention ! Le prix unitaire d'achat (700 Fcfa) de Thé en sachet en Boite (Autre que la boite/pot de tomate) (Petit) est relativement élevé par rapport aux autres prix observés dans cette zone. Prière de corriger ou de confirmer avec le QG. Avertissement!!! Le ménage a consommé 2 Cuillère Moyen de Pâte d'arachide, cette quantité semble anormale pour une consommation des 7 derniers jours. Etes vous sur d'avoir selectionner la bonne unitée ? prière de verifier et corriger. Incohérence!! Dans ce ménage, chaque individus consomme par jour 75.57786 Kg  de cereale; Prière de revoir les quantités prises de ces produits.</w:t>
       </w:r>
     </w:p>
     <w:p>
@@ -6149,7 +8211,7 @@
           </w:tcPr>
           <w:p>
             <w:r/>
-            <w:hyperlink r:id="rId15">
+            <w:hyperlink r:id="rId18">
               <w:r>
                 <w:rPr>
                   <w:color w:val="0563C1"/>
@@ -6181,7 +8243,7 @@
         <w:rPr>
           <w:sz w:val="20"/>
         </w:rPr>
-        <w:t>- Prière de renseigner toutes les informations du ménage dans la section 0 avant d'entamer les autres informations.</w:t>
+        <w:t>- Le questionnaire semble ne pas être complètement fini mais le questionnaire est en statut complet, prière de compléter le questionnaire.</w:t>
       </w:r>
     </w:p>
     <w:p>
@@ -6202,10 +8264,6 @@
         <w:rPr>
           <w:sz w:val="20"/>
         </w:rPr>
-        <w:t xml:space="preserve">- Attention ! Le montant (3000 Fcfa) dépensé ou reçu en cadeau pour les cartes prépayées, les transferts de crédit et les abonnements de  Ndeye Arame Dembelé est relativement élevé par rapport aux autres montants depansés observés dans cette zone. Prière de corriger ou de confirmer avec le QG. </w:t>
-        <w:br/>
-        <w:t xml:space="preserve">- Attention ! Le montant (4000 Fcfa) dépensé ou reçu en cadeau pour les cartes prépayées, les transferts de crédit et les abonnements de  Moussa Camara est relativement élevé par rapport aux autres montants depansés observés dans cette zone. Prière de corriger ou de confirmer avec le QG. Attention ! Le montant (4000 Fcfa) dépensé ou reçu en cadeau pour les recharges internet ou de forfaits de données mobiles(hors appels vocaux), aucours des 30 derniers jours de  Moussa Camara est relativement élevé par rapport aux autres montants depansés observés dans cette zone. Prière de corriger ou de confirmer avec le QG. </w:t>
-        <w:br/>
         <w:t xml:space="preserve">- Attention ! Vous avez déclaré en s01q00 que le répondant est la personne elle-même, or Awa Camara est trop jeune (5 ans) pour fournir des informations correctes. Prière de refaire la section 1 pour Awa Camara en demandant à un adulte de répondre aux questions à sa place. </w:t>
         <w:br/>
         <w:t xml:space="preserve">- Attention ! Vous avez déclaré en s01q00 que le répondant est la personne elle-même, or Moussou koura Camara est trop jeune (7 ans) pour fournir des informations correctes. Prière de refaire la section 1 pour Moussou koura Camara en demandant à un adulte de répondre aux questions à sa place. </w:t>
@@ -6214,17 +8272,17 @@
         <w:br/>
         <w:t>- Incohérence!! Le nombre d'année (9999) que Astou faye a vécu dans la localité est superieur à son âge (48) ou ne sait pas. Prière de corriger.</w:t>
         <w:br/>
-        <w:t xml:space="preserve">- Incohérence!! Le nombre d'année (9999) que Fatou Diallo a vécu dans la localité est superieur à son âge (32) ou ne sait pas. Prière de corriger.Attention ! Le montant (4000 Fcfa) dépensé ou reçu en cadeau pour les cartes prépayées, les transferts de crédit et les abonnements de  Fatou Diallo est relativement élevé par rapport aux autres montants depansés observés dans cette zone. Prière de corriger ou de confirmer avec le QG. Attention ! Le montant (4000 Fcfa) dépensé ou reçu en cadeau pour les recharges internet ou de forfaits de données mobiles(hors appels vocaux), aucours des 30 derniers jours de  Fatou Diallo est relativement élevé par rapport aux autres montants depansés observés dans cette zone. Prière de corriger ou de confirmer avec le QG. </w:t>
-        <w:br/>
-        <w:t>- Incohérence!! Le nombre d'année (9999) que Fatou toure a vécu dans la localité est superieur à son âge (39) ou ne sait pas. Prière de corriger.</w:t>
-        <w:br/>
-        <w:t xml:space="preserve">- Incohérence!! Le nombre d'année (9999) que Hawa Samoura a vécu dans la localité est superieur à son âge (26) ou ne sait pas. Prière de corriger.Attention ! Le montant (3000 Fcfa) dépensé ou reçu en cadeau pour les cartes prépayées, les transferts de crédit et les abonnements de  Hawa Samoura est relativement élevé par rapport aux autres montants depansés observés dans cette zone. Prière de corriger ou de confirmer avec le QG. </w:t>
+        <w:t>- Incohérence!! Le nombre d'année (9999) que Fatou Diallo a vécu dans la localité est superieur à son âge (32) ou ne sait pas. Prière de corriger.</w:t>
+        <w:br/>
+        <w:t>- Incohérence!! Le nombre d'année (9999) que Fatou toure a vécu dans la localité est superieur à son âge (43) ou ne sait pas. Prière de corriger.</w:t>
+        <w:br/>
+        <w:t>- Incohérence!! Le nombre d'année (9999) que Hawa Samoura a vécu dans la localité est superieur à son âge (26) ou ne sait pas. Prière de corriger.</w:t>
         <w:br/>
         <w:t>- Incohérence!! Le nombre d'année (9999) que Sira Gueye a vécu dans la localité est superieur à son âge (17) ou ne sait pas. Prière de corriger.</w:t>
         <w:br/>
-        <w:t xml:space="preserve">- La raison principale pour laquelle que Sidy Lamine Camara est venu vivre dans cette localité est venu dans son propre maison et semble exister dans les modalités, prière de prendre attache avec le QG pour plus d'explication afin de la classer bien. Attention ! Le montant (3000 Fcfa) dépensé ou reçu en cadeau pour les cartes prépayées, les transferts de crédit et les abonnements de  Sidy Lamine Camara est relativement élevé par rapport aux autres montants depansés observés dans cette zone. Prière de corriger ou de confirmer avec le QG. </w:t>
-        <w:br/>
-        <w:t>- Les informations sur l'acte de naissance (ni Jours, ni mois et ni années) de  Kany Camara  manquent, s'il vous plait pouvez-vous fournir d'effort pour avoir ces informations. Attention ! Le montant (3000 Fcfa) dépensé ou reçu en cadeau pour les cartes prépayées, les transferts de crédit et les abonnements de  Kany Camara est relativement élevé par rapport aux autres montants depansés observés dans cette zone. Prière de corriger ou de confirmer avec le QG.</w:t>
+        <w:t xml:space="preserve">- La raison principale pour laquelle que Sidy Lamine Camara est venu vivre dans cette localité est venu dans son propre maison et semble exister dans les modalités, prière de prendre attache avec le QG pour plus d'explication afin de la classer bien. </w:t>
+        <w:br/>
+        <w:t>- Les informations sur l'acte de naissance (ni Jours, ni mois et ni années) de  Kany Camara  manquent, s'il vous plait pouvez-vous fournir d'effort pour avoir ces informations.</w:t>
       </w:r>
     </w:p>
     <w:p>
@@ -6245,9 +8303,45 @@
         <w:rPr>
           <w:sz w:val="20"/>
         </w:rPr>
+        <w:t xml:space="preserve">- Dans les milieux urbains c'est peu probable de voir une école dont les élèves ou étudiants ne dépensent pas en frais d'uniformes, prière de verifier pour Dienaba Camara et corriger ou confirmer avec le QG. </w:t>
+        <w:br/>
+        <w:t xml:space="preserve">- Incohérence!! Ramata tombé Camara fréquente l'école  mais ne paie ni la scolarité ni la cotisation, prière de corriger ou fournir une explication à cela. Le montant des frais pour les cahiers et autres matériels scolaires pour l'année scolaire de Ramata tombé Camara est de 0 FCFA, Ramata tombé Camara a fait comment pour payer ces cahiers et autres matériels scolaires (SAC, stylo, craie, ardoise, crayon...) ? prière de corriger. Dans les milieux urbains c'est peu probable de voir une école dont les élèves ou étudiants ne dépensent pas en frais d'uniformes, prière de verifier pour Ramata tombé Camara et corriger ou confirmer avec le QG. </w:t>
+        <w:br/>
         <w:t xml:space="preserve">- La raison principale que Sidy Lamine Camara n'a pas fait des études dans une école formelle est enseignement et semble exister dans les modalités, prière de prendre attache avec le QG pour plus d'explication afin de la classer bien. </w:t>
         <w:br/>
-        <w:t>- Peu probable! Adama Camara  n'arrive pas  à comprendre un petit texte lu dans une langue locale (s02q03). Veuillez corriger ou donner des explications au QG.</w:t>
+        <w:t xml:space="preserve">- Peu probable! Abdou Camara  n'arrive pas  à comprendre un petit texte lu dans une langue locale (s02q03). Veuillez corriger ou donner des explications au QG. Dans les milieux urbains c'est peu probable de voir une école dont les élèves ou étudiants ne dépensent pas en frais d'uniformes, prière de verifier pour Abdou Camara et corriger ou confirmer avec le QG. </w:t>
+        <w:br/>
+        <w:t xml:space="preserve">- Peu probable! Aboubacar Camara 2  n'arrive pas  à comprendre un petit texte lu dans une langue locale (s02q03). Veuillez corriger ou donner des explications au QG. Peu probable! Aboubacar Camara 2  ne sait ni lire, ni écrire, ni comprendre dans aucune des langues  (s02q01,s02q02,s02q03). Veuillez corriger ou donner des explications au QG.  Incohérence ! le montant payé de Aboubacar Camara 2 pour les frais de scolarité est très faible. veuillez, s'il vous plait, confirmer ces informations avec le QG ou apporter les corrections nécessaires. Le montant des frais pour les cahiers et autres matériels scolaires pour l'année scolaire de Aboubacar Camara 2 est de 0 FCFA, Aboubacar Camara 2 a fait comment pour payer ces cahiers et autres matériels scolaires (SAC, stylo, craie, ardoise, crayon...) ? prière de corriger. </w:t>
+        <w:br/>
+        <w:t xml:space="preserve">- Peu probable! Adama Camara  n'arrive pas  à comprendre un petit texte lu dans une langue locale (s02q03). Veuillez corriger ou donner des explications au QG. </w:t>
+        <w:br/>
+        <w:t xml:space="preserve">- Peu probable! Aliou Camara  n'arrive pas  à comprendre un petit texte lu dans une langue locale (s02q03). Veuillez corriger ou donner des explications au QG. Dans les milieux urbains c'est peu probable de voir une école dont les élèves ou étudiants ne dépensent pas en frais d'uniformes, prière de verifier pour Aliou Camara et corriger ou confirmer avec le QG. </w:t>
+        <w:br/>
+        <w:t xml:space="preserve">- Peu probable! Astou Diarra  n'arrive pas  à comprendre un petit texte lu dans une langue locale (s02q03). Veuillez corriger ou donner des explications au QG. Peu probable! Astou Diarra  ne sait ni lire, ni écrire, ni comprendre dans aucune des langues  (s02q01,s02q02,s02q03). Veuillez corriger ou donner des explications au QG. </w:t>
+        <w:br/>
+        <w:t xml:space="preserve">- Peu probable! Astou Diarra Camara  n'arrive pas  à comprendre un petit texte lu dans une langue locale (s02q03). Veuillez corriger ou donner des explications au QG. Peu probable! Astou Diarra Camara  ne sait ni lire, ni écrire, ni comprendre dans aucune des langues  (s02q01,s02q02,s02q03). Veuillez corriger ou donner des explications au QG. Le montant des frais pour les cahiers et autres matériels scolaires pour l'année scolaire de Astou Diarra Camara est de 0 FCFA, Astou Diarra Camara a fait comment pour payer ces cahiers et autres matériels scolaires (SAC, stylo, craie, ardoise, crayon...) ? prière de corriger. Dans les milieux urbains c'est peu probable de voir une école dont les élèves ou étudiants ne dépensent pas en frais d'uniformes, prière de verifier pour Astou Diarra Camara et corriger ou confirmer avec le QG. </w:t>
+        <w:br/>
+        <w:t xml:space="preserve">- Peu probable! Astou faye  n'arrive pas  à comprendre un petit texte lu dans une langue locale (s02q03). Veuillez corriger ou donner des explications au QG. </w:t>
+        <w:br/>
+        <w:t xml:space="preserve">- Peu probable! Awa Camara  n'arrive pas  à comprendre un petit texte lu dans une langue locale (s02q03). Veuillez corriger ou donner des explications au QG. Peu probable! Awa Camara  ne sait ni lire, ni écrire, ni comprendre dans aucune des langues  (s02q01,s02q02,s02q03). Veuillez corriger ou donner des explications au QG. Peu plausible Awa Camara fréquente au minimum le fondamental 1 mais ne sait ni lire ni comprendre la langue française, prière de corriger ou de confirmer avec le QG merci. Dans les milieux urbains c'est peu probable de voir une école dont les élèves ou étudiants ne dépensent pas en frais d'uniformes, prière de verifier pour Awa Camara et corriger ou confirmer avec le QG. </w:t>
+        <w:br/>
+        <w:t xml:space="preserve">- Peu probable! Fatou Diallo  n'arrive pas  à comprendre un petit texte lu dans une langue locale (s02q03). Veuillez corriger ou donner des explications au QG. </w:t>
+        <w:br/>
+        <w:t xml:space="preserve">- Peu probable! Fatou toure  n'arrive pas  à comprendre un petit texte lu dans une langue locale (s02q03). Veuillez corriger ou donner des explications au QG. Le domaine que Fatou toure bénéficié de cette formation est transformation de produits et semble exister dans les modalités, prière de prendre attache avec le QG pour plus d'explication afin de la classer bien. </w:t>
+        <w:br/>
+        <w:t xml:space="preserve">- Peu probable! Hawa Samoura  n'arrive pas  à comprendre un petit texte lu dans une langue locale (s02q03). Veuillez corriger ou donner des explications au QG. </w:t>
+        <w:br/>
+        <w:t xml:space="preserve">- Peu probable! Mohamed Camara  n'arrive pas  à comprendre un petit texte lu dans une langue locale (s02q03). Veuillez corriger ou donner des explications au QG. Dans les milieux urbains c'est peu probable de voir une école dont les élèves ou étudiants ne dépensent pas en frais d'uniformes, prière de verifier pour Mohamed Camara et corriger ou confirmer avec le QG. </w:t>
+        <w:br/>
+        <w:t xml:space="preserve">- Peu probable! Moussa Camara  n'arrive pas  à comprendre un petit texte lu dans une langue locale (s02q03). Veuillez corriger ou donner des explications au QG. </w:t>
+        <w:br/>
+        <w:t xml:space="preserve">- Peu probable! Moussou koura Camara  n'arrive pas  à comprendre un petit texte lu dans une langue locale (s02q03). Veuillez corriger ou donner des explications au QG.  Incohérence ! le montant payé de Moussou koura Camara pour la cotisation est très faible . veuillez, s'il vous plait, confirmer ces informations avec le QG ou apporter les corrections nécessaires. Dans les milieux urbains c'est peu probable de voir une école dont les élèves ou étudiants ne dépensent pas en frais d'uniformes, prière de verifier pour Moussou koura Camara et corriger ou confirmer avec le QG. </w:t>
+        <w:br/>
+        <w:t xml:space="preserve">- Peu probable! Ndeye Arame Dembelé  n'arrive pas  à comprendre un petit texte lu dans une langue locale (s02q03). Veuillez corriger ou donner des explications au QG. </w:t>
+        <w:br/>
+        <w:t xml:space="preserve">- Peu probable! Sira Gueye  n'arrive pas  à comprendre un petit texte lu dans une langue locale (s02q03). Veuillez corriger ou donner des explications au QG. Dans les milieux urbains c'est peu probable de voir une école dont les élèves ou étudiants ne dépensent pas en frais d'uniformes, prière de verifier pour Sira Gueye et corriger ou confirmer avec le QG. </w:t>
+        <w:br/>
+        <w:t>- Peu probable! Youssouph Sega Camara  n'arrive pas  à comprendre un petit texte lu dans une langue locale (s02q03). Veuillez corriger ou donner des explications au QG. Dans les milieux urbains c'est peu probable de voir une école dont les élèves ou étudiants ne dépensent pas en frais d'uniformes, prière de verifier pour Youssouph Sega Camara et corriger ou confirmer avec le QG.</w:t>
       </w:r>
     </w:p>
     <w:p>
@@ -6268,48 +8362,6 @@
         <w:rPr>
           <w:sz w:val="20"/>
         </w:rPr>
-        <w:t xml:space="preserve">- || </w:t>
-        <w:br/>
-        <w:t xml:space="preserve">- </w:t>
-        <w:br/>
-        <w:t xml:space="preserve">- </w:t>
-        <w:br/>
-        <w:t xml:space="preserve">- </w:t>
-        <w:br/>
-        <w:t xml:space="preserve">- </w:t>
-        <w:br/>
-        <w:t xml:space="preserve">- </w:t>
-        <w:br/>
-        <w:t xml:space="preserve">- </w:t>
-        <w:br/>
-        <w:t xml:space="preserve">- </w:t>
-        <w:br/>
-        <w:t xml:space="preserve">- </w:t>
-        <w:br/>
-        <w:t xml:space="preserve">- </w:t>
-        <w:br/>
-        <w:t xml:space="preserve">- </w:t>
-        <w:br/>
-        <w:t xml:space="preserve">- </w:t>
-        <w:br/>
-        <w:t xml:space="preserve">- </w:t>
-        <w:br/>
-        <w:t xml:space="preserve">- </w:t>
-        <w:br/>
-        <w:t xml:space="preserve">- </w:t>
-        <w:br/>
-        <w:t xml:space="preserve">- </w:t>
-        <w:br/>
-        <w:t xml:space="preserve">- </w:t>
-        <w:br/>
-        <w:t xml:space="preserve">- </w:t>
-        <w:br/>
-        <w:t xml:space="preserve">- </w:t>
-        <w:br/>
-        <w:t xml:space="preserve">- </w:t>
-        <w:br/>
-        <w:t xml:space="preserve">- </w:t>
-        <w:br/>
         <w:t>- Le principal problème de santé que Adama Camara a eu est maux de ventre et semble exister dans les modalités, prière de prendre attache avec le QG pour plus d'explication afin de la classer bien.</w:t>
       </w:r>
     </w:p>
@@ -6320,7 +8372,7 @@
           <w:color w:val="4672C4"/>
           <w:sz w:val="22"/>
         </w:rPr>
-        <w:t>&gt;&gt; Section4a - Emploi</w:t>
+        <w:t>&gt;&gt; Section4b - Emploi - Activite principale</w:t>
       </w:r>
     </w:p>
     <w:p>
@@ -6331,7 +8383,11 @@
         <w:rPr>
           <w:sz w:val="20"/>
         </w:rPr>
-        <w:t>- Avertissement! Nombre d'heure que Adama Camara a consacré à son emploi au cours des 7 derniers jours est trop élevé, veuillez revoir s'il vous plait ou confirmer cette information avec le QG.</w:t>
+        <w:t xml:space="preserve">- || </w:t>
+        <w:br/>
+        <w:t xml:space="preserve">- Attention ! Le nombre de jours que Astou faye a travaillés par mois semble être inférieur à 15. Veuillez, s'il vous plaît, confirmer cette information. </w:t>
+        <w:br/>
+        <w:t>- Nombre de mois exercé par Ndeye Arame Dembelé dans l'emploi au cours des 12 derniers mois semble faible, veuillez corriger s'il vous plait ou comfirmer avec le QG.</w:t>
       </w:r>
     </w:p>
     <w:p>
@@ -6341,7 +8397,7 @@
           <w:color w:val="4672C4"/>
           <w:sz w:val="22"/>
         </w:rPr>
-        <w:t>&gt;&gt; Section4b - Emploi - Activite principale</w:t>
+        <w:t>&gt;&gt; Section6 - Epargne et credit</w:t>
       </w:r>
     </w:p>
     <w:p>
@@ -6352,7 +8408,11 @@
         <w:rPr>
           <w:sz w:val="20"/>
         </w:rPr>
-        <w:t>- AvertissementAdama Camara  travaille mais les questions relatives à son emploi principal ne sont pas renseignées à 100%, prière de les renseigner.</w:t>
+        <w:t xml:space="preserve">- La  raison pourquoi Adama Camara n'a pas demandé de crédit auprès d'une institution financière au cours des 12 derniers mois est à peur des banque et semble exister dans les modalités, prière de prendre attache avec le QG pour plus d'explication afin de la classer bien. </w:t>
+        <w:br/>
+        <w:t xml:space="preserve">-  La  raison pourquoi Astou faye n'a pas demandé de crédit auprès d'une institution financière au cours des 12 derniers mois est peur des banque et semble exister dans les modalités, prière de prendre attache avec le QG pour plus d'explication afin de la classer bien. </w:t>
+        <w:br/>
+        <w:t>- Le nombre d'échéances de rembourcement restant de Sidy Lamine Camara est trop élevé pour le premier crédit immobilier, veuillez revoir la question et corriger.</w:t>
       </w:r>
     </w:p>
     <w:p>
@@ -6362,7 +8422,7 @@
           <w:color w:val="4672C4"/>
           <w:sz w:val="22"/>
         </w:rPr>
-        <w:t>&gt;&gt; Section4c - Emploi - Activite secondaire</w:t>
+        <w:t>&gt;&gt; Section7b - Consommation alimentaire - 7 jours</w:t>
       </w:r>
     </w:p>
     <w:p>
@@ -6373,7 +8433,7 @@
         <w:rPr>
           <w:sz w:val="20"/>
         </w:rPr>
-        <w:t>- AvertissementAdama Camara  travaille mais les questions relatives à son emploi secondaire ne sont pas renseignées à 100%, prière de les renseigner. Avertissement!!! la branche d'activité de Adama Camara est identique dans l'emploi principale et secondaire, prière de confirmer cette information avec le QG ou de corriger. Vous avez sélectionné l'option 'Ne sait pas' pour la catégorie socioprofessionnelle de Adama Camara ou vous ne l'avez pas renseigné. prière de corriger. Avertissement!!! les informations de Adama Camara sur le nombre de mois, jours ou heures de son emploi secondaire sont superieur a celles de son emploi principal , veuillez corriger ou confirmer aupres du QG. Incoherence!!! Adama Camara a travaillé plus de 20h par jours pour ses emplois (pricinpal et secondaire), prière de corriger.</w:t>
+        <w:t>- Attention ! Le prix unitaire d'achat (150 Fcfa) de Patate douce en Pièce (Moyen) est relativement élevé par rapport aux autres prix observés dans cette zone. Prière de corriger ou de confirmer avec le QG. Attention ! Le prix unitaire d'achat (200 Fcfa) de Carotte en Pièce (Moyen) est relativement élevé par rapport aux autres prix observés dans cette zone. Prière de corriger ou de confirmer avec le QG. Attention ! Le prix unitaire d'achat (200 Fcfa) de Poireau en Tas (Moyen) est relativement élevé par rapport aux autres prix observés dans cette zone. Prière de corriger ou de confirmer avec le QG. Attention ! Le prix unitaire d'achat (500 Fcfa) de Feuilles de patate en Sachets (Moyen) est relativement élevé par rapport aux autres prix observés dans cette zone. Prière de corriger ou de confirmer avec le QG. Avertissement!!! Le ménage a consommé 1 Carton Moyen de Thé en sachet, cette quantité semble anormale pour une consommation des 7 derniers jours.Les ménages consomment géneralement en sachet ou en paquet, prière de corriger ou de confirmer avec le QG. Avertissement!!! Le ménage a consommé 1 Carton Moyen de Thé en sachet. Difficile de consommer ce produit avec cette unité. Prière de verifier et corriger. Avertissement!!  le prix unitaire (1000 Fcfa) de Thé en sachet en Carton de taille Moyen est très faible ou élevé. Prière de corriger ou de confirmer avec le QG. Le Thé en sachet n'est généralement pas vendu en Carton de taille Moyen mais plutôt en paquet prière de confirmer cette information auprès de l'enqueté et corriger si nécessaire. Avertissement!!!Le ménage a consommé 84 miche de Moyen de Pain moderne (Baguette)  ce qui semble incoherent pour une consommation aucours des 7 derniers jours, prière de verifier et corriger. Difficile de consommer le Sel en Sac (10 Kg) taille unique prière de verifier. Incohérence!! Dans ce ménage, chaque individus consomme par jour 16.57068 Kg  de cereale; Prière de revoir les quantités prises de ces produits. Incohérence!! Dans ce ménage, chaque individus consomme par jour 16.57068 Kg  de cereale; Prière de revoir les quantités prises de ces produits. Le ménage a consommé 1 Sac (50 Kg) taille unique de Riz importé parfumé, cette quantité semble anormale pour une consommation des 7 derniers jours. prière de verifier et corriger ou confirmer avec le QG.</w:t>
       </w:r>
     </w:p>
     <w:p>
@@ -6383,7 +8443,7 @@
           <w:color w:val="4672C4"/>
           <w:sz w:val="22"/>
         </w:rPr>
-        <w:t>&gt;&gt; Section6 - Epargne et credit</w:t>
+        <w:t>&gt;&gt; Section9c - Depenses non-alimentaires - 30 jours</w:t>
       </w:r>
     </w:p>
     <w:p>
@@ -6394,31 +8454,7 @@
         <w:rPr>
           <w:sz w:val="20"/>
         </w:rPr>
-        <w:t xml:space="preserve">- La  raison pourquoi Adama Camara n'a pas demandé de crédit auprès d'une institution financière au cours des 12 derniers mois est à peur des banque et semble exister dans les modalités, prière de prendre attache avec le QG pour plus d'explication afin de la classer bien. </w:t>
-        <w:br/>
-        <w:t xml:space="preserve">- Il est impératif de renseigner la question : #Est-ce que Astou Diarra possède un compte dans les établissements financiers suivants ou une carte prépayée ?# même si la personne ne dispose pas de compte, veuillez les renseigner s'il vous plaît. </w:t>
-        <w:br/>
-        <w:t xml:space="preserve">- Il est impératif de renseigner la question : #Est-ce que Astou faye possède un compte dans les établissements financiers suivants ou une carte prépayée ?# même si la personne ne dispose pas de compte, veuillez les renseigner s'il vous plaît. </w:t>
-        <w:br/>
-        <w:t xml:space="preserve">- Il est impératif de renseigner la question : #Est-ce que Dienaba Camara possède un compte dans les établissements financiers suivants ou une carte prépayée ?# même si la personne ne dispose pas de compte, veuillez les renseigner s'il vous plaît. </w:t>
-        <w:br/>
-        <w:t xml:space="preserve">- Il est impératif de renseigner la question : #Est-ce que Fatou Diallo possède un compte dans les établissements financiers suivants ou une carte prépayée ?# même si la personne ne dispose pas de compte, veuillez les renseigner s'il vous plaît. </w:t>
-        <w:br/>
-        <w:t xml:space="preserve">- Il est impératif de renseigner la question : #Est-ce que Fatou toure possède un compte dans les établissements financiers suivants ou une carte prépayée ?# même si la personne ne dispose pas de compte, veuillez les renseigner s'il vous plaît. </w:t>
-        <w:br/>
-        <w:t xml:space="preserve">- Il est impératif de renseigner la question : #Est-ce que Hawa Samoura possède un compte dans les établissements financiers suivants ou une carte prépayée ?# même si la personne ne dispose pas de compte, veuillez les renseigner s'il vous plaît. </w:t>
-        <w:br/>
-        <w:t xml:space="preserve">- Il est impératif de renseigner la question : #Est-ce que Kany Camara possède un compte dans les établissements financiers suivants ou une carte prépayée ?# même si la personne ne dispose pas de compte, veuillez les renseigner s'il vous plaît. </w:t>
-        <w:br/>
-        <w:t xml:space="preserve">- Il est impératif de renseigner la question : #Est-ce que Moussa Camara possède un compte dans les établissements financiers suivants ou une carte prépayée ?# même si la personne ne dispose pas de compte, veuillez les renseigner s'il vous plaît. </w:t>
-        <w:br/>
-        <w:t xml:space="preserve">- Il est impératif de renseigner la question : #Est-ce que Ndeye Arame Dembelé possède un compte dans les établissements financiers suivants ou une carte prépayée ?# même si la personne ne dispose pas de compte, veuillez les renseigner s'il vous plaît. </w:t>
-        <w:br/>
-        <w:t xml:space="preserve">- Il est impératif de renseigner la question : #Est-ce que Ramata tombé Camara possède un compte dans les établissements financiers suivants ou une carte prépayée ?# même si la personne ne dispose pas de compte, veuillez les renseigner s'il vous plaît. </w:t>
-        <w:br/>
-        <w:t xml:space="preserve">- Il est impératif de renseigner la question : #Est-ce que Sira Gueye possède un compte dans les établissements financiers suivants ou une carte prépayée ?# même si la personne ne dispose pas de compte, veuillez les renseigner s'il vous plaît. </w:t>
-        <w:br/>
-        <w:t>- Le nombre d'échéances de rembourcement restant de Sidy Lamine Camara est trop élevé pour le premier crédit immobilier, veuillez revoir la question et corriger.</w:t>
+        <w:t>- Peu plausible! le montant de la dépense pour  Savon de toilette, shampoing semble trop élevé. Veuillez, s'il vous plaît, confirmer cette information avec le QG ou la corriger.</w:t>
       </w:r>
     </w:p>
     <w:p>
@@ -6428,7 +8464,7 @@
           <w:color w:val="4672C4"/>
           <w:sz w:val="22"/>
         </w:rPr>
-        <w:t>&gt;&gt; Section7a1 - Repas pris a l'exterieur du menage</w:t>
+        <w:t>&gt;&gt; Section10b - caracteristiques entreprise non agricole</w:t>
       </w:r>
     </w:p>
     <w:p>
@@ -6439,7 +8475,15 @@
         <w:rPr>
           <w:sz w:val="20"/>
         </w:rPr>
-        <w:t>- Attention ! La section sur le repas pris à l'extérieur du ménage n'est pas renseignée à 100 %. Prière de vérifier l'ensemble des questions relatives à cette section et de les renseigner en totalité.</w:t>
+        <w:t xml:space="preserve">- L'entreprise commerce de chaussures existe dit n'avoir pas fait la revente de marchandises achetées et revendues en état, aussi le montant obtenus sur la vente de produits transformés par l'entreprise  n'a reçu aucune somme sur les reventes (s10q46=0 &amp; s10q48=0 &amp; s10q50=0); alors s'agit-il de quelle entreprise ? </w:t>
+        <w:br/>
+        <w:t xml:space="preserve">- L'entreprise commerce de mercerie existe dit n'avoir pas fait la revente de marchandises achetées et revendues en état, aussi le montant obtenus sur la vente de produits transformés par l'entreprise  n'a reçu aucune somme sur les reventes (s10q46=0 &amp; s10q48=0 &amp; s10q50=0); alors s'agit-il de quelle entreprise ? </w:t>
+        <w:br/>
+        <w:t xml:space="preserve">- L'entreprise conducteur de 7 places existe dit n'avoir pas fait la revente de marchandises achetées et revendues en état, aussi le montant obtenus sur la vente de produits transformés par l'entreprise  n'a reçu aucune somme sur les reventes (s10q46=0 &amp; s10q48=0 &amp; s10q50=0); alors s'agit-il de quelle entreprise ? </w:t>
+        <w:br/>
+        <w:t xml:space="preserve">- L'entreprise vente de petit déjeuner est généralement une entreprise commerciale ou de service dont elle ne depense pas en achat de matières premières.Elle ne transforme pas de produit donc ne peut pas obtenir un montant sur la vente des produits transformés (10.48 ou 10.49). Prière de mettre 0 pour ces questions si elles ne font pas de transformation. </w:t>
+        <w:br/>
+        <w:t>- Le salaire qu'une personne de cette catégorie (10.62) a travaillé(e) dans cette entreprise vulgarisateur est élevé ou faible. Prière de confirmer cette information avec le QG ou de corriger.</w:t>
       </w:r>
     </w:p>
     <w:p>
@@ -6449,7 +8493,7 @@
           <w:color w:val="4672C4"/>
           <w:sz w:val="22"/>
         </w:rPr>
-        <w:t>&gt;&gt; Section7a2 - Repas pris a l'exterieur du menage</w:t>
+        <w:t>&gt;&gt; Section12 - Actifs du menage</w:t>
       </w:r>
     </w:p>
     <w:p>
@@ -6460,51 +8504,11 @@
         <w:rPr>
           <w:sz w:val="20"/>
         </w:rPr>
-        <w:t xml:space="preserve">- La section sur le repas pris à l'extérieur du ménage du membre Abdou Camara n'est pas renseignée à 100 %. Prière de vérifier l'ensemble des questions relatives à ce membre et de les renseigner en totalité. </w:t>
-        <w:br/>
-        <w:t xml:space="preserve">- La section sur le repas pris à l'extérieur du ménage du membre Aboubacar Camara 2 n'est pas renseignée à 100 %. Prière de vérifier l'ensemble des questions relatives à ce membre et de les renseigner en totalité. </w:t>
-        <w:br/>
-        <w:t xml:space="preserve">- La section sur le repas pris à l'extérieur du ménage du membre Adama Camara n'est pas renseignée à 100 %. Prière de vérifier l'ensemble des questions relatives à ce membre et de les renseigner en totalité. </w:t>
-        <w:br/>
-        <w:t xml:space="preserve">- La section sur le repas pris à l'extérieur du ménage du membre Aliou Camara n'est pas renseignée à 100 %. Prière de vérifier l'ensemble des questions relatives à ce membre et de les renseigner en totalité. </w:t>
-        <w:br/>
-        <w:t xml:space="preserve">- La section sur le repas pris à l'extérieur du ménage du membre Astou Diarra Camara n'est pas renseignée à 100 %. Prière de vérifier l'ensemble des questions relatives à ce membre et de les renseigner en totalité. </w:t>
-        <w:br/>
-        <w:t xml:space="preserve">- La section sur le repas pris à l'extérieur du ménage du membre Astou Diarra n'est pas renseignée à 100 %. Prière de vérifier l'ensemble des questions relatives à ce membre et de les renseigner en totalité. </w:t>
-        <w:br/>
-        <w:t xml:space="preserve">- La section sur le repas pris à l'extérieur du ménage du membre Astou faye n'est pas renseignée à 100 %. Prière de vérifier l'ensemble des questions relatives à ce membre et de les renseigner en totalité. </w:t>
-        <w:br/>
-        <w:t xml:space="preserve">- La section sur le repas pris à l'extérieur du ménage du membre Awa Camara n'est pas renseignée à 100 %. Prière de vérifier l'ensemble des questions relatives à ce membre et de les renseigner en totalité. </w:t>
-        <w:br/>
-        <w:t xml:space="preserve">- La section sur le repas pris à l'extérieur du ménage du membre Dienaba Camara n'est pas renseignée à 100 %. Prière de vérifier l'ensemble des questions relatives à ce membre et de les renseigner en totalité. </w:t>
-        <w:br/>
-        <w:t xml:space="preserve">- La section sur le repas pris à l'extérieur du ménage du membre Fatou Diallo n'est pas renseignée à 100 %. Prière de vérifier l'ensemble des questions relatives à ce membre et de les renseigner en totalité. </w:t>
-        <w:br/>
-        <w:t xml:space="preserve">- La section sur le repas pris à l'extérieur du ménage du membre Fatou toure n'est pas renseignée à 100 %. Prière de vérifier l'ensemble des questions relatives à ce membre et de les renseigner en totalité. </w:t>
-        <w:br/>
-        <w:t xml:space="preserve">- La section sur le repas pris à l'extérieur du ménage du membre Hawa Samoura n'est pas renseignée à 100 %. Prière de vérifier l'ensemble des questions relatives à ce membre et de les renseigner en totalité. </w:t>
-        <w:br/>
-        <w:t xml:space="preserve">- La section sur le repas pris à l'extérieur du ménage du membre Kany Camara 2 n'est pas renseignée à 100 %. Prière de vérifier l'ensemble des questions relatives à ce membre et de les renseigner en totalité. </w:t>
-        <w:br/>
-        <w:t xml:space="preserve">- La section sur le repas pris à l'extérieur du ménage du membre Kany Camara n'est pas renseignée à 100 %. Prière de vérifier l'ensemble des questions relatives à ce membre et de les renseigner en totalité. </w:t>
-        <w:br/>
-        <w:t xml:space="preserve">- La section sur le repas pris à l'extérieur du ménage du membre Mohamed Camara n'est pas renseignée à 100 %. Prière de vérifier l'ensemble des questions relatives à ce membre et de les renseigner en totalité. </w:t>
-        <w:br/>
-        <w:t xml:space="preserve">- La section sur le repas pris à l'extérieur du ménage du membre Moussa Camara n'est pas renseignée à 100 %. Prière de vérifier l'ensemble des questions relatives à ce membre et de les renseigner en totalité. </w:t>
-        <w:br/>
-        <w:t xml:space="preserve">- La section sur le repas pris à l'extérieur du ménage du membre Moussou koura Camara n'est pas renseignée à 100 %. Prière de vérifier l'ensemble des questions relatives à ce membre et de les renseigner en totalité. </w:t>
-        <w:br/>
-        <w:t xml:space="preserve">- La section sur le repas pris à l'extérieur du ménage du membre Ndeye Arame Dembelé n'est pas renseignée à 100 %. Prière de vérifier l'ensemble des questions relatives à ce membre et de les renseigner en totalité. </w:t>
-        <w:br/>
-        <w:t xml:space="preserve">- La section sur le repas pris à l'extérieur du ménage du membre Ousmane Camara n'est pas renseignée à 100 %. Prière de vérifier l'ensemble des questions relatives à ce membre et de les renseigner en totalité. </w:t>
-        <w:br/>
-        <w:t xml:space="preserve">- La section sur le repas pris à l'extérieur du ménage du membre Ramata tombé Camara n'est pas renseignée à 100 %. Prière de vérifier l'ensemble des questions relatives à ce membre et de les renseigner en totalité. </w:t>
-        <w:br/>
-        <w:t xml:space="preserve">- La section sur le repas pris à l'extérieur du ménage du membre Sidy Lamine Camara n'est pas renseignée à 100 %. Prière de vérifier l'ensemble des questions relatives à ce membre et de les renseigner en totalité. </w:t>
-        <w:br/>
-        <w:t xml:space="preserve">- La section sur le repas pris à l'extérieur du ménage du membre Sira Gueye n'est pas renseignée à 100 %. Prière de vérifier l'ensemble des questions relatives à ce membre et de les renseigner en totalité. </w:t>
-        <w:br/>
-        <w:t>- La section sur le repas pris à l'extérieur du ménage du membre Youssouph Sega Camara n'est pas renseignée à 100 %. Prière de vérifier l'ensemble des questions relatives à ce membre et de les renseigner en totalité.</w:t>
+        <w:t xml:space="preserve">- Attention ! Fer à repasser électrique a été achété à 25000 Fcfa est relativement élevé par rapport aux autres prix d'achat observés dans cette zone. Prière de corriger ou de confirmer avec le QG. </w:t>
+        <w:br/>
+        <w:t xml:space="preserve">- Le nombre d'article ( Lit)  dans ce ménages est élevé (13), prière de corriger ou confirmer avec le QG. </w:t>
+        <w:br/>
+        <w:t>- Le nombre d'article ( Matelas simple)  dans ce ménages est élevé (17), prière de corriger ou confirmer avec le QG.</w:t>
       </w:r>
     </w:p>
     <w:p>
@@ -6514,7 +8518,7 @@
           <w:color w:val="4672C4"/>
           <w:sz w:val="22"/>
         </w:rPr>
-        <w:t>&gt;&gt; Section9b - Depenses non-alimentaires - 7 jours</w:t>
+        <w:t>&gt;&gt; Section13b - Transferta emis</w:t>
       </w:r>
     </w:p>
     <w:p>
@@ -6525,13 +8529,7 @@
         <w:rPr>
           <w:sz w:val="20"/>
         </w:rPr>
-        <w:t xml:space="preserve">- Peu plausible! le montant de la dépense pour Cigarettes, Tabac est trop élevé. Veuillez, s'il vous plaît, confirmer cette information avec le QG ou la corriger s09Bq03. </w:t>
-        <w:br/>
-        <w:t xml:space="preserve">- Peu plausible! le montant de la dépense pour Essence pour motocyclette est trop élevé. Veuillez, s'il vous plaît, confirmer cette information avec le QG ou la corriger s09Bq03. </w:t>
-        <w:br/>
-        <w:t xml:space="preserve">- Peu plausible! le montant de la dépense pour Transport urbain en taxi est trop élevé. Veuillez, s'il vous plaît, confirmer cette information avec le QG ou la corriger s09Bq03. </w:t>
-        <w:br/>
-        <w:t>- Peu plausible! le montant de la dépense pour Transport urbain/rural en moto-taxi est trop élevé. Veuillez, s'il vous plaît, confirmer cette information avec le QG ou la corriger s09Bq03.</w:t>
+        <w:t>- L'enquêteur prière de fournir d'effort pour avoir le niveau d'étude et l'âge de celui qui a béneficié de l'argent dans la section 13b (Transfert emis). L'âge du béneficiaire d'argent dans la section 13b (Transfert emis) semble incoherent voir élévé, prière de verifier ou corriger.</w:t>
       </w:r>
     </w:p>
     <w:p>
@@ -6541,7 +8539,7 @@
           <w:color w:val="4672C4"/>
           <w:sz w:val="22"/>
         </w:rPr>
-        <w:t>&gt;&gt; Section9e - Depenses non-alimentaires - 6 mois</w:t>
+        <w:t>&gt;&gt; Section16a - Champs et parcelles</w:t>
       </w:r>
     </w:p>
     <w:p>
@@ -6552,35 +8550,9 @@
         <w:rPr>
           <w:sz w:val="20"/>
         </w:rPr>
-        <w:t xml:space="preserve">- Peu plausible! le montant de la dépense pour Ampoules électriques pour le logement semble élevé. Veuillez, s'il vous plaît, confirmer cette information avec le QG ou la corriger. </w:t>
-        <w:br/>
-        <w:t xml:space="preserve">- Peu plausible! le montant de la dépense pour Chaussures enfants semble élevé. Veuillez, s'il vous plaît, confirmer cette information avec le QG ou la corriger. </w:t>
-        <w:br/>
-        <w:t xml:space="preserve">- Peu plausible! le montant de la dépense pour Chaussures femmes semble élevé. Veuillez, s'il vous plaît, confirmer cette information avec le QG ou la corriger. </w:t>
-        <w:br/>
-        <w:t xml:space="preserve">- Peu plausible! le montant de la dépense pour Chaussures hommes semble élevé. Veuillez, s'il vous plaît, confirmer cette information avec le QG ou la corriger. </w:t>
-        <w:br/>
-        <w:t xml:space="preserve">- Peu plausible! le montant de la dépense pour Frais de confection et de réparation de vêtements enfants semble élevé. Veuillez, s'il vous plaît, confirmer cette information avec le QG ou la corriger. </w:t>
-        <w:br/>
-        <w:t xml:space="preserve">- Peu plausible! le montant de la dépense pour Frais de confection et de réparation de vêtements femme: robe, pantalon, jupe, ensemble, réparation, location, etc. semble élevé. Veuillez, s'il vous plaît, confirmer cette information avec le QG ou la corriger. </w:t>
-        <w:br/>
-        <w:t xml:space="preserve">- Peu plausible! le montant de la dépense pour Frais de confection et de réparation de vêtements homme: ensemble, pantalon, chemise, réparation, location vêtement, etc. semble élevé. Veuillez, s'il vous plaît, confirmer cette information avec le QG ou la corriger. </w:t>
-        <w:br/>
-        <w:t xml:space="preserve">- Peu plausible! le montant de la dépense pour Lubrifiants (huile moteur; huile de frein; liquide batterie (acide); graisses; autres lubrifiants n.d.a.) semble élevé. Veuillez, s'il vous plaît, confirmer cette information avec le QG ou la corriger. </w:t>
-        <w:br/>
-        <w:t xml:space="preserve">- Peu plausible! le montant de la dépense pour Parfums semble élevé. Veuillez, s'il vous plaît, confirmer cette information avec le QG ou la corriger. </w:t>
-        <w:br/>
-        <w:t xml:space="preserve">- Peu plausible! le montant de la dépense pour Sous-vêtements femme (15 ans et plus): slip, jupon, tee shirt,soutien gorge, collant, etc. semble élevé. Veuillez, s'il vous plaît, confirmer cette information avec le QG ou la corriger. </w:t>
-        <w:br/>
-        <w:t xml:space="preserve">- Peu plausible! le montant de la dépense pour Sous-vêtements homme (15 ans et plus): slip, chaussettes, tee shirt et maillot de corps, etc. semble élevé. Veuillez, s'il vous plaît, confirmer cette information avec le QG ou la corriger. </w:t>
-        <w:br/>
-        <w:t xml:space="preserve">- Peu plausible! le montant de la dépense pour Tissus d'habillement: tissus pagne, tissu pagne du tisserand, tissu synthétique, etc. semble élevé. Veuillez, s'il vous plaît, confirmer cette information avec le QG ou la corriger. </w:t>
-        <w:br/>
-        <w:t xml:space="preserve">- Peu plausible! le montant de la dépense pour Vêtements enfants (0-14 ans): layette pour bébé, chemise, pantalon garçon, robe fillette, slip enfant, blouses, etc. (Pas inclure les uniformes scolaires) semble élevé. Veuillez, s'il vous plaît, confirmer cette information avec le QG ou la corriger. </w:t>
-        <w:br/>
-        <w:t xml:space="preserve">- Peu plausible! le montant de la dépense pour Vêtements femmes (15 ans et plus): robe, jupe, pantalon, ensemble, etc. semble élevé. Veuillez, s'il vous plaît, confirmer cette information avec le QG ou la corriger. </w:t>
-        <w:br/>
-        <w:t>- Peu plausible! le montant de la dépense pour Vêtements hommes (15 ans et plus): chemise, pantalon, veste, ensemble, vêtements de travail, etc. semble élevé. Veuillez, s'il vous plaît, confirmer cette information avec le QG ou la corriger.</w:t>
+        <w:t xml:space="preserve">- Le nombre de jours total de la main-d'oeuvre non-familiale sur cette parcelle Parcelle d’arachide au cours de la campagne pour la période de préparation du sol (labour) est de 27 jours qui semble faible ou élevé. Merci de corriger. Le nombre de jours total de la main-d'oeuvre non-familiale sur cette parcelle Parcelle d’arachide au cours de la campagne pour la période d'entretien du sol (sarclage, etc.) est de 25 jours qui semble faible ou élevé. Merci de corriger. Le salaire total payé de toutes catégories confondues par le ménage SIDY LAMINE CAMARA pour la main-d'oeuvre non-familiale sur la parcelle Parcelle d’arachide au cours de la campagne pour la période d'entretien du sol (sarclage, etc.) est de 100000 qui semble élevé ou faible. Merci de corriger. Le salaire total payé de toutes catégories confondues par le ménage SIDY LAMINE CAMARA pour la main-d'oeuvre non-familiale sur la parcelle Parcelle d’arachide au cours de la campagne pour la période des récoltes est de 0 qui semble élevé ou faible. Merci de corriger. Le document légal (titre, acte, certificat etc. ) qui affirme votre possession de la parcelle Parcelle d’arachide est  et semble exister dans les modalités, prière de prendre attache avec le QG pour plus d'explication afin de la classer bien. </w:t>
+        <w:br/>
+        <w:t>- Le nombre de jours total de la main-d'oeuvre non-familiale sur cette parcelle Parcelle d’arachide au cours de la campagne pour la période de préparation du sol (labour) est de 30 jours qui semble faible ou élevé. Merci de corriger. Le nombre de jours total de la main-d'oeuvre non-familiale sur cette parcelle Parcelle d’arachide au cours de la campagne pour la période d'entretien du sol (sarclage, etc.) est de 25 jours qui semble faible ou élevé. Merci de corriger. Le salaire total payé de toutes catégories confondues par le ménage SIDY LAMINE CAMARA pour la main-d'oeuvre non-familiale sur la parcelle Parcelle d’arachide au cours de la campagne pour la période des récoltes est de 0 qui semble élevé ou faible. Merci de corriger. Le document légal (titre, acte, certificat etc. ) qui affirme votre possession de la parcelle Parcelle d’arachide est  et semble exister dans les modalités, prière de prendre attache avec le QG pour plus d'explication afin de la classer bien.</w:t>
       </w:r>
     </w:p>
     <w:p>
@@ -6590,7 +8562,7 @@
           <w:color w:val="4672C4"/>
           <w:sz w:val="22"/>
         </w:rPr>
-        <w:t>&gt;&gt; Section10b - caracteristiques entreprise non agricole</w:t>
+        <w:t>&gt;&gt; Section16c - Cultures</w:t>
       </w:r>
     </w:p>
     <w:p>
@@ -6601,11 +8573,7 @@
         <w:rPr>
           <w:sz w:val="20"/>
         </w:rPr>
-        <w:t xml:space="preserve">- Les informations sur ces entrepises non agricole manquent, prière de les renseigner. Le montant obtenus sur les services rendus par l'entreprise ##N/A## au cours des 30 derniers jours ou durant le dernier mois où l'entreprise a fonctionné n'a pas été renseigné, prière de mettre de 0 si l'entreprise n'a pas rendu de service. Prière de renseigner les montants dans les champs (s10q46 s10q47 s10q48 s10q49 s10q50 s10q51 s10q52 s10q53 s10q54 s10q55 s10q56 s10q57), mettre 0 si l'entreprise ##N/A## n'a pas effectué des dépenses ou faire des reventes des marchandises ou des produits ou rendre de service.Cette entreprise ##N/A## dit avoir obtenu une valeur sur les marchandises vendu en etat, les marchandises vendu après transformation et les services rendus. Prière de corriger. Cette entreprise ##N/A## dit avoir obtenu une valeur sur les marchandises vendu en etat et les marchandises vendu après transformation. La main d'oeuvre familiale pour Adama Camara ayant travaillé dans cette entreprise ##N/A## aucours des 12 derniers mois n'est pas renseigner. Prière de reneigner toutes les informations qui lui concerne. La main d'oeuvre sariale de Adama Camara ayant travaillé dans cette entreprise ##N/A## aucours des 30 derniers jours n'est pas renseigner. Prière de reneigner toutes les informations qui lui concerne. </w:t>
-        <w:br/>
-        <w:t xml:space="preserve">- Les informations sur ces entrepises non agricole manquent, prière de les renseigner. Le montant obtenus sur les services rendus par l'entreprise ##N/A## au cours des 30 derniers jours ou durant le dernier mois où l'entreprise a fonctionné n'a pas été renseigné, prière de mettre de 0 si l'entreprise n'a pas rendu de service. Prière de renseigner les montants dans les champs (s10q46 s10q47 s10q48 s10q49 s10q50 s10q51 s10q52 s10q53 s10q54 s10q55 s10q56 s10q57), mettre 0 si l'entreprise ##N/A## n'a pas effectué des dépenses ou faire des reventes des marchandises ou des produits ou rendre de service.Cette entreprise ##N/A## dit avoir obtenu une valeur sur les marchandises vendu en etat, les marchandises vendu après transformation et les services rendus. Prière de corriger. Cette entreprise ##N/A## dit avoir obtenu une valeur sur les marchandises vendu en etat et les marchandises vendu après transformation. La main d'oeuvre familiale pour Hawa Samoura ayant travaillé dans cette entreprise ##N/A## aucours des 12 derniers mois n'est pas renseigner. Prière de reneigner toutes les informations qui lui concerne. La main d'oeuvre sariale de Hawa Samoura ayant travaillé dans cette entreprise ##N/A## aucours des 30 derniers jours n'est pas renseigner. Prière de reneigner toutes les informations qui lui concerne. </w:t>
-        <w:br/>
-        <w:t>- Les informations sur ces entrepises non agricole manquent, prière de les renseigner. Le montant obtenus sur les services rendus par l'entreprise ##N/A## au cours des 30 derniers jours ou durant le dernier mois où l'entreprise a fonctionné n'a pas été renseigné, prière de mettre de 0 si l'entreprise n'a pas rendu de service. Prière de renseigner les montants dans les champs (s10q46 s10q47 s10q48 s10q49 s10q50 s10q51 s10q52 s10q53 s10q54 s10q55 s10q56 s10q57), mettre 0 si l'entreprise ##N/A## n'a pas effectué des dépenses ou faire des reventes des marchandises ou des produits ou rendre de service.Cette entreprise ##N/A## dit avoir obtenu une valeur sur les marchandises vendu en etat, les marchandises vendu après transformation et les services rendus. Prière de corriger. Cette entreprise ##N/A## dit avoir obtenu une valeur sur les marchandises vendu en etat et les marchandises vendu après transformation. La main d'oeuvre familiale pour Moussou koura Camara ayant travaillé dans cette entreprise ##N/A## aucours des 12 derniers mois n'est pas renseigner. Prière de reneigner toutes les informations qui lui concerne. La main d'oeuvre sariale de Moussou koura Camara ayant travaillé dans cette entreprise ##N/A## aucours des 30 derniers jours n'est pas renseigner. Prière de reneigner toutes les informations qui lui concerne. Le noms de l'entreprise conducteur de 7 places ne doit pas contenir de chiffre et doit être bien renseigné, prière de bien renseigné .</w:t>
+        <w:t>- La quantité estimée en Kg est incorrecte (Exemple : si le ménage a eu 10 sacs de 100kg = 10*100=1000kg), prière de corriger merci.</w:t>
       </w:r>
     </w:p>
     <w:p>
@@ -6615,7 +8583,7 @@
           <w:color w:val="4672C4"/>
           <w:sz w:val="22"/>
         </w:rPr>
-        <w:t>&gt;&gt; Section12 - Actifs du menage</w:t>
+        <w:t>&gt;&gt; Section19 - Equipements agricoles</w:t>
       </w:r>
     </w:p>
     <w:p>
@@ -6626,73 +8594,8 @@
         <w:rPr>
           <w:sz w:val="20"/>
         </w:rPr>
-        <w:t xml:space="preserve">- Le nombre d'article ( Lit)  dans ce ménages est élevé (13), prière de corriger ou confirmer avec le QG. </w:t>
-        <w:br/>
-        <w:t xml:space="preserve">- Le nombre d'article ( Matelas simple)  dans ce ménages est élevé (17), prière de corriger ou confirmer avec le QG. </w:t>
-        <w:br/>
-        <w:t>- Le nombre d'article ( Téléphone portable)  dans ce ménages est élevé (15), prière de corriger ou confirmer avec le QG.</w:t>
-      </w:r>
-    </w:p>
-    <w:p>
-      <w:r>
-        <w:rPr>
-          <w:b/>
-          <w:color w:val="4672C4"/>
-          <w:sz w:val="22"/>
-        </w:rPr>
-        <w:t>&gt;&gt; Section13b - Transferta emis</w:t>
-      </w:r>
-    </w:p>
-    <w:p>
-      <w:pPr>
-        <w:ind w:left="283"/>
-      </w:pPr>
-      <w:r>
-        <w:rPr>
-          <w:sz w:val="20"/>
-        </w:rPr>
-        <w:t>- L'enquêteur prière de fournir d'effort pour avoir le niveau d'étude et l'âge de celui qui a béneficié de l'argent dans la section 13b (Transfert emis). L'âge du béneficiaire d'argent dans la section 13b (Transfert emis) semble incoherent voir élévé, prière de verifier ou corriger.</w:t>
-      </w:r>
-    </w:p>
-    <w:p>
-      <w:r>
-        <w:rPr>
-          <w:b/>
-          <w:color w:val="4672C4"/>
-          <w:sz w:val="22"/>
-        </w:rPr>
-        <w:t>&gt;&gt; Section16a - Champs et parcelles</w:t>
-      </w:r>
-    </w:p>
-    <w:p>
-      <w:pPr>
-        <w:ind w:left="283"/>
-      </w:pPr>
-      <w:r>
-        <w:rPr>
-          <w:sz w:val="20"/>
-        </w:rPr>
-        <w:t>- La superficie de la parcelle jardin lamine est de .a , elle doit être renseignée et ne doit pas contenir des chiffres de 9999 ou 0. Prière de corriger. Incoherence! Le nombre de minutes (.a minutes) pour se rendre dans la parcelle jardin lamine est trop élevé, prière de corriger. Nous constatons que la question qui porte sur la mésure du champs de la parcelle jardin lamine n'a pas été renseigné, la collecte était-il encours ou s'agit-il de quoi ? prière de verifier et corriger.</w:t>
-      </w:r>
-    </w:p>
-    <w:p>
-      <w:r>
-        <w:rPr>
-          <w:b/>
-          <w:color w:val="4672C4"/>
-          <w:sz w:val="22"/>
-        </w:rPr>
-        <w:t>&gt;&gt; Section19 - Equipements agricoles</w:t>
-      </w:r>
-    </w:p>
-    <w:p>
-      <w:pPr>
-        <w:ind w:left="283"/>
-      </w:pPr>
-      <w:r>
-        <w:rPr>
-          <w:sz w:val="20"/>
-        </w:rPr>
+        <w:t xml:space="preserve">- Attention ! Animaux de labour a été revendu à 275000 Fcfa qui est relativement élevé par rapport aux autres prix de revente observés dans cette zone. Prière de corriger ou de confirmer avec le QG. </w:t>
+        <w:br/>
         <w:t>- Attention ! Herse a été revendu à 80000 Fcfa qui est relativement élevé par rapport aux autres prix de revente observés dans cette zone. Prière de corriger ou de confirmer avec le QG.</w:t>
       </w:r>
     </w:p>
